--- a/develop/guidelines/guidelines_editor-manual_v1.docx
+++ b/develop/guidelines/guidelines_editor-manual_v1.docx
@@ -12713,7 +12713,7 @@
     </w:p>
     <w:bookmarkEnd w:id="181"/>
     <w:bookmarkEnd w:id="182"/>
-    <w:bookmarkStart w:id="189" w:name="document-review-and-git-workflow"/>
+    <w:bookmarkStart w:id="190" w:name="document-review-and-git-workflow"/>
     <w:p>
       <w:pPr>
         <w:pStyle w:val="Heading1"/>
@@ -13188,7 +13188,7 @@
       </w:hyperlink>
     </w:p>
     <w:bookmarkEnd w:id="186"/>
-    <w:bookmarkStart w:id="188" w:name="releasing-official-documentation"/>
+    <w:bookmarkStart w:id="189" w:name="releasing-official-documentation"/>
     <w:p>
       <w:pPr>
         <w:pStyle w:val="Heading2"/>
@@ -13342,16 +13342,25 @@
           <w:rPr>
             <w:rStyle w:val="Hyperlink"/>
           </w:rPr>
-          <w:t xml:space="preserve">https://eea.github.io/CLMS_documents/main/index.html</w:t>
+          <w:t xml:space="preserve">https://library.land.copernicus.eu/</w:t>
         </w:r>
       </w:hyperlink>
     </w:p>
+    <w:bookmarkStart w:id="188" w:name="version-number-assignment"/>
+    <w:p>
+      <w:pPr>
+        <w:pStyle w:val="Heading3"/>
+      </w:pPr>
+      <w:r>
+        <w:t xml:space="preserve">15.3.1 Version Number Assignment</w:t>
+      </w:r>
+    </w:p>
     <w:p>
       <w:pPr>
         <w:pStyle w:val="FirstParagraph"/>
       </w:pPr>
       <w:r>
-        <w:t xml:space="preserve">Version numbers for both pre-releases and official releases are</w:t>
+        <w:t xml:space="preserve">Version numbers are</w:t>
       </w:r>
       <w:r>
         <w:t xml:space="preserve"> </w:t>
@@ -13367,18 +13376,1417 @@
         <w:t xml:space="preserve"> </w:t>
       </w:r>
       <w:r>
-        <w:t xml:space="preserve">as part of the release workflow.</w:t>
+        <w:t xml:space="preserve">during the release workflow using semantic versioning (major.minor.patch format).</w:t>
+      </w:r>
+    </w:p>
+    <w:p>
+      <w:pPr>
+        <w:pStyle w:val="BodyText"/>
+      </w:pPr>
+      <w:r>
+        <w:t xml:space="preserve">When documents are merged into the</w:t>
+      </w:r>
+      <w:r>
+        <w:t xml:space="preserve"> </w:t>
+      </w:r>
+      <w:r>
+        <w:rPr>
+          <w:rStyle w:val="VerbatimChar"/>
+        </w:rPr>
+        <w:t xml:space="preserve">main</w:t>
+      </w:r>
+      <w:r>
+        <w:t xml:space="preserve"> </w:t>
+      </w:r>
+      <w:r>
+        <w:t xml:space="preserve">branch:</w:t>
+      </w:r>
+    </w:p>
+    <w:p>
+      <w:pPr>
+        <w:pStyle w:val="Compact"/>
+        <w:numPr>
+          <w:ilvl w:val="0"/>
+          <w:numId w:val="1048"/>
+        </w:numPr>
+      </w:pPr>
+      <w:r>
+        <w:t xml:space="preserve">An AI service analyzes the changes made to each modified document</w:t>
+      </w:r>
+    </w:p>
+    <w:p>
+      <w:pPr>
+        <w:pStyle w:val="Compact"/>
+        <w:numPr>
+          <w:ilvl w:val="0"/>
+          <w:numId w:val="1048"/>
+        </w:numPr>
+      </w:pPr>
+      <w:r>
+        <w:t xml:space="preserve">Based on the scope and nature of changes, it assigns the next appropriate version number</w:t>
+      </w:r>
+    </w:p>
+    <w:p>
+      <w:pPr>
+        <w:pStyle w:val="Compact"/>
+        <w:numPr>
+          <w:ilvl w:val="0"/>
+          <w:numId w:val="1048"/>
+        </w:numPr>
+      </w:pPr>
+      <w:r>
+        <w:t xml:space="preserve">Minor changes (typos, small clarifications) increment the patch version (e.g., 2.1.0 → 2.1.1)</w:t>
+      </w:r>
+    </w:p>
+    <w:p>
+      <w:pPr>
+        <w:pStyle w:val="Compact"/>
+        <w:numPr>
+          <w:ilvl w:val="0"/>
+          <w:numId w:val="1048"/>
+        </w:numPr>
+      </w:pPr>
+      <w:r>
+        <w:t xml:space="preserve">New content or features increment the minor version (e.g., 2.1.0 → 2.2.0)</w:t>
+      </w:r>
+    </w:p>
+    <w:p>
+      <w:pPr>
+        <w:pStyle w:val="Compact"/>
+        <w:numPr>
+          <w:ilvl w:val="0"/>
+          <w:numId w:val="1048"/>
+        </w:numPr>
+      </w:pPr>
+      <w:r>
+        <w:t xml:space="preserve">Breaking changes or major rewrites increment the major version (e.g., 2.1.0 → 3.0.0, which may also update the filename from v2 to v3)</w:t>
+      </w:r>
+    </w:p>
+    <w:p>
+      <w:pPr>
+        <w:pStyle w:val="FirstParagraph"/>
+      </w:pPr>
+      <w:r>
+        <w:t xml:space="preserve">The major version number in your document filename (e.g.,</w:t>
+      </w:r>
+      <w:r>
+        <w:t xml:space="preserve"> </w:t>
+      </w:r>
+      <w:r>
+        <w:rPr>
+          <w:rStyle w:val="VerbatimChar"/>
+        </w:rPr>
+        <w:t xml:space="preserve">document_name_v2.qmd</w:t>
+      </w:r>
+      <w:r>
+        <w:t xml:space="preserve">) represents the base major version. The complete version tracking is managed automatically by the Technical Library system.</w:t>
       </w:r>
     </w:p>
     <w:bookmarkEnd w:id="188"/>
     <w:bookmarkEnd w:id="189"/>
-    <w:bookmarkStart w:id="190" w:name="change-log"/>
+    <w:bookmarkEnd w:id="190"/>
+    <w:bookmarkStart w:id="207" w:name="X44d7a9579115b9d20857913a8989ca18039626a"/>
     <w:p>
       <w:pPr>
         <w:pStyle w:val="Heading1"/>
       </w:pPr>
       <w:r>
-        <w:t xml:space="preserve">16. Change Log</w:t>
+        <w:t xml:space="preserve">16. Restoring Previous Documentation Versions</w:t>
+      </w:r>
+    </w:p>
+    <w:p>
+      <w:pPr>
+        <w:pStyle w:val="FirstParagraph"/>
+      </w:pPr>
+      <w:r>
+        <w:t xml:space="preserve">The restore feature lets you fetch any published version of a documentation file into your local project. This is useful when you need to recover deleted content, start from a previous version, or review what changed between releases.</w:t>
+      </w:r>
+    </w:p>
+    <w:bookmarkStart w:id="191" w:name="quick-reference"/>
+    <w:p>
+      <w:pPr>
+        <w:pStyle w:val="Heading2"/>
+      </w:pPr>
+      <w:r>
+        <w:t xml:space="preserve">16.1 Quick Reference</w:t>
+      </w:r>
+    </w:p>
+    <w:p>
+      <w:pPr>
+        <w:pStyle w:val="SourceCode"/>
+      </w:pPr>
+      <w:r>
+        <w:rPr>
+          <w:rStyle w:val="CommentTok"/>
+        </w:rPr>
+        <w:t xml:space="preserve"># List all published files and their versions</w:t>
+      </w:r>
+      <w:r>
+        <w:br/>
+      </w:r>
+      <w:r>
+        <w:rPr>
+          <w:rStyle w:val="FunctionTok"/>
+        </w:rPr>
+        <w:t xml:space="preserve">git</w:t>
+      </w:r>
+      <w:r>
+        <w:rPr>
+          <w:rStyle w:val="NormalTok"/>
+        </w:rPr>
+        <w:t xml:space="preserve"> docs-restore </w:t>
+      </w:r>
+      <w:r>
+        <w:rPr>
+          <w:rStyle w:val="AttributeTok"/>
+        </w:rPr>
+        <w:t xml:space="preserve">--list-all</w:t>
+      </w:r>
+      <w:r>
+        <w:br/>
+      </w:r>
+      <w:r>
+        <w:br/>
+      </w:r>
+      <w:r>
+        <w:rPr>
+          <w:rStyle w:val="CommentTok"/>
+        </w:rPr>
+        <w:t xml:space="preserve"># List all versions for a specific file</w:t>
+      </w:r>
+      <w:r>
+        <w:br/>
+      </w:r>
+      <w:r>
+        <w:rPr>
+          <w:rStyle w:val="FunctionTok"/>
+        </w:rPr>
+        <w:t xml:space="preserve">git</w:t>
+      </w:r>
+      <w:r>
+        <w:rPr>
+          <w:rStyle w:val="NormalTok"/>
+        </w:rPr>
+        <w:t xml:space="preserve"> docs-restore </w:t>
+      </w:r>
+      <w:r>
+        <w:rPr>
+          <w:rStyle w:val="AttributeTok"/>
+        </w:rPr>
+        <w:t xml:space="preserve">--list</w:t>
+      </w:r>
+      <w:r>
+        <w:rPr>
+          <w:rStyle w:val="NormalTok"/>
+        </w:rPr>
+        <w:t xml:space="preserve"> docs/CLMS_HRL-Forest_PUM_v2.qmd</w:t>
+      </w:r>
+      <w:r>
+        <w:br/>
+      </w:r>
+      <w:r>
+        <w:br/>
+      </w:r>
+      <w:r>
+        <w:rPr>
+          <w:rStyle w:val="CommentTok"/>
+        </w:rPr>
+        <w:t xml:space="preserve"># Restore a specific version</w:t>
+      </w:r>
+      <w:r>
+        <w:br/>
+      </w:r>
+      <w:r>
+        <w:rPr>
+          <w:rStyle w:val="FunctionTok"/>
+        </w:rPr>
+        <w:t xml:space="preserve">git</w:t>
+      </w:r>
+      <w:r>
+        <w:rPr>
+          <w:rStyle w:val="NormalTok"/>
+        </w:rPr>
+        <w:t xml:space="preserve"> docs-restore docs/CLMS_HRL-Forest_PUM_v2.qmd 2.0.0</w:t>
+      </w:r>
+      <w:r>
+        <w:br/>
+      </w:r>
+      <w:r>
+        <w:br/>
+      </w:r>
+      <w:r>
+        <w:rPr>
+          <w:rStyle w:val="CommentTok"/>
+        </w:rPr>
+        <w:t xml:space="preserve"># Restore the latest published version</w:t>
+      </w:r>
+      <w:r>
+        <w:br/>
+      </w:r>
+      <w:r>
+        <w:rPr>
+          <w:rStyle w:val="FunctionTok"/>
+        </w:rPr>
+        <w:t xml:space="preserve">git</w:t>
+      </w:r>
+      <w:r>
+        <w:rPr>
+          <w:rStyle w:val="NormalTok"/>
+        </w:rPr>
+        <w:t xml:space="preserve"> docs-restore </w:t>
+      </w:r>
+      <w:r>
+        <w:rPr>
+          <w:rStyle w:val="AttributeTok"/>
+        </w:rPr>
+        <w:t xml:space="preserve">--latest</w:t>
+      </w:r>
+      <w:r>
+        <w:rPr>
+          <w:rStyle w:val="NormalTok"/>
+        </w:rPr>
+        <w:t xml:space="preserve"> docs/CLMS_HRL-Forest_PUM_v2.qmd</w:t>
+      </w:r>
+    </w:p>
+    <w:bookmarkEnd w:id="191"/>
+    <w:bookmarkStart w:id="192" w:name="what-restore-means"/>
+    <w:p>
+      <w:pPr>
+        <w:pStyle w:val="Heading2"/>
+      </w:pPr>
+      <w:r>
+        <w:t xml:space="preserve">16.2 What</w:t>
+      </w:r>
+      <w:r>
+        <w:t xml:space="preserve"> </w:t>
+      </w:r>
+      <w:r>
+        <w:t xml:space="preserve">“Restore”</w:t>
+      </w:r>
+      <w:r>
+        <w:t xml:space="preserve"> </w:t>
+      </w:r>
+      <w:r>
+        <w:t xml:space="preserve">Means</w:t>
+      </w:r>
+    </w:p>
+    <w:p>
+      <w:pPr>
+        <w:pStyle w:val="FirstParagraph"/>
+      </w:pPr>
+      <w:r>
+        <w:rPr>
+          <w:b/>
+          <w:bCs/>
+        </w:rPr>
+        <w:t xml:space="preserve">Restore fetches a file to your local project</w:t>
+      </w:r>
+      <w:r>
+        <w:t xml:space="preserve"> </w:t>
+      </w:r>
+      <w:r>
+        <w:t xml:space="preserve">- it doesn’t roll back or change anything in the published Technical Library. You’re getting a copy of a previous version that you can work on, edit, and eventually publish as a new version.</w:t>
+      </w:r>
+    </w:p>
+    <w:p>
+      <w:pPr>
+        <w:pStyle w:val="BodyText"/>
+      </w:pPr>
+      <w:r>
+        <w:t xml:space="preserve">Think of it as</w:t>
+      </w:r>
+      <w:r>
+        <w:t xml:space="preserve"> </w:t>
+      </w:r>
+      <w:r>
+        <w:t xml:space="preserve">“start editing from version X”</w:t>
+      </w:r>
+      <w:r>
+        <w:t xml:space="preserve"> </w:t>
+      </w:r>
+      <w:r>
+        <w:t xml:space="preserve">rather than</w:t>
+      </w:r>
+      <w:r>
+        <w:t xml:space="preserve"> </w:t>
+      </w:r>
+      <w:r>
+        <w:t xml:space="preserve">“undo to version X in the library.”</w:t>
+      </w:r>
+    </w:p>
+    <w:bookmarkEnd w:id="192"/>
+    <w:bookmarkStart w:id="193" w:name="common-scenarios"/>
+    <w:p>
+      <w:pPr>
+        <w:pStyle w:val="Heading2"/>
+      </w:pPr>
+      <w:r>
+        <w:t xml:space="preserve">16.3 Common Scenarios</w:t>
+      </w:r>
+    </w:p>
+    <w:p>
+      <w:pPr>
+        <w:pStyle w:val="FirstParagraph"/>
+      </w:pPr>
+      <w:r>
+        <w:rPr>
+          <w:b/>
+          <w:bCs/>
+        </w:rPr>
+        <w:t xml:space="preserve">Recovering deleted content:</w:t>
+      </w:r>
+      <w:r>
+        <w:t xml:space="preserve"> </w:t>
+      </w:r>
+      <w:r>
+        <w:t xml:space="preserve">You accidentally removed an important section from your local file. Restore the latest published version to get it back, then continue editing.</w:t>
+      </w:r>
+    </w:p>
+    <w:p>
+      <w:pPr>
+        <w:pStyle w:val="BodyText"/>
+      </w:pPr>
+      <w:r>
+        <w:rPr>
+          <w:b/>
+          <w:bCs/>
+        </w:rPr>
+        <w:t xml:space="preserve">Starting from a previous version:</w:t>
+      </w:r>
+      <w:r>
+        <w:t xml:space="preserve"> </w:t>
+      </w:r>
+      <w:r>
+        <w:t xml:space="preserve">Version 2.2.0 introduced problems. Restore version 2.0.0, make corrections, and publish. When the library is released, your changes will be assigned a new version number based on their scope.</w:t>
+      </w:r>
+    </w:p>
+    <w:p>
+      <w:pPr>
+        <w:pStyle w:val="BodyText"/>
+      </w:pPr>
+      <w:r>
+        <w:rPr>
+          <w:b/>
+          <w:bCs/>
+        </w:rPr>
+        <w:t xml:space="preserve">Bringing back a deleted file:</w:t>
+      </w:r>
+      <w:r>
+        <w:t xml:space="preserve"> </w:t>
+      </w:r>
+      <w:r>
+        <w:t xml:space="preserve">A file was removed from your project but still exists in the Technical Library. Restore it to recreate the file locally, then you can update and republish it.</w:t>
+      </w:r>
+    </w:p>
+    <w:bookmarkEnd w:id="193"/>
+    <w:bookmarkStart w:id="194" w:name="the-workflow"/>
+    <w:p>
+      <w:pPr>
+        <w:pStyle w:val="Heading2"/>
+      </w:pPr>
+      <w:r>
+        <w:t xml:space="preserve">16.4 The Workflow</w:t>
+      </w:r>
+    </w:p>
+    <w:p>
+      <w:pPr>
+        <w:pStyle w:val="FirstParagraph"/>
+      </w:pPr>
+      <w:r>
+        <w:t xml:space="preserve">Here’s what happens when you restore and publish:</w:t>
+      </w:r>
+    </w:p>
+    <w:p>
+      <w:pPr>
+        <w:pStyle w:val="Compact"/>
+        <w:numPr>
+          <w:ilvl w:val="0"/>
+          <w:numId w:val="1049"/>
+        </w:numPr>
+      </w:pPr>
+      <w:r>
+        <w:rPr>
+          <w:b/>
+          <w:bCs/>
+        </w:rPr>
+        <w:t xml:space="preserve">Restore:</w:t>
+      </w:r>
+      <w:r>
+        <w:t xml:space="preserve"> </w:t>
+      </w:r>
+      <w:r>
+        <w:t xml:space="preserve">Fetch version 2.0.0 of</w:t>
+      </w:r>
+      <w:r>
+        <w:t xml:space="preserve"> </w:t>
+      </w:r>
+      <w:r>
+        <w:rPr>
+          <w:rStyle w:val="VerbatimChar"/>
+        </w:rPr>
+        <w:t xml:space="preserve">docs/CLMS_HRL-Forest_PUM_v2.qmd</w:t>
+      </w:r>
+      <w:r>
+        <w:t xml:space="preserve"> </w:t>
+      </w:r>
+      <w:r>
+        <w:t xml:space="preserve">to your project</w:t>
+      </w:r>
+    </w:p>
+    <w:p>
+      <w:pPr>
+        <w:pStyle w:val="Compact"/>
+        <w:numPr>
+          <w:ilvl w:val="0"/>
+          <w:numId w:val="1049"/>
+        </w:numPr>
+      </w:pPr>
+      <w:r>
+        <w:rPr>
+          <w:b/>
+          <w:bCs/>
+        </w:rPr>
+        <w:t xml:space="preserve">Edit:</w:t>
+      </w:r>
+      <w:r>
+        <w:t xml:space="preserve"> </w:t>
+      </w:r>
+      <w:r>
+        <w:t xml:space="preserve">Make changes locally (file is still named</w:t>
+      </w:r>
+      <w:r>
+        <w:t xml:space="preserve"> </w:t>
+      </w:r>
+      <w:r>
+        <w:rPr>
+          <w:rStyle w:val="VerbatimChar"/>
+        </w:rPr>
+        <w:t xml:space="preserve">CLMS_HRL-Forest_PUM_v2.qmd</w:t>
+      </w:r>
+      <w:r>
+        <w:t xml:space="preserve">)</w:t>
+      </w:r>
+    </w:p>
+    <w:p>
+      <w:pPr>
+        <w:pStyle w:val="Compact"/>
+        <w:numPr>
+          <w:ilvl w:val="0"/>
+          <w:numId w:val="1049"/>
+        </w:numPr>
+      </w:pPr>
+      <w:r>
+        <w:rPr>
+          <w:b/>
+          <w:bCs/>
+        </w:rPr>
+        <w:t xml:space="preserve">Publish to develop:</w:t>
+      </w:r>
+      <w:r>
+        <w:t xml:space="preserve"> </w:t>
+      </w:r>
+      <w:r>
+        <w:t xml:space="preserve">Push changes with</w:t>
+      </w:r>
+      <w:r>
+        <w:t xml:space="preserve"> </w:t>
+      </w:r>
+      <w:r>
+        <w:rPr>
+          <w:rStyle w:val="VerbatimChar"/>
+        </w:rPr>
+        <w:t xml:space="preserve">git docs-publish</w:t>
+      </w:r>
+      <w:r>
+        <w:t xml:space="preserve"> </w:t>
+      </w:r>
+      <w:r>
+        <w:t xml:space="preserve">- your document appears in the develop environment for preview</w:t>
+      </w:r>
+    </w:p>
+    <w:p>
+      <w:pPr>
+        <w:pStyle w:val="Compact"/>
+        <w:numPr>
+          <w:ilvl w:val="0"/>
+          <w:numId w:val="1049"/>
+        </w:numPr>
+      </w:pPr>
+      <w:r>
+        <w:rPr>
+          <w:b/>
+          <w:bCs/>
+        </w:rPr>
+        <w:t xml:space="preserve">Release process:</w:t>
+      </w:r>
+      <w:r>
+        <w:t xml:space="preserve"> </w:t>
+      </w:r>
+      <w:r>
+        <w:t xml:space="preserve">When the Technical Library is released (develop → test → main), AI analyzes your changes and assigns the next version number</w:t>
+      </w:r>
+    </w:p>
+    <w:p>
+      <w:pPr>
+        <w:pStyle w:val="Compact"/>
+        <w:numPr>
+          <w:ilvl w:val="0"/>
+          <w:numId w:val="1049"/>
+        </w:numPr>
+      </w:pPr>
+      <w:r>
+        <w:rPr>
+          <w:b/>
+          <w:bCs/>
+        </w:rPr>
+        <w:t xml:space="preserve">Result:</w:t>
+      </w:r>
+      <w:r>
+        <w:t xml:space="preserve"> </w:t>
+      </w:r>
+      <w:r>
+        <w:t xml:space="preserve">Your edited document appears in the Technical Library with a new version (e.g., 2.3.0 for new features, 2.2.1 for fixes, or 3.0.0 for breaking changes)</w:t>
+      </w:r>
+    </w:p>
+    <w:p>
+      <w:pPr>
+        <w:pStyle w:val="FirstParagraph"/>
+      </w:pPr>
+      <w:r>
+        <w:t xml:space="preserve">Note that version numbers are assigned only during the final release, not when you push to develop. See the</w:t>
+      </w:r>
+      <w:r>
+        <w:t xml:space="preserve"> </w:t>
+      </w:r>
+      <w:r>
+        <w:t xml:space="preserve">“Releasing Official Documentation”</w:t>
+      </w:r>
+      <w:r>
+        <w:t xml:space="preserve"> </w:t>
+      </w:r>
+      <w:r>
+        <w:t xml:space="preserve">section for details on how versioning works.</w:t>
+      </w:r>
+    </w:p>
+    <w:bookmarkEnd w:id="194"/>
+    <w:bookmarkStart w:id="197" w:name="checking-available-versions"/>
+    <w:p>
+      <w:pPr>
+        <w:pStyle w:val="Heading2"/>
+      </w:pPr>
+      <w:r>
+        <w:t xml:space="preserve">16.5 Checking Available Versions</w:t>
+      </w:r>
+    </w:p>
+    <w:bookmarkStart w:id="195" w:name="list-all-published-files"/>
+    <w:p>
+      <w:pPr>
+        <w:pStyle w:val="Heading3"/>
+      </w:pPr>
+      <w:r>
+        <w:t xml:space="preserve">16.5.1 List All Published Files</w:t>
+      </w:r>
+    </w:p>
+    <w:p>
+      <w:pPr>
+        <w:pStyle w:val="FirstParagraph"/>
+      </w:pPr>
+      <w:r>
+        <w:t xml:space="preserve">To see every documentation file with published versions:</w:t>
+      </w:r>
+    </w:p>
+    <w:p>
+      <w:pPr>
+        <w:pStyle w:val="SourceCode"/>
+      </w:pPr>
+      <w:r>
+        <w:rPr>
+          <w:rStyle w:val="FunctionTok"/>
+        </w:rPr>
+        <w:t xml:space="preserve">git</w:t>
+      </w:r>
+      <w:r>
+        <w:rPr>
+          <w:rStyle w:val="NormalTok"/>
+        </w:rPr>
+        <w:t xml:space="preserve"> docs-restore </w:t>
+      </w:r>
+      <w:r>
+        <w:rPr>
+          <w:rStyle w:val="AttributeTok"/>
+        </w:rPr>
+        <w:t xml:space="preserve">--list-all</w:t>
+      </w:r>
+    </w:p>
+    <w:p>
+      <w:pPr>
+        <w:pStyle w:val="FirstParagraph"/>
+      </w:pPr>
+      <w:r>
+        <w:t xml:space="preserve">Output shows the latest version, release date, and current status:</w:t>
+      </w:r>
+    </w:p>
+    <w:p>
+      <w:pPr>
+        <w:pStyle w:val="SourceCode"/>
+      </w:pPr>
+      <w:r>
+        <w:rPr>
+          <w:rStyle w:val="VerbatimChar"/>
+        </w:rPr>
+        <w:t xml:space="preserve">Published files for MyProject:</w:t>
+      </w:r>
+      <w:r>
+        <w:br/>
+      </w:r>
+      <w:r>
+        <w:br/>
+      </w:r>
+      <w:r>
+        <w:rPr>
+          <w:rStyle w:val="VerbatimChar"/>
+        </w:rPr>
+        <w:t xml:space="preserve">docs/CLMS_HRL-Forest_PUM_v2.qmd</w:t>
+      </w:r>
+      <w:r>
+        <w:br/>
+      </w:r>
+      <w:r>
+        <w:rPr>
+          <w:rStyle w:val="VerbatimChar"/>
+        </w:rPr>
+        <w:t xml:space="preserve">  latest: 2.2.0 (released: 2025-12-01)</w:t>
+      </w:r>
+      <w:r>
+        <w:br/>
+      </w:r>
+      <w:r>
+        <w:rPr>
+          <w:rStyle w:val="VerbatimChar"/>
+        </w:rPr>
+        <w:t xml:space="preserve">  status: active</w:t>
+      </w:r>
+      <w:r>
+        <w:br/>
+      </w:r>
+      <w:r>
+        <w:br/>
+      </w:r>
+      <w:r>
+        <w:rPr>
+          <w:rStyle w:val="VerbatimChar"/>
+        </w:rPr>
+        <w:t xml:space="preserve">docs/CLMS_Water-Bodies_ATBD_v1.qmd</w:t>
+      </w:r>
+      <w:r>
+        <w:br/>
+      </w:r>
+      <w:r>
+        <w:rPr>
+          <w:rStyle w:val="VerbatimChar"/>
+        </w:rPr>
+        <w:t xml:space="preserve">  latest: 1.5.0 (released: 2024-06-15)</w:t>
+      </w:r>
+      <w:r>
+        <w:br/>
+      </w:r>
+      <w:r>
+        <w:rPr>
+          <w:rStyle w:val="VerbatimChar"/>
+        </w:rPr>
+        <w:t xml:space="preserve">  status: deleted (deleted: 2025-01-10)</w:t>
+      </w:r>
+    </w:p>
+    <w:p>
+      <w:pPr>
+        <w:pStyle w:val="FirstParagraph"/>
+      </w:pPr>
+      <w:r>
+        <w:t xml:space="preserve">Files marked</w:t>
+      </w:r>
+      <w:r>
+        <w:t xml:space="preserve"> </w:t>
+      </w:r>
+      <w:r>
+        <w:t xml:space="preserve">“deleted”</w:t>
+      </w:r>
+      <w:r>
+        <w:t xml:space="preserve"> </w:t>
+      </w:r>
+      <w:r>
+        <w:t xml:space="preserve">were removed from your project but still exist in the Technical Library - you can restore any of their versions.</w:t>
+      </w:r>
+    </w:p>
+    <w:bookmarkEnd w:id="195"/>
+    <w:bookmarkStart w:id="196" w:name="list-versions-for-a-specific-file"/>
+    <w:p>
+      <w:pPr>
+        <w:pStyle w:val="Heading3"/>
+      </w:pPr>
+      <w:r>
+        <w:t xml:space="preserve">16.5.2 List Versions for a Specific File</w:t>
+      </w:r>
+    </w:p>
+    <w:p>
+      <w:pPr>
+        <w:pStyle w:val="FirstParagraph"/>
+      </w:pPr>
+      <w:r>
+        <w:t xml:space="preserve">To see the complete version history of a file:</w:t>
+      </w:r>
+    </w:p>
+    <w:p>
+      <w:pPr>
+        <w:pStyle w:val="SourceCode"/>
+      </w:pPr>
+      <w:r>
+        <w:rPr>
+          <w:rStyle w:val="FunctionTok"/>
+        </w:rPr>
+        <w:t xml:space="preserve">git</w:t>
+      </w:r>
+      <w:r>
+        <w:rPr>
+          <w:rStyle w:val="NormalTok"/>
+        </w:rPr>
+        <w:t xml:space="preserve"> docs-restore </w:t>
+      </w:r>
+      <w:r>
+        <w:rPr>
+          <w:rStyle w:val="AttributeTok"/>
+        </w:rPr>
+        <w:t xml:space="preserve">--list</w:t>
+      </w:r>
+      <w:r>
+        <w:rPr>
+          <w:rStyle w:val="NormalTok"/>
+        </w:rPr>
+        <w:t xml:space="preserve"> docs/CLMS_HRL-Forest_PUM_v2.qmd</w:t>
+      </w:r>
+    </w:p>
+    <w:p>
+      <w:pPr>
+        <w:pStyle w:val="FirstParagraph"/>
+      </w:pPr>
+      <w:r>
+        <w:t xml:space="preserve">You’ll get a timeline of all published releases:</w:t>
+      </w:r>
+    </w:p>
+    <w:p>
+      <w:pPr>
+        <w:pStyle w:val="SourceCode"/>
+      </w:pPr>
+      <w:r>
+        <w:rPr>
+          <w:rStyle w:val="VerbatimChar"/>
+        </w:rPr>
+        <w:t xml:space="preserve">Available versions for docs/CLMS_HRL-Forest_PUM_v2.qmd:</w:t>
+      </w:r>
+      <w:r>
+        <w:br/>
+      </w:r>
+      <w:r>
+        <w:br/>
+      </w:r>
+      <w:r>
+        <w:rPr>
+          <w:rStyle w:val="VerbatimChar"/>
+        </w:rPr>
+        <w:t xml:space="preserve">2.2.0 (released: 2025-12-01) [latest]</w:t>
+      </w:r>
+      <w:r>
+        <w:br/>
+      </w:r>
+      <w:r>
+        <w:rPr>
+          <w:rStyle w:val="VerbatimChar"/>
+        </w:rPr>
+        <w:t xml:space="preserve">2.1.0 (released: 2025-09-15)</w:t>
+      </w:r>
+      <w:r>
+        <w:br/>
+      </w:r>
+      <w:r>
+        <w:rPr>
+          <w:rStyle w:val="VerbatimChar"/>
+        </w:rPr>
+        <w:t xml:space="preserve">2.0.0 (released: 2025-06-10)</w:t>
+      </w:r>
+    </w:p>
+    <w:bookmarkEnd w:id="196"/>
+    <w:bookmarkEnd w:id="197"/>
+    <w:bookmarkStart w:id="201" w:name="restoring-files"/>
+    <w:p>
+      <w:pPr>
+        <w:pStyle w:val="Heading2"/>
+      </w:pPr>
+      <w:r>
+        <w:t xml:space="preserve">16.6 Restoring Files</w:t>
+      </w:r>
+    </w:p>
+    <w:bookmarkStart w:id="198" w:name="restore-a-specific-version"/>
+    <w:p>
+      <w:pPr>
+        <w:pStyle w:val="Heading3"/>
+      </w:pPr>
+      <w:r>
+        <w:t xml:space="preserve">16.6.1 Restore a Specific Version</w:t>
+      </w:r>
+    </w:p>
+    <w:p>
+      <w:pPr>
+        <w:pStyle w:val="FirstParagraph"/>
+      </w:pPr>
+      <w:r>
+        <w:t xml:space="preserve">Choose any published version and fetch it to your project:</w:t>
+      </w:r>
+    </w:p>
+    <w:p>
+      <w:pPr>
+        <w:pStyle w:val="SourceCode"/>
+      </w:pPr>
+      <w:r>
+        <w:rPr>
+          <w:rStyle w:val="FunctionTok"/>
+        </w:rPr>
+        <w:t xml:space="preserve">git</w:t>
+      </w:r>
+      <w:r>
+        <w:rPr>
+          <w:rStyle w:val="NormalTok"/>
+        </w:rPr>
+        <w:t xml:space="preserve"> docs-restore docs/CLMS_HRL-Forest_PUM_v2.qmd 2.0.0</w:t>
+      </w:r>
+    </w:p>
+    <w:p>
+      <w:pPr>
+        <w:pStyle w:val="FirstParagraph"/>
+      </w:pPr>
+      <w:r>
+        <w:t xml:space="preserve">If you have uncommitted changes to that file, you’ll need to commit or stash them first. The command won’t overwrite your work without warning.</w:t>
+      </w:r>
+    </w:p>
+    <w:p>
+      <w:pPr>
+        <w:pStyle w:val="BodyText"/>
+      </w:pPr>
+      <w:r>
+        <w:t xml:space="preserve">The file is replaced with the requested version and ready for you to edit.</w:t>
+      </w:r>
+    </w:p>
+    <w:bookmarkEnd w:id="198"/>
+    <w:bookmarkStart w:id="199" w:name="restore-the-latest-published-version"/>
+    <w:p>
+      <w:pPr>
+        <w:pStyle w:val="Heading3"/>
+      </w:pPr>
+      <w:r>
+        <w:t xml:space="preserve">16.6.2 Restore the Latest Published Version</w:t>
+      </w:r>
+    </w:p>
+    <w:p>
+      <w:pPr>
+        <w:pStyle w:val="FirstParagraph"/>
+      </w:pPr>
+      <w:r>
+        <w:t xml:space="preserve">To get the most recent released version:</w:t>
+      </w:r>
+    </w:p>
+    <w:p>
+      <w:pPr>
+        <w:pStyle w:val="SourceCode"/>
+      </w:pPr>
+      <w:r>
+        <w:rPr>
+          <w:rStyle w:val="FunctionTok"/>
+        </w:rPr>
+        <w:t xml:space="preserve">git</w:t>
+      </w:r>
+      <w:r>
+        <w:rPr>
+          <w:rStyle w:val="NormalTok"/>
+        </w:rPr>
+        <w:t xml:space="preserve"> docs-restore </w:t>
+      </w:r>
+      <w:r>
+        <w:rPr>
+          <w:rStyle w:val="AttributeTok"/>
+        </w:rPr>
+        <w:t xml:space="preserve">--latest</w:t>
+      </w:r>
+      <w:r>
+        <w:rPr>
+          <w:rStyle w:val="NormalTok"/>
+        </w:rPr>
+        <w:t xml:space="preserve"> docs/CLMS_HRL-Forest_PUM_v2.qmd</w:t>
+      </w:r>
+    </w:p>
+    <w:p>
+      <w:pPr>
+        <w:pStyle w:val="FirstParagraph"/>
+      </w:pPr>
+      <w:r>
+        <w:t xml:space="preserve">This is useful after experimenting with changes you want to discard - just fetch the latest published version and start fresh.</w:t>
+      </w:r>
+    </w:p>
+    <w:bookmarkEnd w:id="199"/>
+    <w:bookmarkStart w:id="200" w:name="restore-a-deleted-file"/>
+    <w:p>
+      <w:pPr>
+        <w:pStyle w:val="Heading3"/>
+      </w:pPr>
+      <w:r>
+        <w:t xml:space="preserve">16.6.3 Restore a Deleted File</w:t>
+      </w:r>
+    </w:p>
+    <w:p>
+      <w:pPr>
+        <w:pStyle w:val="FirstParagraph"/>
+      </w:pPr>
+      <w:r>
+        <w:t xml:space="preserve">If a file shows</w:t>
+      </w:r>
+      <w:r>
+        <w:t xml:space="preserve"> </w:t>
+      </w:r>
+      <w:r>
+        <w:rPr>
+          <w:rStyle w:val="VerbatimChar"/>
+        </w:rPr>
+        <w:t xml:space="preserve">status: deleted</w:t>
+      </w:r>
+      <w:r>
+        <w:t xml:space="preserve"> </w:t>
+      </w:r>
+      <w:r>
+        <w:t xml:space="preserve">in the list, you can still restore it:</w:t>
+      </w:r>
+    </w:p>
+    <w:p>
+      <w:pPr>
+        <w:pStyle w:val="SourceCode"/>
+      </w:pPr>
+      <w:r>
+        <w:rPr>
+          <w:rStyle w:val="FunctionTok"/>
+        </w:rPr>
+        <w:t xml:space="preserve">git</w:t>
+      </w:r>
+      <w:r>
+        <w:rPr>
+          <w:rStyle w:val="NormalTok"/>
+        </w:rPr>
+        <w:t xml:space="preserve"> docs-restore docs/CLMS_Water-Bodies_ATBD_v1.qmd 1.5.0</w:t>
+      </w:r>
+    </w:p>
+    <w:p>
+      <w:pPr>
+        <w:pStyle w:val="FirstParagraph"/>
+      </w:pPr>
+      <w:r>
+        <w:t xml:space="preserve">This recreates the file in your project at the specified version. From there, you can update it and publish as usual.</w:t>
+      </w:r>
+    </w:p>
+    <w:bookmarkEnd w:id="200"/>
+    <w:bookmarkEnd w:id="201"/>
+    <w:bookmarkStart w:id="206" w:name="after-restoring"/>
+    <w:p>
+      <w:pPr>
+        <w:pStyle w:val="Heading2"/>
+      </w:pPr>
+      <w:r>
+        <w:t xml:space="preserve">16.7 After Restoring</w:t>
+      </w:r>
+    </w:p>
+    <w:p>
+      <w:pPr>
+        <w:pStyle w:val="FirstParagraph"/>
+      </w:pPr>
+      <w:r>
+        <w:t xml:space="preserve">Once you’ve restored a file to your local project:</w:t>
+      </w:r>
+    </w:p>
+    <w:p>
+      <w:pPr>
+        <w:pStyle w:val="Compact"/>
+        <w:numPr>
+          <w:ilvl w:val="0"/>
+          <w:numId w:val="1050"/>
+        </w:numPr>
+      </w:pPr>
+      <w:r>
+        <w:rPr>
+          <w:b/>
+          <w:bCs/>
+        </w:rPr>
+        <w:t xml:space="preserve">Review the content</w:t>
+      </w:r>
+      <w:r>
+        <w:t xml:space="preserve"> </w:t>
+      </w:r>
+      <w:r>
+        <w:t xml:space="preserve">- Open it in RStudio or your editor to see what you’re working with</w:t>
+      </w:r>
+    </w:p>
+    <w:p>
+      <w:pPr>
+        <w:pStyle w:val="Compact"/>
+        <w:numPr>
+          <w:ilvl w:val="0"/>
+          <w:numId w:val="1050"/>
+        </w:numPr>
+      </w:pPr>
+      <w:r>
+        <w:rPr>
+          <w:b/>
+          <w:bCs/>
+        </w:rPr>
+        <w:t xml:space="preserve">Make your edits</w:t>
+      </w:r>
+      <w:r>
+        <w:t xml:space="preserve"> </w:t>
+      </w:r>
+      <w:r>
+        <w:t xml:space="preserve">- Treat it like any other working file</w:t>
+      </w:r>
+    </w:p>
+    <w:p>
+      <w:pPr>
+        <w:pStyle w:val="Compact"/>
+        <w:numPr>
+          <w:ilvl w:val="0"/>
+          <w:numId w:val="1050"/>
+        </w:numPr>
+      </w:pPr>
+      <w:r>
+        <w:rPr>
+          <w:b/>
+          <w:bCs/>
+        </w:rPr>
+        <w:t xml:space="preserve">Test rendering</w:t>
+      </w:r>
+      <w:r>
+        <w:t xml:space="preserve"> </w:t>
+      </w:r>
+      <w:r>
+        <w:t xml:space="preserve">- Make sure it builds correctly</w:t>
+      </w:r>
+    </w:p>
+    <w:p>
+      <w:pPr>
+        <w:pStyle w:val="Compact"/>
+        <w:numPr>
+          <w:ilvl w:val="0"/>
+          <w:numId w:val="1050"/>
+        </w:numPr>
+      </w:pPr>
+      <w:r>
+        <w:rPr>
+          <w:b/>
+          <w:bCs/>
+        </w:rPr>
+        <w:t xml:space="preserve">Commit and publish</w:t>
+      </w:r>
+      <w:r>
+        <w:t xml:space="preserve"> </w:t>
+      </w:r>
+      <w:r>
+        <w:t xml:space="preserve">- When ready, commit your changes and run</w:t>
+      </w:r>
+      <w:r>
+        <w:t xml:space="preserve"> </w:t>
+      </w:r>
+      <w:r>
+        <w:rPr>
+          <w:rStyle w:val="VerbatimChar"/>
+        </w:rPr>
+        <w:t xml:space="preserve">git docs-publish</w:t>
+      </w:r>
+    </w:p>
+    <w:p>
+      <w:pPr>
+        <w:pStyle w:val="FirstParagraph"/>
+      </w:pPr>
+      <w:r>
+        <w:t xml:space="preserve">Your changes will appear in the develop environment for preview. Version numbers are assigned later during the release process (see</w:t>
+      </w:r>
+      <w:r>
+        <w:t xml:space="preserve"> </w:t>
+      </w:r>
+      <w:r>
+        <w:t xml:space="preserve">“Releasing Official Documentation”</w:t>
+      </w:r>
+      <w:r>
+        <w:t xml:space="preserve"> </w:t>
+      </w:r>
+      <w:r>
+        <w:t xml:space="preserve">for details).</w:t>
+      </w:r>
+    </w:p>
+    <w:tbl>
+      <w:tblPr>
+        <w:tblStyle w:val="Table"/>
+        <w:tblLook w:firstRow="0" w:lastRow="0" w:firstColumn="0" w:lastColumn="0" w:noHBand="0" w:noVBand="0" w:val="0000"/>
+        <w:tblBorders>
+          <w:left w:val="single" w:sz="24" w:space="0" w:color="CC1914"/>
+          <w:right w:val="single" w:sz="4" w:space="0" w:color="CC1914"/>
+          <w:top w:val="single" w:sz="4" w:space="0" w:color="CC1914"/>
+          <w:bottom w:val="single" w:sz="4" w:space="0" w:color="CC1914"/>
+        </w:tblBorders>
+        <w:tblCellMar>
+          <w:left w:w="144" w:type="dxa"/>
+          <w:right w:w="144" w:type="dxa"/>
+        </w:tblCellMar>
+        <w:tblInd w:w="164" w:type="dxa"/>
+        <w:tblW w:type="pct" w:w="100%"/>
+      </w:tblPr>
+      <w:tr>
+        <w:trPr>
+          <w:cantSplit/>
+        </w:trPr>
+        <w:tc>
+          <w:tcPr>
+            <w:shd w:color="auto" w:fill="f7dddc" w:val="clear"/>
+            <w:tcMar>
+              <w:top w:w="92" w:type="dxa"/>
+              <w:bottom w:w="92" w:type="dxa"/>
+            </w:tcMar>
+          </w:tcPr>
+          <w:p>
+            <w:pPr>
+              <w:pStyle w:val="BodyText"/>
+            </w:pPr>
+            <w:pPr>
+              <w:spacing w:before="0" w:after="0"/>
+              <w:textAlignment w:val="center"/>
+            </w:pPr>
+            <w:r>
+              <w:drawing>
+                <wp:inline>
+                  <wp:extent cx="152400" cy="152400"/>
+                  <wp:effectExtent b="0" l="0" r="0" t="0"/>
+                  <wp:docPr descr="" title="" id="202" name="Picture"/>
+                  <a:graphic>
+                    <a:graphicData uri="http://schemas.openxmlformats.org/drawingml/2006/picture">
+                      <pic:pic>
+                        <pic:nvPicPr>
+                          <pic:cNvPr descr="/opt/quarto/share/formats/docx/important.png" id="203" name="Picture"/>
+                          <pic:cNvPicPr>
+                            <a:picLocks noChangeArrowheads="1" noChangeAspect="1"/>
+                          </pic:cNvPicPr>
+                        </pic:nvPicPr>
+                        <pic:blipFill>
+                          <a:blip r:embed="rId62"/>
+                          <a:stretch>
+                            <a:fillRect/>
+                          </a:stretch>
+                        </pic:blipFill>
+                        <pic:spPr bwMode="auto">
+                          <a:xfrm>
+                            <a:off x="0" y="0"/>
+                            <a:ext cx="152400" cy="152400"/>
+                          </a:xfrm>
+                          <a:prstGeom prst="rect">
+                            <a:avLst/>
+                          </a:prstGeom>
+                          <a:noFill/>
+                          <a:ln w="9525">
+                            <a:noFill/>
+                            <a:headEnd/>
+                            <a:tailEnd/>
+                          </a:ln>
+                        </pic:spPr>
+                      </pic:pic>
+                    </a:graphicData>
+                  </a:graphic>
+                </wp:inline>
+              </w:drawing>
+            </w:r>
+            <w:r>
+              <w:t xml:space="preserve"> </w:t>
+            </w:r>
+            <w:r>
+              <w:t xml:space="preserve"> </w:t>
+            </w:r>
+            <w:r>
+              <w:t xml:space="preserve">Important</w:t>
+            </w:r>
+          </w:p>
+        </w:tc>
+      </w:tr>
+      <w:tr>
+        <w:trPr>
+          <w:cantSplit/>
+        </w:trPr>
+        <w:tc>
+          <w:tcPr>
+            <w:tcMar>
+              <w:top w:w="108" w:type="dxa"/>
+              <w:bottom w:w="108" w:type="dxa"/>
+            </w:tcMar>
+          </w:tcPr>
+          <w:p>
+            <w:pPr>
+              <w:pStyle w:val="BodyText"/>
+            </w:pPr>
+            <w:pPr>
+              <w:spacing w:before="16" w:after="16"/>
+            </w:pPr>
+            <w:r>
+              <w:t xml:space="preserve">Restore only affects your local project. Nothing changes in the published Technical Library until you explicitly publish your work. You can restore, review, and discard without any consequences to the published documentation.</w:t>
+            </w:r>
+          </w:p>
+        </w:tc>
+      </w:tr>
+    </w:tbl>
+    <w:p>
+      <w:pPr>
+        <w:pStyle w:val="BodyText"/>
+      </w:pPr>
+      <w:r>
+        <w:t xml:space="preserve"> </w:t>
+      </w:r>
+    </w:p>
+    <w:tbl>
+      <w:tblPr>
+        <w:tblStyle w:val="Table"/>
+        <w:tblLook w:firstRow="0" w:lastRow="0" w:firstColumn="0" w:lastColumn="0" w:noHBand="0" w:noVBand="0" w:val="0000"/>
+        <w:tblBorders>
+          <w:left w:val="single" w:sz="24" w:space="0" w:color="00A047"/>
+          <w:right w:val="single" w:sz="4" w:space="0" w:color="00A047"/>
+          <w:top w:val="single" w:sz="4" w:space="0" w:color="00A047"/>
+          <w:bottom w:val="single" w:sz="4" w:space="0" w:color="00A047"/>
+        </w:tblBorders>
+        <w:tblCellMar>
+          <w:left w:w="144" w:type="dxa"/>
+          <w:right w:w="144" w:type="dxa"/>
+        </w:tblCellMar>
+        <w:tblInd w:w="164" w:type="dxa"/>
+        <w:tblW w:type="pct" w:w="100%"/>
+      </w:tblPr>
+      <w:tr>
+        <w:trPr>
+          <w:cantSplit/>
+        </w:trPr>
+        <w:tc>
+          <w:tcPr>
+            <w:shd w:color="auto" w:fill="ccf1e3" w:val="clear"/>
+            <w:tcMar>
+              <w:top w:w="92" w:type="dxa"/>
+              <w:bottom w:w="92" w:type="dxa"/>
+            </w:tcMar>
+          </w:tcPr>
+          <w:p>
+            <w:pPr>
+              <w:pStyle w:val="BodyText"/>
+            </w:pPr>
+            <w:pPr>
+              <w:spacing w:before="0" w:after="0"/>
+              <w:textAlignment w:val="center"/>
+            </w:pPr>
+            <w:r>
+              <w:drawing>
+                <wp:inline>
+                  <wp:extent cx="152400" cy="152400"/>
+                  <wp:effectExtent b="0" l="0" r="0" t="0"/>
+                  <wp:docPr descr="" title="" id="204" name="Picture"/>
+                  <a:graphic>
+                    <a:graphicData uri="http://schemas.openxmlformats.org/drawingml/2006/picture">
+                      <pic:pic>
+                        <pic:nvPicPr>
+                          <pic:cNvPr descr="/opt/quarto/share/formats/docx/tip.png" id="205" name="Picture"/>
+                          <pic:cNvPicPr>
+                            <a:picLocks noChangeArrowheads="1" noChangeAspect="1"/>
+                          </pic:cNvPicPr>
+                        </pic:nvPicPr>
+                        <pic:blipFill>
+                          <a:blip r:embed="rId36"/>
+                          <a:stretch>
+                            <a:fillRect/>
+                          </a:stretch>
+                        </pic:blipFill>
+                        <pic:spPr bwMode="auto">
+                          <a:xfrm>
+                            <a:off x="0" y="0"/>
+                            <a:ext cx="152400" cy="152400"/>
+                          </a:xfrm>
+                          <a:prstGeom prst="rect">
+                            <a:avLst/>
+                          </a:prstGeom>
+                          <a:noFill/>
+                          <a:ln w="9525">
+                            <a:noFill/>
+                            <a:headEnd/>
+                            <a:tailEnd/>
+                          </a:ln>
+                        </pic:spPr>
+                      </pic:pic>
+                    </a:graphicData>
+                  </a:graphic>
+                </wp:inline>
+              </w:drawing>
+            </w:r>
+            <w:r>
+              <w:t xml:space="preserve"> </w:t>
+            </w:r>
+            <w:r>
+              <w:t xml:space="preserve"> </w:t>
+            </w:r>
+            <w:r>
+              <w:t xml:space="preserve">Tip</w:t>
+            </w:r>
+          </w:p>
+        </w:tc>
+      </w:tr>
+      <w:tr>
+        <w:trPr>
+          <w:cantSplit/>
+        </w:trPr>
+        <w:tc>
+          <w:tcPr>
+            <w:tcMar>
+              <w:top w:w="108" w:type="dxa"/>
+              <w:bottom w:w="108" w:type="dxa"/>
+            </w:tcMar>
+          </w:tcPr>
+          <w:p>
+            <w:pPr>
+              <w:pStyle w:val="BodyText"/>
+            </w:pPr>
+            <w:pPr>
+              <w:spacing w:before="16" w:after="16"/>
+            </w:pPr>
+            <w:r>
+              <w:t xml:space="preserve">You can run restore commands from any directory in your project. The system handles paths automatically, so</w:t>
+            </w:r>
+            <w:r>
+              <w:t xml:space="preserve"> </w:t>
+            </w:r>
+            <w:r>
+              <w:rPr>
+                <w:rStyle w:val="VerbatimChar"/>
+              </w:rPr>
+              <w:t xml:space="preserve">git docs-restore docs/CLMS_HRL-Forest_PUM_v2.qmd</w:t>
+            </w:r>
+            <w:r>
+              <w:t xml:space="preserve"> </w:t>
+            </w:r>
+            <w:r>
+              <w:t xml:space="preserve">works whether you’re at the project root or in a subdirectory.</w:t>
+            </w:r>
+          </w:p>
+        </w:tc>
+      </w:tr>
+    </w:tbl>
+    <w:bookmarkEnd w:id="206"/>
+    <w:bookmarkEnd w:id="207"/>
+    <w:bookmarkStart w:id="208" w:name="change-log"/>
+    <w:p>
+      <w:pPr>
+        <w:pStyle w:val="Heading1"/>
+      </w:pPr>
+      <w:r>
+        <w:t xml:space="preserve">17. Change Log</w:t>
       </w:r>
     </w:p>
     <w:tbl>
@@ -13466,7 +14874,7 @@
         </w:tc>
       </w:tr>
     </w:tbl>
-    <w:bookmarkEnd w:id="190"/>
+    <w:bookmarkEnd w:id="208"/>
     <w:sectPr>
       <w:headerReference r:id="rId9" w:type="default"/>
       <w:footerReference r:id="rId12" w:type="even"/>
@@ -15296,6 +16704,69 @@
   </w:num>
   <w:num w:numId="1047">
     <w:abstractNumId w:val="991"/>
+  </w:num>
+  <w:num w:numId="1048">
+    <w:abstractNumId w:val="991"/>
+  </w:num>
+  <w:num w:numId="1049">
+    <w:abstractNumId w:val="99411"/>
+    <w:lvlOverride w:ilvl="0">
+      <w:startOverride w:val="1"/>
+    </w:lvlOverride>
+    <w:lvlOverride w:ilvl="1">
+      <w:startOverride w:val="1"/>
+    </w:lvlOverride>
+    <w:lvlOverride w:ilvl="2">
+      <w:startOverride w:val="1"/>
+    </w:lvlOverride>
+    <w:lvlOverride w:ilvl="3">
+      <w:startOverride w:val="1"/>
+    </w:lvlOverride>
+    <w:lvlOverride w:ilvl="4">
+      <w:startOverride w:val="1"/>
+    </w:lvlOverride>
+    <w:lvlOverride w:ilvl="5">
+      <w:startOverride w:val="1"/>
+    </w:lvlOverride>
+    <w:lvlOverride w:ilvl="6">
+      <w:startOverride w:val="1"/>
+    </w:lvlOverride>
+    <w:lvlOverride w:ilvl="7">
+      <w:startOverride w:val="1"/>
+    </w:lvlOverride>
+    <w:lvlOverride w:ilvl="8">
+      <w:startOverride w:val="1"/>
+    </w:lvlOverride>
+  </w:num>
+  <w:num w:numId="1050">
+    <w:abstractNumId w:val="99411"/>
+    <w:lvlOverride w:ilvl="0">
+      <w:startOverride w:val="1"/>
+    </w:lvlOverride>
+    <w:lvlOverride w:ilvl="1">
+      <w:startOverride w:val="1"/>
+    </w:lvlOverride>
+    <w:lvlOverride w:ilvl="2">
+      <w:startOverride w:val="1"/>
+    </w:lvlOverride>
+    <w:lvlOverride w:ilvl="3">
+      <w:startOverride w:val="1"/>
+    </w:lvlOverride>
+    <w:lvlOverride w:ilvl="4">
+      <w:startOverride w:val="1"/>
+    </w:lvlOverride>
+    <w:lvlOverride w:ilvl="5">
+      <w:startOverride w:val="1"/>
+    </w:lvlOverride>
+    <w:lvlOverride w:ilvl="6">
+      <w:startOverride w:val="1"/>
+    </w:lvlOverride>
+    <w:lvlOverride w:ilvl="7">
+      <w:startOverride w:val="1"/>
+    </w:lvlOverride>
+    <w:lvlOverride w:ilvl="8">
+      <w:startOverride w:val="1"/>
+    </w:lvlOverride>
   </w:num>
 </w:numbering>
 </file>

--- a/develop/guidelines/guidelines_editor-manual_v1.docx
+++ b/develop/guidelines/guidelines_editor-manual_v1.docx
@@ -31,7 +31,7 @@
         <w:pStyle w:val="Date"/>
       </w:pPr>
       <w:r>
-        <w:t xml:space="preserve">2025-06-23</w:t>
+        <w:t xml:space="preserve">2026-01-27</w:t>
       </w:r>
     </w:p>
     <w:sdt>
@@ -1203,10 +1203,40 @@
     </w:p>
     <w:p>
       <w:pPr>
+        <w:pStyle w:val="Compact"/>
+        <w:numPr>
+          <w:ilvl w:val="0"/>
+          <w:numId w:val="1004"/>
+        </w:numPr>
+      </w:pPr>
+      <w:r>
+        <w:rPr>
+          <w:rStyle w:val="VerbatimChar"/>
+        </w:rPr>
+        <w:t xml:space="preserve">git docs-restore</w:t>
+      </w:r>
+      <w:r>
+        <w:t xml:space="preserve">: Retrieves previous published versions of documentation files (see</w:t>
+      </w:r>
+      <w:r>
+        <w:t xml:space="preserve"> </w:t>
+      </w:r>
+      <w:r>
+        <w:t xml:space="preserve">“Restoring Previous Documentation Versions”</w:t>
+      </w:r>
+      <w:r>
+        <w:t xml:space="preserve"> </w:t>
+      </w:r>
+      <w:r>
+        <w:t xml:space="preserve">for details).</w:t>
+      </w:r>
+    </w:p>
+    <w:p>
+      <w:pPr>
         <w:pStyle w:val="FirstParagraph"/>
       </w:pPr>
       <w:r>
-        <w:t xml:space="preserve">These shortcuts make it easy to keep your documentation up-to-date, share changes, and review your work.</w:t>
+        <w:t xml:space="preserve">These shortcuts make it easy to keep your documentation up-to-date, share changes, review your work, and recover previous versions when needed.</w:t>
       </w:r>
     </w:p>
     <w:bookmarkEnd w:id="45"/>
@@ -1313,7 +1343,7 @@
         <w:rPr>
           <w:rStyle w:val="VerbatimChar"/>
         </w:rPr>
-        <w:t xml:space="preserve">├── CLMS_your-product-one_ATBD.qmd</w:t>
+        <w:t xml:space="preserve">├── CLMS_your-product-one_ATBD_v1.qmd</w:t>
       </w:r>
       <w:r>
         <w:br/>
@@ -1322,7 +1352,7 @@
         <w:rPr>
           <w:rStyle w:val="VerbatimChar"/>
         </w:rPr>
-        <w:t xml:space="preserve">├── CLMS_your-product-one_ATBD-media/</w:t>
+        <w:t xml:space="preserve">├── CLMS_your-product-one_ATBD_v1-media/</w:t>
       </w:r>
       <w:r>
         <w:br/>
@@ -1331,7 +1361,7 @@
         <w:rPr>
           <w:rStyle w:val="VerbatimChar"/>
         </w:rPr>
-        <w:t xml:space="preserve">├── CLMS_your-product-two_PUM.qmd</w:t>
+        <w:t xml:space="preserve">├── CLMS_your-product-two_PUM_v2.qmd</w:t>
       </w:r>
       <w:r>
         <w:br/>
@@ -1340,7 +1370,7 @@
         <w:rPr>
           <w:rStyle w:val="VerbatimChar"/>
         </w:rPr>
-        <w:t xml:space="preserve">├── CLMS_your-product-two_PUM-media/</w:t>
+        <w:t xml:space="preserve">├── CLMS_your-product-two_PUM_v2-media/</w:t>
       </w:r>
       <w:r>
         <w:br/>
@@ -1358,7 +1388,7 @@
         <w:rPr>
           <w:rStyle w:val="VerbatimChar"/>
         </w:rPr>
-        <w:t xml:space="preserve">└── CLMS_your-product-last_PUM.qmd</w:t>
+        <w:t xml:space="preserve">└── CLMS_your-product-last_PUM_v1.qmd</w:t>
       </w:r>
     </w:p>
     <w:bookmarkStart w:id="47" w:name="what-you-should-do"/>
@@ -1515,7 +1545,7 @@
         <w:rPr>
           <w:rStyle w:val="VerbatimChar"/>
         </w:rPr>
-        <w:t xml:space="preserve">├── CLMS_your-product-one_ATBD.qmd</w:t>
+        <w:t xml:space="preserve">├── CLMS_HRL-Forest_PUM_v2.qmd</w:t>
       </w:r>
       <w:r>
         <w:br/>
@@ -1524,7 +1554,7 @@
         <w:rPr>
           <w:rStyle w:val="VerbatimChar"/>
         </w:rPr>
-        <w:t xml:space="preserve">└── CLMS_your-product-one_ATBD-media/</w:t>
+        <w:t xml:space="preserve">└── CLMS_HRL-Forest_PUM_v2-media/</w:t>
       </w:r>
       <w:r>
         <w:br/>
@@ -7766,21 +7796,6 @@
         <w:rPr>
           <w:rStyle w:val="AnnotationTok"/>
         </w:rPr>
-        <w:t xml:space="preserve">version:</w:t>
-      </w:r>
-      <w:r>
-        <w:rPr>
-          <w:rStyle w:val="CommentTok"/>
-        </w:rPr>
-        <w:t xml:space="preserve"> 1.0</w:t>
-      </w:r>
-      <w:r>
-        <w:br/>
-      </w:r>
-      <w:r>
-        <w:rPr>
-          <w:rStyle w:val="AnnotationTok"/>
-        </w:rPr>
         <w:t xml:space="preserve">template-version:</w:t>
       </w:r>
       <w:r>
@@ -7970,13 +7985,13 @@
     <w:bookmarkEnd w:id="116"/>
     <w:bookmarkEnd w:id="117"/>
     <w:bookmarkEnd w:id="118"/>
-    <w:bookmarkStart w:id="121" w:name="importance-of-file-naming"/>
+    <w:bookmarkStart w:id="122" w:name="creating-major-version-updates"/>
     <w:p>
       <w:pPr>
         <w:pStyle w:val="Heading1"/>
       </w:pPr>
       <w:r>
-        <w:t xml:space="preserve">7. Importance of File Naming</w:t>
+        <w:t xml:space="preserve">7. Creating Major Version Updates</w:t>
       </w:r>
     </w:p>
     <w:p>
@@ -7984,57 +7999,24 @@
         <w:pStyle w:val="FirstParagraph"/>
       </w:pPr>
       <w:r>
-        <w:t xml:space="preserve">Each</w:t>
-      </w:r>
-      <w:r>
-        <w:t xml:space="preserve"> </w:t>
-      </w:r>
-      <w:r>
-        <w:rPr>
-          <w:rStyle w:val="VerbatimChar"/>
-        </w:rPr>
-        <w:t xml:space="preserve">.qmd</w:t>
-      </w:r>
-      <w:r>
-        <w:t xml:space="preserve"> </w:t>
-      </w:r>
-      <w:r>
-        <w:t xml:space="preserve">file has a filename, like</w:t>
-      </w:r>
-      <w:r>
-        <w:t xml:space="preserve"> </w:t>
-      </w:r>
-      <w:r>
-        <w:rPr>
-          <w:rStyle w:val="VerbatimChar"/>
-        </w:rPr>
-        <w:t xml:space="preserve">my-document.qmd</w:t>
-      </w:r>
-      <w:r>
-        <w:t xml:space="preserve">, and this name plays an important role in how your documentation is organized and accessed online.</w:t>
-      </w:r>
-    </w:p>
-    <w:p>
-      <w:pPr>
-        <w:pStyle w:val="BodyText"/>
-      </w:pPr>
-      <w:r>
-        <w:t xml:space="preserve">The filename (without the</w:t>
-      </w:r>
-      <w:r>
-        <w:t xml:space="preserve"> </w:t>
-      </w:r>
-      <w:r>
-        <w:rPr>
-          <w:rStyle w:val="VerbatimChar"/>
-        </w:rPr>
-        <w:t xml:space="preserve">.qmd</w:t>
-      </w:r>
-      <w:r>
-        <w:t xml:space="preserve"> </w:t>
-      </w:r>
-      <w:r>
-        <w:t xml:space="preserve">extension):</w:t>
+        <w:t xml:space="preserve">Sometimes you need to create a major version update of existing documentation - for example, moving from v2 to v3. This happens when you’re making substantial changes that warrant keeping both versions available in the Technical Library.</w:t>
+      </w:r>
+    </w:p>
+    <w:bookmarkStart w:id="119" w:name="when-to-create-a-major-version"/>
+    <w:p>
+      <w:pPr>
+        <w:pStyle w:val="Heading2"/>
+      </w:pPr>
+      <w:r>
+        <w:t xml:space="preserve">7.1 When to Create a Major Version</w:t>
+      </w:r>
+    </w:p>
+    <w:p>
+      <w:pPr>
+        <w:pStyle w:val="FirstParagraph"/>
+      </w:pPr>
+      <w:r>
+        <w:t xml:space="preserve">Create a new major version file (v3 alongside v2) when:</w:t>
       </w:r>
     </w:p>
     <w:p>
@@ -8046,7 +8028,7 @@
         </w:numPr>
       </w:pPr>
       <w:r>
-        <w:t xml:space="preserve">Is used to generate the final HTML file name.</w:t>
+        <w:t xml:space="preserve">You’re completely rewriting the document with a different structure or approach</w:t>
       </w:r>
     </w:p>
     <w:p>
@@ -8058,23 +8040,19 @@
         </w:numPr>
       </w:pPr>
       <w:r>
-        <w:t xml:space="preserve">Becomes part of the document’s</w:t>
-      </w:r>
-      <w:r>
-        <w:t xml:space="preserve"> </w:t>
-      </w:r>
-      <w:r>
-        <w:rPr>
-          <w:b/>
-          <w:bCs/>
-        </w:rPr>
-        <w:t xml:space="preserve">URL</w:t>
-      </w:r>
-      <w:r>
-        <w:t xml:space="preserve"> </w:t>
-      </w:r>
-      <w:r>
-        <w:t xml:space="preserve">after publishing.</w:t>
+        <w:t xml:space="preserve">The changes would break existing user workflows or references</w:t>
+      </w:r>
+    </w:p>
+    <w:p>
+      <w:pPr>
+        <w:pStyle w:val="Compact"/>
+        <w:numPr>
+          <w:ilvl w:val="0"/>
+          <w:numId w:val="1021"/>
+        </w:numPr>
+      </w:pPr>
+      <w:r>
+        <w:t xml:space="preserve">You need to maintain the old version for users of legacy systems or products</w:t>
       </w:r>
     </w:p>
     <w:p>
@@ -8082,94 +8060,818 @@
         <w:pStyle w:val="FirstParagraph"/>
       </w:pPr>
       <w:r>
-        <w:rPr>
-          <w:b/>
-          <w:bCs/>
-        </w:rPr>
-        <w:t xml:space="preserve">Example:</w:t>
-      </w:r>
-      <w:r>
-        <w:t xml:space="preserve"> </w:t>
-      </w:r>
-      <w:r>
-        <w:t xml:space="preserve">If your file is named</w:t>
-      </w:r>
-      <w:r>
-        <w:t xml:space="preserve"> </w:t>
-      </w:r>
-      <w:r>
-        <w:rPr>
-          <w:rStyle w:val="VerbatimChar"/>
-        </w:rPr>
-        <w:t xml:space="preserve">products/data-guide.qmd</w:t>
-      </w:r>
-      <w:r>
-        <w:t xml:space="preserve">, the published URL will be</w:t>
-      </w:r>
-      <w:r>
-        <w:t xml:space="preserve"> </w:t>
-      </w:r>
-      <w:r>
-        <w:rPr>
-          <w:rStyle w:val="VerbatimChar"/>
-        </w:rPr>
-        <w:t xml:space="preserve">https://your-docs-site.org/products/data-guide.html</w:t>
-      </w:r>
-      <w:r>
-        <w:t xml:space="preserve">.</w:t>
-      </w:r>
-    </w:p>
-    <w:p>
-      <w:pPr>
-        <w:pStyle w:val="BodyText"/>
-      </w:pPr>
-      <w:r>
-        <w:t xml:space="preserve">To avoid issues:</w:t>
-      </w:r>
-    </w:p>
-    <w:p>
-      <w:pPr>
-        <w:pStyle w:val="Compact"/>
+        <w:t xml:space="preserve">For smaller updates, corrections, or additions, just edit the existing file - the versioning system will handle incrementing minor or patch versions automatically during release.</w:t>
+      </w:r>
+    </w:p>
+    <w:bookmarkEnd w:id="119"/>
+    <w:bookmarkStart w:id="120" w:name="the-workflow"/>
+    <w:p>
+      <w:pPr>
+        <w:pStyle w:val="Heading2"/>
+      </w:pPr>
+      <w:r>
+        <w:t xml:space="preserve">7.2 The Workflow</w:t>
+      </w:r>
+    </w:p>
+    <w:p>
+      <w:pPr>
+        <w:pStyle w:val="FirstParagraph"/>
+      </w:pPr>
+      <w:r>
+        <w:t xml:space="preserve">To create a major version update:</w:t>
+      </w:r>
+    </w:p>
+    <w:p>
+      <w:pPr>
         <w:numPr>
           <w:ilvl w:val="0"/>
           <w:numId w:val="1022"/>
         </w:numPr>
       </w:pPr>
       <w:r>
-        <w:t xml:space="preserve">Choose a clear, short, and consistent name when creating the file.</w:t>
-      </w:r>
-    </w:p>
-    <w:p>
-      <w:pPr>
-        <w:pStyle w:val="Compact"/>
+        <w:rPr>
+          <w:b/>
+          <w:bCs/>
+        </w:rPr>
+        <w:t xml:space="preserve">Copy your existing file</w:t>
+      </w:r>
+    </w:p>
+    <w:p>
+      <w:pPr>
+        <w:pStyle w:val="SourceCode"/>
+        <w:numPr>
+          <w:ilvl w:val="0"/>
+          <w:numId w:val="1000"/>
+        </w:numPr>
+      </w:pPr>
+      <w:r>
+        <w:rPr>
+          <w:rStyle w:val="FunctionTok"/>
+        </w:rPr>
+        <w:t xml:space="preserve">cp</w:t>
+      </w:r>
+      <w:r>
+        <w:rPr>
+          <w:rStyle w:val="NormalTok"/>
+        </w:rPr>
+        <w:t xml:space="preserve"> docs/CLMS_HRL-Forest_PUM_v2.qmd docs/CLMS_HRL-Forest_PUM_v3.qmd</w:t>
+      </w:r>
+      <w:r>
+        <w:br/>
+      </w:r>
+      <w:r>
+        <w:rPr>
+          <w:rStyle w:val="FunctionTok"/>
+        </w:rPr>
+        <w:t xml:space="preserve">cp</w:t>
+      </w:r>
+      <w:r>
+        <w:rPr>
+          <w:rStyle w:val="NormalTok"/>
+        </w:rPr>
+        <w:t xml:space="preserve"> </w:t>
+      </w:r>
+      <w:r>
+        <w:rPr>
+          <w:rStyle w:val="AttributeTok"/>
+        </w:rPr>
+        <w:t xml:space="preserve">-r</w:t>
+      </w:r>
+      <w:r>
+        <w:rPr>
+          <w:rStyle w:val="NormalTok"/>
+        </w:rPr>
+        <w:t xml:space="preserve"> docs/CLMS_HRL-Forest_PUM_v2-media docs/CLMS_HRL-Forest_PUM_v3-media</w:t>
+      </w:r>
+    </w:p>
+    <w:p>
+      <w:pPr>
         <w:numPr>
           <w:ilvl w:val="0"/>
           <w:numId w:val="1022"/>
         </w:numPr>
       </w:pPr>
       <w:r>
-        <w:t xml:space="preserve">Avoid renaming it later, as it can break links and references.</w:t>
+        <w:rPr>
+          <w:b/>
+          <w:bCs/>
+        </w:rPr>
+        <w:t xml:space="preserve">Edit the new v3 file</w:t>
       </w:r>
     </w:p>
     <w:p>
       <w:pPr>
         <w:pStyle w:val="Compact"/>
+        <w:numPr>
+          <w:ilvl w:val="1"/>
+          <w:numId w:val="1023"/>
+        </w:numPr>
+      </w:pPr>
+      <w:r>
+        <w:t xml:space="preserve">Update the content with your major changes</w:t>
+      </w:r>
+    </w:p>
+    <w:p>
+      <w:pPr>
+        <w:pStyle w:val="Compact"/>
+        <w:numPr>
+          <w:ilvl w:val="1"/>
+          <w:numId w:val="1023"/>
+        </w:numPr>
+      </w:pPr>
+      <w:r>
+        <w:t xml:space="preserve">The YAML header fields (title, description, etc.) can stay the same or be updated as needed</w:t>
+      </w:r>
+    </w:p>
+    <w:p>
+      <w:pPr>
+        <w:pStyle w:val="Compact"/>
+        <w:numPr>
+          <w:ilvl w:val="1"/>
+          <w:numId w:val="1023"/>
+        </w:numPr>
+      </w:pPr>
+      <w:r>
+        <w:t xml:space="preserve">Update image paths if you’re using the new media folder:</w:t>
+      </w:r>
+      <w:r>
+        <w:t xml:space="preserve"> </w:t>
+      </w:r>
+      <w:r>
+        <w:rPr>
+          <w:rStyle w:val="VerbatimChar"/>
+        </w:rPr>
+        <w:t xml:space="preserve">CLMS_HRL-Forest_PUM_v3-media/</w:t>
+      </w:r>
+    </w:p>
+    <w:p>
+      <w:pPr>
         <w:numPr>
           <w:ilvl w:val="0"/>
           <w:numId w:val="1022"/>
         </w:numPr>
       </w:pPr>
       <w:r>
-        <w:t xml:space="preserve">Use lowercase letters and dashes (e.g. </w:t>
+        <w:rPr>
+          <w:b/>
+          <w:bCs/>
+        </w:rPr>
+        <w:t xml:space="preserve">Publish both files</w:t>
+      </w:r>
+    </w:p>
+    <w:p>
+      <w:pPr>
+        <w:pStyle w:val="SourceCode"/>
+        <w:numPr>
+          <w:ilvl w:val="0"/>
+          <w:numId w:val="1000"/>
+        </w:numPr>
+      </w:pPr>
+      <w:r>
+        <w:rPr>
+          <w:rStyle w:val="FunctionTok"/>
+        </w:rPr>
+        <w:t xml:space="preserve">git</w:t>
+      </w:r>
+      <w:r>
+        <w:rPr>
+          <w:rStyle w:val="NormalTok"/>
+        </w:rPr>
+        <w:t xml:space="preserve"> add docs/CLMS_HRL-Forest_PUM_v3.qmd docs/CLMS_HRL-Forest_PUM_v3-media/</w:t>
+      </w:r>
+      <w:r>
+        <w:br/>
+      </w:r>
+      <w:r>
+        <w:rPr>
+          <w:rStyle w:val="FunctionTok"/>
+        </w:rPr>
+        <w:t xml:space="preserve">git</w:t>
+      </w:r>
+      <w:r>
+        <w:rPr>
+          <w:rStyle w:val="NormalTok"/>
+        </w:rPr>
+        <w:t xml:space="preserve"> commit </w:t>
+      </w:r>
+      <w:r>
+        <w:rPr>
+          <w:rStyle w:val="AttributeTok"/>
+        </w:rPr>
+        <w:t xml:space="preserve">-m</w:t>
+      </w:r>
+      <w:r>
+        <w:rPr>
+          <w:rStyle w:val="NormalTok"/>
+        </w:rPr>
+        <w:t xml:space="preserve"> </w:t>
+      </w:r>
+      <w:r>
+        <w:rPr>
+          <w:rStyle w:val="StringTok"/>
+        </w:rPr>
+        <w:t xml:space="preserve">"docs: add v3 of HRL Forest PUM"</w:t>
+      </w:r>
+      <w:r>
+        <w:br/>
+      </w:r>
+      <w:r>
+        <w:rPr>
+          <w:rStyle w:val="FunctionTok"/>
+        </w:rPr>
+        <w:t xml:space="preserve">git</w:t>
+      </w:r>
+      <w:r>
+        <w:rPr>
+          <w:rStyle w:val="NormalTok"/>
+        </w:rPr>
+        <w:t xml:space="preserve"> docs-publish</w:t>
+      </w:r>
+    </w:p>
+    <w:p>
+      <w:pPr>
+        <w:numPr>
+          <w:ilvl w:val="0"/>
+          <w:numId w:val="1022"/>
+        </w:numPr>
+      </w:pPr>
+      <w:r>
+        <w:rPr>
+          <w:b/>
+          <w:bCs/>
+        </w:rPr>
+        <w:t xml:space="preserve">Both versions coexist</w:t>
+      </w:r>
+    </w:p>
+    <w:p>
+      <w:pPr>
+        <w:pStyle w:val="Compact"/>
+        <w:numPr>
+          <w:ilvl w:val="1"/>
+          <w:numId w:val="1024"/>
+        </w:numPr>
+      </w:pPr>
+      <w:r>
+        <w:t xml:space="preserve">The v2 file remains in the library and can still receive updates (patches like 2.5.1, 2.5.2)</w:t>
+      </w:r>
+    </w:p>
+    <w:p>
+      <w:pPr>
+        <w:pStyle w:val="Compact"/>
+        <w:numPr>
+          <w:ilvl w:val="1"/>
+          <w:numId w:val="1024"/>
+        </w:numPr>
+      </w:pPr>
+      <w:r>
+        <w:t xml:space="preserve">The v3 file starts its own version history (3.0.0, 3.1.0, etc.)</w:t>
+      </w:r>
+    </w:p>
+    <w:p>
+      <w:pPr>
+        <w:pStyle w:val="Compact"/>
+        <w:numPr>
+          <w:ilvl w:val="1"/>
+          <w:numId w:val="1024"/>
+        </w:numPr>
+      </w:pPr>
+      <w:r>
+        <w:t xml:space="preserve">Users can access either version based on their needs</w:t>
+      </w:r>
+    </w:p>
+    <w:bookmarkEnd w:id="120"/>
+    <w:bookmarkStart w:id="121" w:name="what-happens-during-release"/>
+    <w:p>
+      <w:pPr>
+        <w:pStyle w:val="Heading2"/>
+      </w:pPr>
+      <w:r>
+        <w:t xml:space="preserve">7.3 What Happens During Release</w:t>
+      </w:r>
+    </w:p>
+    <w:p>
+      <w:pPr>
+        <w:pStyle w:val="FirstParagraph"/>
+      </w:pPr>
+      <w:r>
+        <w:t xml:space="preserve">When the Technical Library is released:</w:t>
+      </w:r>
+    </w:p>
+    <w:p>
+      <w:pPr>
+        <w:pStyle w:val="Compact"/>
+        <w:numPr>
+          <w:ilvl w:val="0"/>
+          <w:numId w:val="1025"/>
+        </w:numPr>
+      </w:pPr>
+      <w:r>
+        <w:t xml:space="preserve">The AI analyzes changes to your new v3 file</w:t>
+      </w:r>
+    </w:p>
+    <w:p>
+      <w:pPr>
+        <w:pStyle w:val="Compact"/>
+        <w:numPr>
+          <w:ilvl w:val="0"/>
+          <w:numId w:val="1025"/>
+        </w:numPr>
+      </w:pPr>
+      <w:r>
+        <w:t xml:space="preserve">Because it’s a new filename with</w:t>
+      </w:r>
+      <w:r>
+        <w:t xml:space="preserve"> </w:t>
       </w:r>
       <w:r>
         <w:rPr>
           <w:rStyle w:val="VerbatimChar"/>
         </w:rPr>
-        <w:t xml:space="preserve">product-user-manual.qmd</w:t>
-      </w:r>
-      <w:r>
-        <w:t xml:space="preserve">).</w:t>
+        <w:t xml:space="preserve">_v3</w:t>
+      </w:r>
+      <w:r>
+        <w:t xml:space="preserve">, it starts at version 3.0.0</w:t>
+      </w:r>
+    </w:p>
+    <w:p>
+      <w:pPr>
+        <w:pStyle w:val="Compact"/>
+        <w:numPr>
+          <w:ilvl w:val="0"/>
+          <w:numId w:val="1025"/>
+        </w:numPr>
+      </w:pPr>
+      <w:r>
+        <w:t xml:space="preserve">The AI will increment minor and patch versions (3.1.0, 3.0.1, etc.) based on future changes</w:t>
+      </w:r>
+    </w:p>
+    <w:p>
+      <w:pPr>
+        <w:pStyle w:val="Compact"/>
+        <w:numPr>
+          <w:ilvl w:val="0"/>
+          <w:numId w:val="1025"/>
+        </w:numPr>
+      </w:pPr>
+      <w:r>
+        <w:t xml:space="preserve">Your existing v2 file keeps its version history unchanged (2.x.x versions continue independently)</w:t>
+      </w:r>
+    </w:p>
+    <w:p>
+      <w:pPr>
+        <w:pStyle w:val="Compact"/>
+        <w:numPr>
+          <w:ilvl w:val="0"/>
+          <w:numId w:val="1025"/>
+        </w:numPr>
+      </w:pPr>
+      <w:r>
+        <w:t xml:space="preserve">Both appear in the published Technical Library as separate documents</w:t>
+      </w:r>
+    </w:p>
+    <w:p>
+      <w:pPr>
+        <w:pStyle w:val="FirstParagraph"/>
+      </w:pPr>
+      <w:r>
+        <w:t xml:space="preserve">See</w:t>
+      </w:r>
+      <w:r>
+        <w:t xml:space="preserve"> </w:t>
+      </w:r>
+      <w:r>
+        <w:t xml:space="preserve">“Releasing Official Documentation”</w:t>
+      </w:r>
+      <w:r>
+        <w:t xml:space="preserve"> </w:t>
+      </w:r>
+      <w:r>
+        <w:t xml:space="preserve">for details on how the AI assigns minor and patch versions.</w:t>
+      </w:r>
+    </w:p>
+    <w:bookmarkEnd w:id="121"/>
+    <w:bookmarkEnd w:id="122"/>
+    <w:bookmarkStart w:id="129" w:name="importance-of-file-naming"/>
+    <w:p>
+      <w:pPr>
+        <w:pStyle w:val="Heading1"/>
+      </w:pPr>
+      <w:r>
+        <w:t xml:space="preserve">8. Importance of File Naming</w:t>
+      </w:r>
+    </w:p>
+    <w:p>
+      <w:pPr>
+        <w:pStyle w:val="FirstParagraph"/>
+      </w:pPr>
+      <w:r>
+        <w:t xml:space="preserve">Each</w:t>
+      </w:r>
+      <w:r>
+        <w:t xml:space="preserve"> </w:t>
+      </w:r>
+      <w:r>
+        <w:rPr>
+          <w:rStyle w:val="VerbatimChar"/>
+        </w:rPr>
+        <w:t xml:space="preserve">.qmd</w:t>
+      </w:r>
+      <w:r>
+        <w:t xml:space="preserve"> </w:t>
+      </w:r>
+      <w:r>
+        <w:t xml:space="preserve">file has a filename that plays an important role in how your documentation is organized, versioned, and accessed online.</w:t>
+      </w:r>
+    </w:p>
+    <w:bookmarkStart w:id="123" w:name="naming-convention"/>
+    <w:p>
+      <w:pPr>
+        <w:pStyle w:val="Heading2"/>
+      </w:pPr>
+      <w:r>
+        <w:t xml:space="preserve">8.1 Naming Convention</w:t>
+      </w:r>
+    </w:p>
+    <w:p>
+      <w:pPr>
+        <w:pStyle w:val="FirstParagraph"/>
+      </w:pPr>
+      <w:r>
+        <w:t xml:space="preserve">Documentation files follow this naming pattern:</w:t>
+      </w:r>
+    </w:p>
+    <w:p>
+      <w:pPr>
+        <w:pStyle w:val="SourceCode"/>
+      </w:pPr>
+      <w:r>
+        <w:rPr>
+          <w:rStyle w:val="VerbatimChar"/>
+        </w:rPr>
+        <w:t xml:space="preserve">CLMS_&lt;Product-Name&gt;_&lt;Document-Type&gt;_v&lt;Major-Version&gt;.qmd</w:t>
+      </w:r>
+    </w:p>
+    <w:p>
+      <w:pPr>
+        <w:pStyle w:val="FirstParagraph"/>
+      </w:pPr>
+      <w:r>
+        <w:rPr>
+          <w:b/>
+          <w:bCs/>
+        </w:rPr>
+        <w:t xml:space="preserve">Examples:</w:t>
+      </w:r>
+    </w:p>
+    <w:p>
+      <w:pPr>
+        <w:pStyle w:val="Compact"/>
+        <w:numPr>
+          <w:ilvl w:val="0"/>
+          <w:numId w:val="1026"/>
+        </w:numPr>
+      </w:pPr>
+      <w:r>
+        <w:rPr>
+          <w:rStyle w:val="VerbatimChar"/>
+        </w:rPr>
+        <w:t xml:space="preserve">CLMS_HRL-Forest_PUM_v2.qmd</w:t>
+      </w:r>
+      <w:r>
+        <w:t xml:space="preserve"> </w:t>
+      </w:r>
+      <w:r>
+        <w:t xml:space="preserve">- Product User Manual for HRL Forest, major version 2</w:t>
+      </w:r>
+    </w:p>
+    <w:p>
+      <w:pPr>
+        <w:pStyle w:val="Compact"/>
+        <w:numPr>
+          <w:ilvl w:val="0"/>
+          <w:numId w:val="1026"/>
+        </w:numPr>
+      </w:pPr>
+      <w:r>
+        <w:rPr>
+          <w:rStyle w:val="VerbatimChar"/>
+        </w:rPr>
+        <w:t xml:space="preserve">CLMS_Water-Bodies_ATBD_v1.qmd</w:t>
+      </w:r>
+      <w:r>
+        <w:t xml:space="preserve"> </w:t>
+      </w:r>
+      <w:r>
+        <w:t xml:space="preserve">- Algorithm Theoretical Basis Document for Water Bodies, major version 1</w:t>
+      </w:r>
+    </w:p>
+    <w:bookmarkEnd w:id="123"/>
+    <w:bookmarkStart w:id="124" w:name="the-version-suffix"/>
+    <w:p>
+      <w:pPr>
+        <w:pStyle w:val="Heading2"/>
+      </w:pPr>
+      <w:r>
+        <w:t xml:space="preserve">8.2 The Version Suffix</w:t>
+      </w:r>
+    </w:p>
+    <w:p>
+      <w:pPr>
+        <w:pStyle w:val="FirstParagraph"/>
+      </w:pPr>
+      <w:r>
+        <w:t xml:space="preserve">The</w:t>
+      </w:r>
+      <w:r>
+        <w:t xml:space="preserve"> </w:t>
+      </w:r>
+      <w:r>
+        <w:rPr>
+          <w:rStyle w:val="VerbatimChar"/>
+        </w:rPr>
+        <w:t xml:space="preserve">_v&lt;number&gt;</w:t>
+      </w:r>
+      <w:r>
+        <w:t xml:space="preserve"> </w:t>
+      </w:r>
+      <w:r>
+        <w:t xml:space="preserve">suffix at the end of the filename represents the</w:t>
+      </w:r>
+      <w:r>
+        <w:t xml:space="preserve"> </w:t>
+      </w:r>
+      <w:r>
+        <w:rPr>
+          <w:b/>
+          <w:bCs/>
+        </w:rPr>
+        <w:t xml:space="preserve">major version</w:t>
+      </w:r>
+      <w:r>
+        <w:t xml:space="preserve"> </w:t>
+      </w:r>
+      <w:r>
+        <w:t xml:space="preserve">of the document and is set by you, the editor:</w:t>
+      </w:r>
+    </w:p>
+    <w:p>
+      <w:pPr>
+        <w:pStyle w:val="Compact"/>
+        <w:numPr>
+          <w:ilvl w:val="0"/>
+          <w:numId w:val="1027"/>
+        </w:numPr>
+      </w:pPr>
+      <w:r>
+        <w:rPr>
+          <w:rStyle w:val="VerbatimChar"/>
+        </w:rPr>
+        <w:t xml:space="preserve">_v1</w:t>
+      </w:r>
+      <w:r>
+        <w:t xml:space="preserve"> </w:t>
+      </w:r>
+      <w:r>
+        <w:t xml:space="preserve">- First major version (versions 1.0.0, 1.1.0, 1.2.3, etc.)</w:t>
+      </w:r>
+    </w:p>
+    <w:p>
+      <w:pPr>
+        <w:pStyle w:val="Compact"/>
+        <w:numPr>
+          <w:ilvl w:val="0"/>
+          <w:numId w:val="1027"/>
+        </w:numPr>
+      </w:pPr>
+      <w:r>
+        <w:rPr>
+          <w:rStyle w:val="VerbatimChar"/>
+        </w:rPr>
+        <w:t xml:space="preserve">_v2</w:t>
+      </w:r>
+      <w:r>
+        <w:t xml:space="preserve"> </w:t>
+      </w:r>
+      <w:r>
+        <w:t xml:space="preserve">- Second major version (versions 2.0.0, 2.1.0, 2.2.1, etc.)</w:t>
+      </w:r>
+    </w:p>
+    <w:p>
+      <w:pPr>
+        <w:pStyle w:val="Compact"/>
+        <w:numPr>
+          <w:ilvl w:val="0"/>
+          <w:numId w:val="1027"/>
+        </w:numPr>
+      </w:pPr>
+      <w:r>
+        <w:rPr>
+          <w:rStyle w:val="VerbatimChar"/>
+        </w:rPr>
+        <w:t xml:space="preserve">_v3</w:t>
+      </w:r>
+      <w:r>
+        <w:t xml:space="preserve"> </w:t>
+      </w:r>
+      <w:r>
+        <w:t xml:space="preserve">- Third major version (versions 3.0.0, 3.1.0, etc.)</w:t>
+      </w:r>
+    </w:p>
+    <w:p>
+      <w:pPr>
+        <w:pStyle w:val="FirstParagraph"/>
+      </w:pPr>
+      <w:r>
+        <w:t xml:space="preserve">The minor and patch numbers (the second and third parts of the version) are managed automatically by the Technical Library system during the release process. You control the major version by choosing the filename suffix.</w:t>
+      </w:r>
+    </w:p>
+    <w:bookmarkEnd w:id="124"/>
+    <w:bookmarkStart w:id="125" w:name="url-generation"/>
+    <w:p>
+      <w:pPr>
+        <w:pStyle w:val="Heading2"/>
+      </w:pPr>
+      <w:r>
+        <w:t xml:space="preserve">8.3 URL Generation</w:t>
+      </w:r>
+    </w:p>
+    <w:p>
+      <w:pPr>
+        <w:pStyle w:val="FirstParagraph"/>
+      </w:pPr>
+      <w:r>
+        <w:t xml:space="preserve">The filename (without the</w:t>
+      </w:r>
+      <w:r>
+        <w:t xml:space="preserve"> </w:t>
+      </w:r>
+      <w:r>
+        <w:rPr>
+          <w:rStyle w:val="VerbatimChar"/>
+        </w:rPr>
+        <w:t xml:space="preserve">.qmd</w:t>
+      </w:r>
+      <w:r>
+        <w:t xml:space="preserve"> </w:t>
+      </w:r>
+      <w:r>
+        <w:t xml:space="preserve">extension) becomes part of the document’s URL after publishing.</w:t>
+      </w:r>
+    </w:p>
+    <w:p>
+      <w:pPr>
+        <w:pStyle w:val="BodyText"/>
+      </w:pPr>
+      <w:r>
+        <w:rPr>
+          <w:b/>
+          <w:bCs/>
+        </w:rPr>
+        <w:t xml:space="preserve">Example:</w:t>
+      </w:r>
+    </w:p>
+    <w:p>
+      <w:pPr>
+        <w:pStyle w:val="Compact"/>
+        <w:numPr>
+          <w:ilvl w:val="0"/>
+          <w:numId w:val="1028"/>
+        </w:numPr>
+      </w:pPr>
+      <w:r>
+        <w:t xml:space="preserve">File:</w:t>
+      </w:r>
+      <w:r>
+        <w:t xml:space="preserve"> </w:t>
+      </w:r>
+      <w:r>
+        <w:rPr>
+          <w:rStyle w:val="VerbatimChar"/>
+        </w:rPr>
+        <w:t xml:space="preserve">docs/CLMS_HRL-Forest_PUM_v2.qmd</w:t>
+      </w:r>
+    </w:p>
+    <w:p>
+      <w:pPr>
+        <w:pStyle w:val="Compact"/>
+        <w:numPr>
+          <w:ilvl w:val="0"/>
+          <w:numId w:val="1028"/>
+        </w:numPr>
+      </w:pPr>
+      <w:r>
+        <w:t xml:space="preserve">URL:</w:t>
+      </w:r>
+      <w:r>
+        <w:t xml:space="preserve"> </w:t>
+      </w:r>
+      <w:r>
+        <w:rPr>
+          <w:rStyle w:val="VerbatimChar"/>
+        </w:rPr>
+        <w:t xml:space="preserve">https://library.land.copernicus.eu/hrl/CLMS_HRL-Forest_PUM_v2.html</w:t>
+      </w:r>
+    </w:p>
+    <w:bookmarkEnd w:id="125"/>
+    <w:bookmarkStart w:id="128" w:name="naming-guidelines"/>
+    <w:p>
+      <w:pPr>
+        <w:pStyle w:val="Heading2"/>
+      </w:pPr>
+      <w:r>
+        <w:t xml:space="preserve">8.4 Naming Guidelines</w:t>
+      </w:r>
+    </w:p>
+    <w:p>
+      <w:pPr>
+        <w:pStyle w:val="FirstParagraph"/>
+      </w:pPr>
+      <w:r>
+        <w:t xml:space="preserve">When creating documentation files:</w:t>
+      </w:r>
+    </w:p>
+    <w:p>
+      <w:pPr>
+        <w:pStyle w:val="Compact"/>
+        <w:numPr>
+          <w:ilvl w:val="0"/>
+          <w:numId w:val="1029"/>
+        </w:numPr>
+      </w:pPr>
+      <w:r>
+        <w:t xml:space="preserve">Follow the CLMS naming convention shown above</w:t>
+      </w:r>
+    </w:p>
+    <w:p>
+      <w:pPr>
+        <w:pStyle w:val="Compact"/>
+        <w:numPr>
+          <w:ilvl w:val="0"/>
+          <w:numId w:val="1029"/>
+        </w:numPr>
+      </w:pPr>
+      <w:r>
+        <w:t xml:space="preserve">Start with</w:t>
+      </w:r>
+      <w:r>
+        <w:t xml:space="preserve"> </w:t>
+      </w:r>
+      <w:r>
+        <w:rPr>
+          <w:rStyle w:val="VerbatimChar"/>
+        </w:rPr>
+        <w:t xml:space="preserve">_v1</w:t>
+      </w:r>
+      <w:r>
+        <w:t xml:space="preserve"> </w:t>
+      </w:r>
+      <w:r>
+        <w:t xml:space="preserve">for new documents</w:t>
+      </w:r>
+    </w:p>
+    <w:p>
+      <w:pPr>
+        <w:pStyle w:val="Compact"/>
+        <w:numPr>
+          <w:ilvl w:val="0"/>
+          <w:numId w:val="1029"/>
+        </w:numPr>
+      </w:pPr>
+      <w:r>
+        <w:t xml:space="preserve">Use clear, descriptive product names</w:t>
+      </w:r>
+    </w:p>
+    <w:p>
+      <w:pPr>
+        <w:pStyle w:val="Compact"/>
+        <w:numPr>
+          <w:ilvl w:val="0"/>
+          <w:numId w:val="1029"/>
+        </w:numPr>
+      </w:pPr>
+      <w:r>
+        <w:t xml:space="preserve">Avoid renaming files after creation, as it breaks links and references</w:t>
+      </w:r>
+    </w:p>
+    <w:p>
+      <w:pPr>
+        <w:pStyle w:val="Compact"/>
+        <w:numPr>
+          <w:ilvl w:val="0"/>
+          <w:numId w:val="1029"/>
+        </w:numPr>
+      </w:pPr>
+      <w:r>
+        <w:t xml:space="preserve">Only change the version suffix when creating a major version update (see</w:t>
+      </w:r>
+      <w:r>
+        <w:t xml:space="preserve"> </w:t>
+      </w:r>
+      <w:r>
+        <w:t xml:space="preserve">“Creating Major Version Updates”</w:t>
+      </w:r>
+      <w:r>
+        <w:t xml:space="preserve">)</w:t>
       </w:r>
     </w:p>
     <w:tbl>
@@ -8214,12 +8916,12 @@
                 <wp:inline>
                   <wp:extent cx="152400" cy="152400"/>
                   <wp:effectExtent b="0" l="0" r="0" t="0"/>
-                  <wp:docPr descr="" title="" id="119" name="Picture"/>
+                  <wp:docPr descr="" title="" id="126" name="Picture"/>
                   <a:graphic>
                     <a:graphicData uri="http://schemas.openxmlformats.org/drawingml/2006/picture">
                       <pic:pic>
                         <pic:nvPicPr>
-                          <pic:cNvPr descr="/opt/quarto/share/formats/docx/important.png" id="120" name="Picture"/>
+                          <pic:cNvPr descr="/opt/quarto/share/formats/docx/important.png" id="127" name="Picture"/>
                           <pic:cNvPicPr>
                             <a:picLocks noChangeArrowheads="1" noChangeAspect="1"/>
                           </pic:cNvPicPr>
@@ -8282,20 +8984,21 @@
               <w:spacing w:before="16" w:after="16"/>
             </w:pPr>
             <w:r>
-              <w:t xml:space="preserve">Stick with the original name once created unless you have a strong reason and can update all links accordingly.</w:t>
+              <w:t xml:space="preserve">The filename is permanent once published. Changing it later breaks URLs, cross-references, and the version history tracking. If you need to make major changes, create a new major version file (e.g., v2 → v3) rather than renaming the existing file.</w:t>
             </w:r>
           </w:p>
         </w:tc>
       </w:tr>
     </w:tbl>
-    <w:bookmarkEnd w:id="121"/>
-    <w:bookmarkStart w:id="127" w:name="ready-made-qmd-templates"/>
+    <w:bookmarkEnd w:id="128"/>
+    <w:bookmarkEnd w:id="129"/>
+    <w:bookmarkStart w:id="135" w:name="ready-made-qmd-templates"/>
     <w:p>
       <w:pPr>
         <w:pStyle w:val="Heading1"/>
       </w:pPr>
       <w:r>
-        <w:t xml:space="preserve">8. Ready-Made QMD Templates</w:t>
+        <w:t xml:space="preserve">9. Ready-Made QMD Templates</w:t>
       </w:r>
     </w:p>
     <w:p>
@@ -8344,13 +9047,13 @@
         <w:t xml:space="preserve">directory. Currently, two types of templates are provided:</w:t>
       </w:r>
     </w:p>
-    <w:bookmarkStart w:id="122" w:name="atbd-template"/>
+    <w:bookmarkStart w:id="130" w:name="atbd-template"/>
     <w:p>
       <w:pPr>
         <w:pStyle w:val="Heading2"/>
       </w:pPr>
       <w:r>
-        <w:t xml:space="preserve">8.1 ATBD Template</w:t>
+        <w:t xml:space="preserve">9.1 ATBD Template</w:t>
       </w:r>
     </w:p>
     <w:p>
@@ -8371,7 +9074,7 @@
         <w:rPr>
           <w:rStyle w:val="VerbatimChar"/>
         </w:rPr>
-        <w:t xml:space="preserve">CLMS``_Template``_ATBD.qmd</w:t>
+        <w:t xml:space="preserve">CLMS_Template_ATBD.qmd</w:t>
       </w:r>
     </w:p>
     <w:p>
@@ -8408,7 +9111,7 @@
         <w:pStyle w:val="Compact"/>
         <w:numPr>
           <w:ilvl w:val="0"/>
-          <w:numId w:val="1023"/>
+          <w:numId w:val="1030"/>
         </w:numPr>
       </w:pPr>
       <w:r>
@@ -8420,7 +9123,7 @@
         <w:pStyle w:val="Compact"/>
         <w:numPr>
           <w:ilvl w:val="0"/>
-          <w:numId w:val="1023"/>
+          <w:numId w:val="1030"/>
         </w:numPr>
       </w:pPr>
       <w:r>
@@ -8432,7 +9135,7 @@
         <w:pStyle w:val="Compact"/>
         <w:numPr>
           <w:ilvl w:val="0"/>
-          <w:numId w:val="1023"/>
+          <w:numId w:val="1030"/>
         </w:numPr>
       </w:pPr>
       <w:r>
@@ -8444,7 +9147,7 @@
         <w:pStyle w:val="Compact"/>
         <w:numPr>
           <w:ilvl w:val="0"/>
-          <w:numId w:val="1023"/>
+          <w:numId w:val="1030"/>
         </w:numPr>
       </w:pPr>
       <w:r>
@@ -8459,14 +9162,14 @@
         <w:t xml:space="preserve">💡 Use this template when documenting the scientific or technical foundation of a data product.</w:t>
       </w:r>
     </w:p>
-    <w:bookmarkEnd w:id="122"/>
-    <w:bookmarkStart w:id="123" w:name="pum-template"/>
+    <w:bookmarkEnd w:id="130"/>
+    <w:bookmarkStart w:id="131" w:name="pum-template"/>
     <w:p>
       <w:pPr>
         <w:pStyle w:val="Heading2"/>
       </w:pPr>
       <w:r>
-        <w:t xml:space="preserve">8.2 PUM Template</w:t>
+        <w:t xml:space="preserve">9.2 PUM Template</w:t>
       </w:r>
     </w:p>
     <w:p>
@@ -8487,7 +9190,7 @@
         <w:rPr>
           <w:rStyle w:val="VerbatimChar"/>
         </w:rPr>
-        <w:t xml:space="preserve">CLMS``_Template``_PUM.qmd</w:t>
+        <w:t xml:space="preserve">CLMS_Template_PUM.qmd</w:t>
       </w:r>
     </w:p>
     <w:p>
@@ -8524,7 +9227,7 @@
         <w:pStyle w:val="Compact"/>
         <w:numPr>
           <w:ilvl w:val="0"/>
-          <w:numId w:val="1024"/>
+          <w:numId w:val="1031"/>
         </w:numPr>
       </w:pPr>
       <w:r>
@@ -8536,7 +9239,7 @@
         <w:pStyle w:val="Compact"/>
         <w:numPr>
           <w:ilvl w:val="0"/>
-          <w:numId w:val="1024"/>
+          <w:numId w:val="1031"/>
         </w:numPr>
       </w:pPr>
       <w:r>
@@ -8548,7 +9251,7 @@
         <w:pStyle w:val="Compact"/>
         <w:numPr>
           <w:ilvl w:val="0"/>
-          <w:numId w:val="1024"/>
+          <w:numId w:val="1031"/>
         </w:numPr>
       </w:pPr>
       <w:r>
@@ -8563,14 +9266,14 @@
         <w:t xml:space="preserve">💡 Use this template when documenting how users should interact with or interpret a product.</w:t>
       </w:r>
     </w:p>
-    <w:bookmarkEnd w:id="123"/>
-    <w:bookmarkStart w:id="126" w:name="how-to-use-the-templates"/>
+    <w:bookmarkEnd w:id="131"/>
+    <w:bookmarkStart w:id="134" w:name="how-to-use-the-templates"/>
     <w:p>
       <w:pPr>
         <w:pStyle w:val="Heading2"/>
       </w:pPr>
       <w:r>
-        <w:t xml:space="preserve">8.3 How to Use the Templates</w:t>
+        <w:t xml:space="preserve">9.3 How to Use the Templates</w:t>
       </w:r>
     </w:p>
     <w:p>
@@ -8578,7 +9281,7 @@
         <w:pStyle w:val="Compact"/>
         <w:numPr>
           <w:ilvl w:val="0"/>
-          <w:numId w:val="1025"/>
+          <w:numId w:val="1032"/>
         </w:numPr>
       </w:pPr>
       <w:r>
@@ -8599,7 +9302,7 @@
         <w:pStyle w:val="Compact"/>
         <w:numPr>
           <w:ilvl w:val="0"/>
-          <w:numId w:val="1025"/>
+          <w:numId w:val="1032"/>
         </w:numPr>
       </w:pPr>
       <w:r>
@@ -8612,7 +9315,7 @@
         <w:rPr>
           <w:rStyle w:val="VerbatimChar"/>
         </w:rPr>
-        <w:t xml:space="preserve">CLMS``_Template``_ATBD.qmd</w:t>
+        <w:t xml:space="preserve">CLMS_Template_ATBD.qmd</w:t>
       </w:r>
       <w:r>
         <w:t xml:space="preserve"> </w:t>
@@ -8627,7 +9330,7 @@
         <w:rPr>
           <w:rStyle w:val="VerbatimChar"/>
         </w:rPr>
-        <w:t xml:space="preserve">CLMS``_Template``_PUM.qmd</w:t>
+        <w:t xml:space="preserve">CLMS_Template_PUM.qmd</w:t>
       </w:r>
     </w:p>
     <w:p>
@@ -8635,7 +9338,7 @@
         <w:pStyle w:val="Compact"/>
         <w:numPr>
           <w:ilvl w:val="0"/>
-          <w:numId w:val="1025"/>
+          <w:numId w:val="1032"/>
         </w:numPr>
       </w:pPr>
       <w:r>
@@ -8662,7 +9365,7 @@
         <w:pStyle w:val="Compact"/>
         <w:numPr>
           <w:ilvl w:val="0"/>
-          <w:numId w:val="1025"/>
+          <w:numId w:val="1032"/>
         </w:numPr>
       </w:pPr>
       <w:r>
@@ -8683,7 +9386,7 @@
         <w:pStyle w:val="Compact"/>
         <w:numPr>
           <w:ilvl w:val="0"/>
-          <w:numId w:val="1025"/>
+          <w:numId w:val="1032"/>
         </w:numPr>
       </w:pPr>
       <w:r>
@@ -8740,12 +9443,12 @@
                 <wp:inline>
                   <wp:extent cx="152400" cy="152400"/>
                   <wp:effectExtent b="0" l="0" r="0" t="0"/>
-                  <wp:docPr descr="" title="" id="124" name="Picture"/>
+                  <wp:docPr descr="" title="" id="132" name="Picture"/>
                   <a:graphic>
                     <a:graphicData uri="http://schemas.openxmlformats.org/drawingml/2006/picture">
                       <pic:pic>
                         <pic:nvPicPr>
-                          <pic:cNvPr descr="/opt/quarto/share/formats/docx/important.png" id="125" name="Picture"/>
+                          <pic:cNvPr descr="/opt/quarto/share/formats/docx/important.png" id="133" name="Picture"/>
                           <pic:cNvPicPr>
                             <a:picLocks noChangeArrowheads="1" noChangeAspect="1"/>
                           </pic:cNvPicPr>
@@ -8820,15 +9523,15 @@
         </w:tc>
       </w:tr>
     </w:tbl>
-    <w:bookmarkEnd w:id="126"/>
-    <w:bookmarkEnd w:id="127"/>
-    <w:bookmarkStart w:id="138" w:name="using-pandoc-to-convert-docx-to-qmd"/>
+    <w:bookmarkEnd w:id="134"/>
+    <w:bookmarkEnd w:id="135"/>
+    <w:bookmarkStart w:id="146" w:name="using-pandoc-to-convert-docx-to-qmd"/>
     <w:p>
       <w:pPr>
         <w:pStyle w:val="Heading1"/>
       </w:pPr>
       <w:r>
-        <w:t xml:space="preserve">9. Using Pandoc to Convert DOCX to QMD</w:t>
+        <w:t xml:space="preserve">10. Using Pandoc to Convert DOCX to QMD</w:t>
       </w:r>
     </w:p>
     <w:p>
@@ -8873,20 +9576,20 @@
         <w:t xml:space="preserve">to quickly generate a base file. This can save time by preserving text structure, headings, and even tables — though the result will still need cleanup.</w:t>
       </w:r>
     </w:p>
-    <w:bookmarkStart w:id="129" w:name="what-is-pandoc"/>
+    <w:bookmarkStart w:id="137" w:name="what-is-pandoc"/>
     <w:p>
       <w:pPr>
         <w:pStyle w:val="Heading2"/>
       </w:pPr>
       <w:r>
-        <w:t xml:space="preserve">9.1 What is Pandoc?</w:t>
+        <w:t xml:space="preserve">10.1 What is Pandoc?</w:t>
       </w:r>
     </w:p>
     <w:p>
       <w:pPr>
         <w:pStyle w:val="FirstParagraph"/>
       </w:pPr>
-      <w:hyperlink r:id="rId128">
+      <w:hyperlink r:id="rId136">
         <w:r>
           <w:rPr>
             <w:rStyle w:val="Hyperlink"/>
@@ -8911,7 +9614,7 @@
       <w:r>
         <w:t xml:space="preserve"> </w:t>
       </w:r>
-      <w:hyperlink r:id="rId128">
+      <w:hyperlink r:id="rId136">
         <w:r>
           <w:rPr>
             <w:rStyle w:val="Hyperlink"/>
@@ -8920,14 +9623,14 @@
         </w:r>
       </w:hyperlink>
     </w:p>
-    <w:bookmarkEnd w:id="129"/>
-    <w:bookmarkStart w:id="130" w:name="when-and-how-to-use-it"/>
+    <w:bookmarkEnd w:id="137"/>
+    <w:bookmarkStart w:id="138" w:name="when-and-how-to-use-it"/>
     <w:p>
       <w:pPr>
         <w:pStyle w:val="Heading2"/>
       </w:pPr>
       <w:r>
-        <w:t xml:space="preserve">9.2 When and How to Use It</w:t>
+        <w:t xml:space="preserve">10.2 When and How to Use It</w:t>
       </w:r>
     </w:p>
     <w:p>
@@ -9005,7 +9708,7 @@
         <w:pStyle w:val="Compact"/>
         <w:numPr>
           <w:ilvl w:val="0"/>
-          <w:numId w:val="1026"/>
+          <w:numId w:val="1033"/>
         </w:numPr>
       </w:pPr>
       <w:r>
@@ -9017,7 +9720,7 @@
         <w:pStyle w:val="Compact"/>
         <w:numPr>
           <w:ilvl w:val="0"/>
-          <w:numId w:val="1026"/>
+          <w:numId w:val="1033"/>
         </w:numPr>
       </w:pPr>
       <w:r>
@@ -9029,7 +9732,7 @@
         <w:pStyle w:val="Compact"/>
         <w:numPr>
           <w:ilvl w:val="0"/>
-          <w:numId w:val="1026"/>
+          <w:numId w:val="1033"/>
         </w:numPr>
       </w:pPr>
       <w:r>
@@ -9045,14 +9748,14 @@
         <w:t xml:space="preserve">.docx</w:t>
       </w:r>
     </w:p>
-    <w:bookmarkEnd w:id="130"/>
-    <w:bookmarkStart w:id="132" w:name="basic-usage-example"/>
+    <w:bookmarkEnd w:id="138"/>
+    <w:bookmarkStart w:id="140" w:name="basic-usage-example"/>
     <w:p>
       <w:pPr>
         <w:pStyle w:val="Heading2"/>
       </w:pPr>
       <w:r>
-        <w:t xml:space="preserve">9.3 Basic Usage Example</w:t>
+        <w:t xml:space="preserve">10.3 Basic Usage Example</w:t>
       </w:r>
     </w:p>
     <w:p>
@@ -9177,13 +9880,13 @@
         <w:t xml:space="preserve">markdown+fenced_divs+grid_tables+pipe_tables+smart</w:t>
       </w:r>
     </w:p>
-    <w:bookmarkStart w:id="131" w:name="what-this-command-does"/>
+    <w:bookmarkStart w:id="139" w:name="what-this-command-does"/>
     <w:p>
       <w:pPr>
         <w:pStyle w:val="Heading3"/>
       </w:pPr>
       <w:r>
-        <w:t xml:space="preserve">9.3.1 What this command does:</w:t>
+        <w:t xml:space="preserve">10.3.1 What this command does:</w:t>
       </w:r>
     </w:p>
     <w:p>
@@ -9191,7 +9894,7 @@
         <w:pStyle w:val="Compact"/>
         <w:numPr>
           <w:ilvl w:val="0"/>
-          <w:numId w:val="1027"/>
+          <w:numId w:val="1034"/>
         </w:numPr>
       </w:pPr>
       <w:r>
@@ -9209,7 +9912,7 @@
         <w:pStyle w:val="Compact"/>
         <w:numPr>
           <w:ilvl w:val="0"/>
-          <w:numId w:val="1027"/>
+          <w:numId w:val="1034"/>
         </w:numPr>
       </w:pPr>
       <w:r>
@@ -9227,7 +9930,7 @@
         <w:pStyle w:val="Compact"/>
         <w:numPr>
           <w:ilvl w:val="0"/>
-          <w:numId w:val="1027"/>
+          <w:numId w:val="1034"/>
         </w:numPr>
       </w:pPr>
       <w:r>
@@ -9245,7 +9948,7 @@
         <w:pStyle w:val="Compact"/>
         <w:numPr>
           <w:ilvl w:val="0"/>
-          <w:numId w:val="1027"/>
+          <w:numId w:val="1034"/>
         </w:numPr>
       </w:pPr>
       <w:r>
@@ -9263,7 +9966,7 @@
         <w:pStyle w:val="Compact"/>
         <w:numPr>
           <w:ilvl w:val="0"/>
-          <w:numId w:val="1027"/>
+          <w:numId w:val="1034"/>
         </w:numPr>
       </w:pPr>
       <w:r>
@@ -9276,15 +9979,15 @@
         <w:t xml:space="preserve">: Sets output format and enables enhanced table and layout options.</w:t>
       </w:r>
     </w:p>
-    <w:bookmarkEnd w:id="131"/>
-    <w:bookmarkEnd w:id="132"/>
-    <w:bookmarkStart w:id="136" w:name="where-are-media-files-stored"/>
+    <w:bookmarkEnd w:id="139"/>
+    <w:bookmarkEnd w:id="140"/>
+    <w:bookmarkStart w:id="144" w:name="where-are-media-files-stored"/>
     <w:p>
       <w:pPr>
         <w:pStyle w:val="Heading2"/>
       </w:pPr>
       <w:r>
-        <w:t xml:space="preserve">9.4 Where Are Media Files Stored?</w:t>
+        <w:t xml:space="preserve">10.4 Where Are Media Files Stored?</w:t>
       </w:r>
     </w:p>
     <w:p>
@@ -9352,13 +10055,13 @@
         <w:t xml:space="preserve">This is created automatically and will contain all image assets referenced in the converted file.</w:t>
       </w:r>
     </w:p>
-    <w:bookmarkStart w:id="135" w:name="changing-the-media-folder-name"/>
+    <w:bookmarkStart w:id="143" w:name="changing-the-media-folder-name"/>
     <w:p>
       <w:pPr>
         <w:pStyle w:val="Heading3"/>
       </w:pPr>
       <w:r>
-        <w:t xml:space="preserve">9.4.1 Changing the Media Folder Name</w:t>
+        <w:t xml:space="preserve">10.4.1 Changing the Media Folder Name</w:t>
       </w:r>
     </w:p>
     <w:p>
@@ -9473,12 +10176,12 @@
                 <wp:inline>
                   <wp:extent cx="152400" cy="152400"/>
                   <wp:effectExtent b="0" l="0" r="0" t="0"/>
-                  <wp:docPr descr="" title="" id="133" name="Picture"/>
+                  <wp:docPr descr="" title="" id="141" name="Picture"/>
                   <a:graphic>
                     <a:graphicData uri="http://schemas.openxmlformats.org/drawingml/2006/picture">
                       <pic:pic>
                         <pic:nvPicPr>
-                          <pic:cNvPr descr="/opt/quarto/share/formats/docx/note.png" id="134" name="Picture"/>
+                          <pic:cNvPr descr="/opt/quarto/share/formats/docx/note.png" id="142" name="Picture"/>
                           <pic:cNvPicPr>
                             <a:picLocks noChangeArrowheads="1" noChangeAspect="1"/>
                           </pic:cNvPicPr>
@@ -9654,15 +10357,15 @@
         </w:tc>
       </w:tr>
     </w:tbl>
-    <w:bookmarkEnd w:id="135"/>
-    <w:bookmarkEnd w:id="136"/>
-    <w:bookmarkStart w:id="137" w:name="next-steps"/>
+    <w:bookmarkEnd w:id="143"/>
+    <w:bookmarkEnd w:id="144"/>
+    <w:bookmarkStart w:id="145" w:name="next-steps"/>
     <w:p>
       <w:pPr>
         <w:pStyle w:val="Heading2"/>
       </w:pPr>
       <w:r>
-        <w:t xml:space="preserve">9.5 Next Steps</w:t>
+        <w:t xml:space="preserve">10.5 Next Steps</w:t>
       </w:r>
     </w:p>
     <w:p>
@@ -9678,7 +10381,7 @@
         <w:pStyle w:val="Compact"/>
         <w:numPr>
           <w:ilvl w:val="0"/>
-          <w:numId w:val="1028"/>
+          <w:numId w:val="1035"/>
         </w:numPr>
       </w:pPr>
       <w:r>
@@ -9690,7 +10393,7 @@
         <w:pStyle w:val="Compact"/>
         <w:numPr>
           <w:ilvl w:val="0"/>
-          <w:numId w:val="1028"/>
+          <w:numId w:val="1035"/>
         </w:numPr>
       </w:pPr>
       <w:r>
@@ -9705,7 +10408,7 @@
         <w:pStyle w:val="Compact"/>
         <w:numPr>
           <w:ilvl w:val="0"/>
-          <w:numId w:val="1028"/>
+          <w:numId w:val="1035"/>
         </w:numPr>
       </w:pPr>
       <w:r>
@@ -9735,7 +10438,7 @@
         <w:pStyle w:val="Compact"/>
         <w:numPr>
           <w:ilvl w:val="0"/>
-          <w:numId w:val="1028"/>
+          <w:numId w:val="1035"/>
         </w:numPr>
       </w:pPr>
       <w:r>
@@ -9753,15 +10456,15 @@
         <w:t xml:space="preserve">While not perfect, this method gives you a solid starting point — especially for long or complex documents.</w:t>
       </w:r>
     </w:p>
-    <w:bookmarkEnd w:id="137"/>
-    <w:bookmarkEnd w:id="138"/>
-    <w:bookmarkStart w:id="143" w:name="default-styles-and-options"/>
+    <w:bookmarkEnd w:id="145"/>
+    <w:bookmarkEnd w:id="146"/>
+    <w:bookmarkStart w:id="151" w:name="default-styles-and-options"/>
     <w:p>
       <w:pPr>
         <w:pStyle w:val="Heading1"/>
       </w:pPr>
       <w:r>
-        <w:t xml:space="preserve">10. Default Styles and Options</w:t>
+        <w:t xml:space="preserve">11. Default Styles and Options</w:t>
       </w:r>
     </w:p>
     <w:p>
@@ -9787,13 +10490,13 @@
         <w:t xml:space="preserve">files, so you don’t need to worry about design details — just focus on the content.</w:t>
       </w:r>
     </w:p>
-    <w:bookmarkStart w:id="139" w:name="shared-styling-configuration"/>
+    <w:bookmarkStart w:id="147" w:name="shared-styling-configuration"/>
     <w:p>
       <w:pPr>
         <w:pStyle w:val="Heading2"/>
       </w:pPr>
       <w:r>
-        <w:t xml:space="preserve">10.1 Shared Styling Configuration</w:t>
+        <w:t xml:space="preserve">11.1 Shared Styling Configuration</w:t>
       </w:r>
     </w:p>
     <w:p>
@@ -9824,7 +10527,7 @@
         <w:pStyle w:val="Compact"/>
         <w:numPr>
           <w:ilvl w:val="0"/>
-          <w:numId w:val="1029"/>
+          <w:numId w:val="1036"/>
         </w:numPr>
       </w:pPr>
       <w:r>
@@ -9836,7 +10539,7 @@
         <w:pStyle w:val="Compact"/>
         <w:numPr>
           <w:ilvl w:val="0"/>
-          <w:numId w:val="1029"/>
+          <w:numId w:val="1036"/>
         </w:numPr>
       </w:pPr>
       <w:r>
@@ -9848,7 +10551,7 @@
         <w:pStyle w:val="Compact"/>
         <w:numPr>
           <w:ilvl w:val="0"/>
-          <w:numId w:val="1029"/>
+          <w:numId w:val="1036"/>
         </w:numPr>
       </w:pPr>
       <w:r>
@@ -9863,14 +10566,14 @@
         <w:t xml:space="preserve">Don’t edit them! — they’re used automatically by the rendering scripts.</w:t>
       </w:r>
     </w:p>
-    <w:bookmarkEnd w:id="139"/>
-    <w:bookmarkStart w:id="140" w:name="theme"/>
+    <w:bookmarkEnd w:id="147"/>
+    <w:bookmarkStart w:id="148" w:name="theme"/>
     <w:p>
       <w:pPr>
         <w:pStyle w:val="Heading2"/>
       </w:pPr>
       <w:r>
-        <w:t xml:space="preserve">10.2 Theme</w:t>
+        <w:t xml:space="preserve">11.2 Theme</w:t>
       </w:r>
       <w:r>
         <w:t xml:space="preserve"> </w:t>
@@ -9892,14 +10595,14 @@
         <w:t xml:space="preserve">This theme is applied automatically. You do not need to configure it manually in your documents.</w:t>
       </w:r>
     </w:p>
-    <w:bookmarkEnd w:id="140"/>
-    <w:bookmarkStart w:id="141" w:name="table-of-contents"/>
+    <w:bookmarkEnd w:id="148"/>
+    <w:bookmarkStart w:id="149" w:name="table-of-contents"/>
     <w:p>
       <w:pPr>
         <w:pStyle w:val="Heading2"/>
       </w:pPr>
       <w:r>
-        <w:t xml:space="preserve">10.3 Table of Contents</w:t>
+        <w:t xml:space="preserve">11.3 Table of Contents</w:t>
       </w:r>
     </w:p>
     <w:p>
@@ -9942,14 +10645,14 @@
         <w:t xml:space="preserve">) is usually enough.</w:t>
       </w:r>
     </w:p>
-    <w:bookmarkEnd w:id="141"/>
-    <w:bookmarkStart w:id="142" w:name="customizing-per-document-settings"/>
+    <w:bookmarkEnd w:id="149"/>
+    <w:bookmarkStart w:id="150" w:name="customizing-per-document-settings"/>
     <w:p>
       <w:pPr>
         <w:pStyle w:val="Heading2"/>
       </w:pPr>
       <w:r>
-        <w:t xml:space="preserve">10.4 Customizing Per-Document Settings</w:t>
+        <w:t xml:space="preserve">11.4 Customizing Per-Document Settings</w:t>
       </w:r>
     </w:p>
     <w:p>
@@ -10025,15 +10728,15 @@
         <w:t xml:space="preserve">  pdf: default</w:t>
       </w:r>
     </w:p>
-    <w:bookmarkEnd w:id="142"/>
-    <w:bookmarkEnd w:id="143"/>
-    <w:bookmarkStart w:id="146" w:name="automatic-keywords-generation"/>
+    <w:bookmarkEnd w:id="150"/>
+    <w:bookmarkEnd w:id="151"/>
+    <w:bookmarkStart w:id="154" w:name="automatic-keywords-generation"/>
     <w:p>
       <w:pPr>
         <w:pStyle w:val="Heading1"/>
       </w:pPr>
       <w:r>
-        <w:t xml:space="preserve">11. Automatic Keywords Generation</w:t>
+        <w:t xml:space="preserve">12. Automatic Keywords Generation</w:t>
       </w:r>
     </w:p>
     <w:p>
@@ -10044,13 +10747,13 @@
         <w:t xml:space="preserve">You do not need to manually add keywords to your document’s metadata. The system is designed to handle this automatically using AI during the publishing workflow.</w:t>
       </w:r>
     </w:p>
-    <w:bookmarkStart w:id="144" w:name="how-it-works"/>
+    <w:bookmarkStart w:id="152" w:name="how-it-works"/>
     <w:p>
       <w:pPr>
         <w:pStyle w:val="Heading2"/>
       </w:pPr>
       <w:r>
-        <w:t xml:space="preserve">11.1 How It Works</w:t>
+        <w:t xml:space="preserve">12.1 How It Works</w:t>
       </w:r>
     </w:p>
     <w:p>
@@ -10058,7 +10761,7 @@
         <w:pStyle w:val="Compact"/>
         <w:numPr>
           <w:ilvl w:val="0"/>
-          <w:numId w:val="1030"/>
+          <w:numId w:val="1037"/>
         </w:numPr>
       </w:pPr>
       <w:r>
@@ -10085,7 +10788,7 @@
         <w:pStyle w:val="Compact"/>
         <w:numPr>
           <w:ilvl w:val="0"/>
-          <w:numId w:val="1030"/>
+          <w:numId w:val="1037"/>
         </w:numPr>
       </w:pPr>
       <w:r>
@@ -10110,7 +10813,7 @@
         <w:pStyle w:val="Compact"/>
         <w:numPr>
           <w:ilvl w:val="0"/>
-          <w:numId w:val="1030"/>
+          <w:numId w:val="1037"/>
         </w:numPr>
       </w:pPr>
       <w:r>
@@ -10125,14 +10828,14 @@
         <w:t xml:space="preserve">This process ensures consistent keyword formatting and reduces the work required from authors.</w:t>
       </w:r>
     </w:p>
-    <w:bookmarkEnd w:id="144"/>
-    <w:bookmarkStart w:id="145" w:name="what-you-should-do-1"/>
+    <w:bookmarkEnd w:id="152"/>
+    <w:bookmarkStart w:id="153" w:name="what-you-should-do-1"/>
     <w:p>
       <w:pPr>
         <w:pStyle w:val="Heading2"/>
       </w:pPr>
       <w:r>
-        <w:t xml:space="preserve">11.2 What You Should Do</w:t>
+        <w:t xml:space="preserve">12.2 What You Should Do</w:t>
       </w:r>
     </w:p>
     <w:p>
@@ -10172,15 +10875,15 @@
         <w:t xml:space="preserve">If you do add custom keywords for internal purposes, they will be overwritten during the publishing step — so it’s best to let the system manage them.</w:t>
       </w:r>
     </w:p>
-    <w:bookmarkEnd w:id="145"/>
-    <w:bookmarkEnd w:id="146"/>
-    <w:bookmarkStart w:id="151" w:name="using-rstudio-with-quarto"/>
+    <w:bookmarkEnd w:id="153"/>
+    <w:bookmarkEnd w:id="154"/>
+    <w:bookmarkStart w:id="159" w:name="using-rstudio-with-quarto"/>
     <w:p>
       <w:pPr>
         <w:pStyle w:val="Heading1"/>
       </w:pPr>
       <w:r>
-        <w:t xml:space="preserve">12. Using RStudio with Quarto</w:t>
+        <w:t xml:space="preserve">13. Using RStudio with Quarto</w:t>
       </w:r>
       <w:r>
         <w:t xml:space="preserve"> </w:t>
@@ -10190,7 +10893,7 @@
       <w:pPr>
         <w:pStyle w:val="FirstParagraph"/>
       </w:pPr>
-      <w:hyperlink r:id="rId147">
+      <w:hyperlink r:id="rId155">
         <w:r>
           <w:rPr>
             <w:rStyle w:val="Hyperlink"/>
@@ -10228,13 +10931,13 @@
         <w:t xml:space="preserve">You don’t need to know R to use RStudio — we only use it here as a Markdown editor with rendering features.</w:t>
       </w:r>
     </w:p>
-    <w:bookmarkStart w:id="148" w:name="opening-your-project"/>
+    <w:bookmarkStart w:id="156" w:name="opening-your-project"/>
     <w:p>
       <w:pPr>
         <w:pStyle w:val="Heading2"/>
       </w:pPr>
       <w:r>
-        <w:t xml:space="preserve">12.1 Opening Your Project</w:t>
+        <w:t xml:space="preserve">13.1 Opening Your Project</w:t>
       </w:r>
     </w:p>
     <w:p>
@@ -10242,7 +10945,7 @@
         <w:pStyle w:val="Compact"/>
         <w:numPr>
           <w:ilvl w:val="0"/>
-          <w:numId w:val="1031"/>
+          <w:numId w:val="1038"/>
         </w:numPr>
       </w:pPr>
       <w:r>
@@ -10254,7 +10957,7 @@
         <w:pStyle w:val="Compact"/>
         <w:numPr>
           <w:ilvl w:val="0"/>
-          <w:numId w:val="1031"/>
+          <w:numId w:val="1038"/>
         </w:numPr>
       </w:pPr>
       <w:r>
@@ -10282,7 +10985,7 @@
         <w:pStyle w:val="Compact"/>
         <w:numPr>
           <w:ilvl w:val="0"/>
-          <w:numId w:val="1031"/>
+          <w:numId w:val="1038"/>
         </w:numPr>
       </w:pPr>
       <w:r>
@@ -10309,7 +11012,7 @@
         <w:pStyle w:val="Compact"/>
         <w:numPr>
           <w:ilvl w:val="0"/>
-          <w:numId w:val="1031"/>
+          <w:numId w:val="1038"/>
         </w:numPr>
       </w:pPr>
       <w:r>
@@ -10331,14 +11034,14 @@
         <w:t xml:space="preserve">file you want to edit.</w:t>
       </w:r>
     </w:p>
-    <w:bookmarkEnd w:id="148"/>
-    <w:bookmarkStart w:id="149" w:name="editing-qmd-files"/>
+    <w:bookmarkEnd w:id="156"/>
+    <w:bookmarkStart w:id="157" w:name="editing-qmd-files"/>
     <w:p>
       <w:pPr>
         <w:pStyle w:val="Heading2"/>
       </w:pPr>
       <w:r>
-        <w:t xml:space="preserve">12.2 Editing QMD Files</w:t>
+        <w:t xml:space="preserve">13.2 Editing QMD Files</w:t>
       </w:r>
     </w:p>
     <w:p>
@@ -10369,7 +11072,7 @@
         <w:pStyle w:val="Compact"/>
         <w:numPr>
           <w:ilvl w:val="0"/>
-          <w:numId w:val="1032"/>
+          <w:numId w:val="1039"/>
         </w:numPr>
       </w:pPr>
       <w:r>
@@ -10381,7 +11084,7 @@
         <w:pStyle w:val="Compact"/>
         <w:numPr>
           <w:ilvl w:val="0"/>
-          <w:numId w:val="1032"/>
+          <w:numId w:val="1039"/>
         </w:numPr>
       </w:pPr>
       <w:r>
@@ -10393,7 +11096,7 @@
         <w:pStyle w:val="Compact"/>
         <w:numPr>
           <w:ilvl w:val="0"/>
-          <w:numId w:val="1032"/>
+          <w:numId w:val="1039"/>
         </w:numPr>
       </w:pPr>
       <w:r>
@@ -10405,7 +11108,7 @@
         <w:pStyle w:val="Compact"/>
         <w:numPr>
           <w:ilvl w:val="0"/>
-          <w:numId w:val="1032"/>
+          <w:numId w:val="1039"/>
         </w:numPr>
       </w:pPr>
       <w:r>
@@ -10436,14 +11139,14 @@
         <w:t xml:space="preserve">option (checkbox in the toolbar) to automatically render your file every time you save it. This makes editing more efficient.</w:t>
       </w:r>
     </w:p>
-    <w:bookmarkEnd w:id="149"/>
-    <w:bookmarkStart w:id="150" w:name="managing-media-files"/>
+    <w:bookmarkEnd w:id="157"/>
+    <w:bookmarkStart w:id="158" w:name="managing-media-files"/>
     <w:p>
       <w:pPr>
         <w:pStyle w:val="Heading2"/>
       </w:pPr>
       <w:r>
-        <w:t xml:space="preserve">12.3 Managing Media Files</w:t>
+        <w:t xml:space="preserve">13.3 Managing Media Files</w:t>
       </w:r>
     </w:p>
     <w:p>
@@ -10459,7 +11162,7 @@
         <w:pStyle w:val="Compact"/>
         <w:numPr>
           <w:ilvl w:val="0"/>
-          <w:numId w:val="1033"/>
+          <w:numId w:val="1040"/>
         </w:numPr>
       </w:pPr>
       <w:r>
@@ -10480,7 +11183,7 @@
         <w:pStyle w:val="Compact"/>
         <w:numPr>
           <w:ilvl w:val="0"/>
-          <w:numId w:val="1033"/>
+          <w:numId w:val="1040"/>
         </w:numPr>
       </w:pPr>
       <w:r>
@@ -10513,15 +11216,15 @@
         <w:t xml:space="preserve">![Data Flow Diagram](my-doc-media/diagram.png)</w:t>
       </w:r>
     </w:p>
-    <w:bookmarkEnd w:id="150"/>
-    <w:bookmarkEnd w:id="151"/>
-    <w:bookmarkStart w:id="176" w:name="rendering-documentation"/>
+    <w:bookmarkEnd w:id="158"/>
+    <w:bookmarkEnd w:id="159"/>
+    <w:bookmarkStart w:id="184" w:name="rendering-documentation"/>
     <w:p>
       <w:pPr>
         <w:pStyle w:val="Heading1"/>
       </w:pPr>
       <w:r>
-        <w:t xml:space="preserve">13. Rendering Documentation</w:t>
+        <w:t xml:space="preserve">14. Rendering Documentation</w:t>
       </w:r>
     </w:p>
     <w:p>
@@ -10584,13 +11287,13 @@
         <w:t xml:space="preserve">You can render your documentation directly in RStudio as described below or using command-line tools, depending on what you prefer. Both options work the same way and produce identical results — choose the one that fits your workflow best.</w:t>
       </w:r>
     </w:p>
-    <w:bookmarkStart w:id="164" w:name="render-to-html"/>
+    <w:bookmarkStart w:id="172" w:name="render-to-html"/>
     <w:p>
       <w:pPr>
         <w:pStyle w:val="Heading2"/>
       </w:pPr>
       <w:r>
-        <w:t xml:space="preserve">13.1 Render to HTML</w:t>
+        <w:t xml:space="preserve">14.1 Render to HTML</w:t>
       </w:r>
     </w:p>
     <w:p>
@@ -10628,7 +11331,7 @@
       <w:pPr>
         <w:numPr>
           <w:ilvl w:val="0"/>
-          <w:numId w:val="1034"/>
+          <w:numId w:val="1041"/>
         </w:numPr>
       </w:pPr>
       <w:r>
@@ -10658,18 +11361,18 @@
           <wp:inline>
             <wp:extent cx="5943600" cy="703497"/>
             <wp:effectExtent b="0" l="0" r="0" t="0"/>
-            <wp:docPr descr="Render button" title="" id="153" name="Picture"/>
+            <wp:docPr descr="Render button" title="" id="161" name="Picture"/>
             <a:graphic>
               <a:graphicData uri="http://schemas.openxmlformats.org/drawingml/2006/picture">
                 <pic:pic>
                   <pic:nvPicPr>
-                    <pic:cNvPr descr="guidelines_editor-manual_v1-media/rstudio-render.png" id="154" name="Picture"/>
+                    <pic:cNvPr descr="guidelines_editor-manual_v1-media/rstudio-render.png" id="162" name="Picture"/>
                     <pic:cNvPicPr>
                       <a:picLocks noChangeArrowheads="1" noChangeAspect="1"/>
                     </pic:cNvPicPr>
                   </pic:nvPicPr>
                   <pic:blipFill>
-                    <a:blip r:embed="rId152"/>
+                    <a:blip r:embed="rId160"/>
                     <a:stretch>
                       <a:fillRect/>
                     </a:stretch>
@@ -10700,7 +11403,7 @@
       <w:pPr>
         <w:numPr>
           <w:ilvl w:val="0"/>
-          <w:numId w:val="1034"/>
+          <w:numId w:val="1041"/>
         </w:numPr>
       </w:pPr>
       <w:r>
@@ -10730,18 +11433,18 @@
           <wp:inline>
             <wp:extent cx="5943600" cy="676878"/>
             <wp:effectExtent b="0" l="0" r="0" t="0"/>
-            <wp:docPr descr="Render on Save" title="" id="156" name="Picture"/>
+            <wp:docPr descr="Render on Save" title="" id="164" name="Picture"/>
             <a:graphic>
               <a:graphicData uri="http://schemas.openxmlformats.org/drawingml/2006/picture">
                 <pic:pic>
                   <pic:nvPicPr>
-                    <pic:cNvPr descr="guidelines_editor-manual_v1-media/rstudio-render-on-save.png" id="157" name="Picture"/>
+                    <pic:cNvPr descr="guidelines_editor-manual_v1-media/rstudio-render-on-save.png" id="165" name="Picture"/>
                     <pic:cNvPicPr>
                       <a:picLocks noChangeArrowheads="1" noChangeAspect="1"/>
                     </pic:cNvPicPr>
                   </pic:nvPicPr>
                   <pic:blipFill>
-                    <a:blip r:embed="rId155"/>
+                    <a:blip r:embed="rId163"/>
                     <a:stretch>
                       <a:fillRect/>
                     </a:stretch>
@@ -10849,18 +11552,18 @@
           <wp:inline>
             <wp:extent cx="5943600" cy="442768"/>
             <wp:effectExtent b="0" l="0" r="0" t="0"/>
-            <wp:docPr descr="" title="" id="159" name="Picture"/>
+            <wp:docPr descr="" title="" id="167" name="Picture"/>
             <a:graphic>
               <a:graphicData uri="http://schemas.openxmlformats.org/drawingml/2006/picture">
                 <pic:pic>
                   <pic:nvPicPr>
-                    <pic:cNvPr descr="guidelines_editor-manual_v1-media/rstudio-render-viewer-tab.png" id="160" name="Picture"/>
+                    <pic:cNvPr descr="guidelines_editor-manual_v1-media/rstudio-render-viewer-tab.png" id="168" name="Picture"/>
                     <pic:cNvPicPr>
                       <a:picLocks noChangeArrowheads="1" noChangeAspect="1"/>
                     </pic:cNvPicPr>
                   </pic:nvPicPr>
                   <pic:blipFill>
-                    <a:blip r:embed="rId158"/>
+                    <a:blip r:embed="rId166"/>
                     <a:stretch>
                       <a:fillRect/>
                     </a:stretch>
@@ -10916,7 +11619,7 @@
         <w:pStyle w:val="Compact"/>
         <w:numPr>
           <w:ilvl w:val="0"/>
-          <w:numId w:val="1035"/>
+          <w:numId w:val="1042"/>
         </w:numPr>
       </w:pPr>
       <w:r>
@@ -10944,7 +11647,7 @@
         <w:pStyle w:val="Compact"/>
         <w:numPr>
           <w:ilvl w:val="0"/>
-          <w:numId w:val="1035"/>
+          <w:numId w:val="1042"/>
         </w:numPr>
       </w:pPr>
       <w:r>
@@ -10972,7 +11675,7 @@
         <w:pStyle w:val="Compact"/>
         <w:numPr>
           <w:ilvl w:val="0"/>
-          <w:numId w:val="1035"/>
+          <w:numId w:val="1042"/>
         </w:numPr>
       </w:pPr>
       <w:r>
@@ -11017,18 +11720,18 @@
           <wp:inline>
             <wp:extent cx="5795619" cy="2857500"/>
             <wp:effectExtent b="0" l="0" r="0" t="0"/>
-            <wp:docPr descr="" title="" id="162" name="Picture"/>
+            <wp:docPr descr="" title="" id="170" name="Picture"/>
             <a:graphic>
               <a:graphicData uri="http://schemas.openxmlformats.org/drawingml/2006/picture">
                 <pic:pic>
                   <pic:nvPicPr>
-                    <pic:cNvPr descr="guidelines_editor-manual_v1-media/rstudio-render-viewer-options.png" id="163" name="Picture"/>
+                    <pic:cNvPr descr="guidelines_editor-manual_v1-media/rstudio-render-viewer-options.png" id="171" name="Picture"/>
                     <pic:cNvPicPr>
                       <a:picLocks noChangeArrowheads="1" noChangeAspect="1"/>
                     </pic:cNvPicPr>
                   </pic:nvPicPr>
                   <pic:blipFill>
-                    <a:blip r:embed="rId161"/>
+                    <a:blip r:embed="rId169"/>
                     <a:stretch>
                       <a:fillRect/>
                     </a:stretch>
@@ -11063,14 +11766,14 @@
         <w:t xml:space="preserve">This setting ensures that rendered documents are displayed within RStudio, providing a seamless preview experience.</w:t>
       </w:r>
     </w:p>
-    <w:bookmarkEnd w:id="164"/>
-    <w:bookmarkStart w:id="171" w:name="render-to-pdf-via-docx-and-libreoffice"/>
+    <w:bookmarkEnd w:id="172"/>
+    <w:bookmarkStart w:id="179" w:name="render-to-pdf-via-docx-and-libreoffice"/>
     <w:p>
       <w:pPr>
         <w:pStyle w:val="Heading2"/>
       </w:pPr>
       <w:r>
-        <w:t xml:space="preserve">13.2 Render to PDF via DOCX and LibreOffice</w:t>
+        <w:t xml:space="preserve">14.2 Render to PDF via DOCX and LibreOffice</w:t>
       </w:r>
     </w:p>
     <w:p>
@@ -11086,7 +11789,7 @@
         <w:pStyle w:val="Compact"/>
         <w:numPr>
           <w:ilvl w:val="0"/>
-          <w:numId w:val="1036"/>
+          <w:numId w:val="1043"/>
         </w:numPr>
       </w:pPr>
       <w:r>
@@ -11113,7 +11816,7 @@
         <w:pStyle w:val="Compact"/>
         <w:numPr>
           <w:ilvl w:val="0"/>
-          <w:numId w:val="1036"/>
+          <w:numId w:val="1043"/>
         </w:numPr>
       </w:pPr>
       <w:r>
@@ -11155,7 +11858,7 @@
         <w:pStyle w:val="Compact"/>
         <w:numPr>
           <w:ilvl w:val="0"/>
-          <w:numId w:val="1036"/>
+          <w:numId w:val="1043"/>
         </w:numPr>
       </w:pPr>
       <w:r>
@@ -11212,12 +11915,12 @@
                 <wp:inline>
                   <wp:extent cx="152400" cy="152400"/>
                   <wp:effectExtent b="0" l="0" r="0" t="0"/>
-                  <wp:docPr descr="" title="" id="165" name="Picture"/>
+                  <wp:docPr descr="" title="" id="173" name="Picture"/>
                   <a:graphic>
                     <a:graphicData uri="http://schemas.openxmlformats.org/drawingml/2006/picture">
                       <pic:pic>
                         <pic:nvPicPr>
-                          <pic:cNvPr descr="/opt/quarto/share/formats/docx/important.png" id="166" name="Picture"/>
+                          <pic:cNvPr descr="/opt/quarto/share/formats/docx/important.png" id="174" name="Picture"/>
                           <pic:cNvPicPr>
                             <a:picLocks noChangeArrowheads="1" noChangeAspect="1"/>
                           </pic:cNvPicPr>
@@ -11277,7 +11980,7 @@
               <w:pStyle w:val="Compact"/>
               <w:numPr>
                 <w:ilvl w:val="0"/>
-                <w:numId w:val="1037"/>
+                <w:numId w:val="1044"/>
               </w:numPr>
             </w:pPr>
             <w:r>
@@ -11304,7 +12007,7 @@
               <w:pStyle w:val="Compact"/>
               <w:numPr>
                 <w:ilvl w:val="0"/>
-                <w:numId w:val="1037"/>
+                <w:numId w:val="1044"/>
               </w:numPr>
             </w:pPr>
             <w:r>
@@ -11332,13 +12035,13 @@
         </w:tc>
       </w:tr>
     </w:tbl>
-    <w:bookmarkStart w:id="170" w:name="preview-with-docx-instead-of-pdf"/>
+    <w:bookmarkStart w:id="178" w:name="preview-with-docx-instead-of-pdf"/>
     <w:p>
       <w:pPr>
         <w:pStyle w:val="Heading3"/>
       </w:pPr>
       <w:r>
-        <w:t xml:space="preserve">13.2.1 Preview with DOCX Instead of PDF</w:t>
+        <w:t xml:space="preserve">14.2.1 Preview with DOCX Instead of PDF</w:t>
       </w:r>
     </w:p>
     <w:p>
@@ -11436,18 +12139,18 @@
           <wp:inline>
             <wp:extent cx="5892800" cy="2019300"/>
             <wp:effectExtent b="0" l="0" r="0" t="0"/>
-            <wp:docPr descr="" title="" id="168" name="Picture"/>
+            <wp:docPr descr="" title="" id="176" name="Picture"/>
             <a:graphic>
               <a:graphicData uri="http://schemas.openxmlformats.org/drawingml/2006/picture">
                 <pic:pic>
                   <pic:nvPicPr>
-                    <pic:cNvPr descr="guidelines_editor-manual_v1-media/rstudio-render-docx.png" id="169" name="Picture"/>
+                    <pic:cNvPr descr="guidelines_editor-manual_v1-media/rstudio-render-docx.png" id="177" name="Picture"/>
                     <pic:cNvPicPr>
                       <a:picLocks noChangeArrowheads="1" noChangeAspect="1"/>
                     </pic:cNvPicPr>
                   </pic:nvPicPr>
                   <pic:blipFill>
-                    <a:blip r:embed="rId167"/>
+                    <a:blip r:embed="rId175"/>
                     <a:stretch>
                       <a:fillRect/>
                     </a:stretch>
@@ -11547,15 +12250,15 @@
         <w:t xml:space="preserve">This approach is fast and avoids editing the YAML just to preview layout changes.</w:t>
       </w:r>
     </w:p>
-    <w:bookmarkEnd w:id="170"/>
-    <w:bookmarkEnd w:id="171"/>
-    <w:bookmarkStart w:id="175" w:name="output-location"/>
+    <w:bookmarkEnd w:id="178"/>
+    <w:bookmarkEnd w:id="179"/>
+    <w:bookmarkStart w:id="183" w:name="output-location"/>
     <w:p>
       <w:pPr>
         <w:pStyle w:val="Heading2"/>
       </w:pPr>
       <w:r>
-        <w:t xml:space="preserve">13.3 Output Location</w:t>
+        <w:t xml:space="preserve">14.3 Output Location</w:t>
       </w:r>
     </w:p>
     <w:p>
@@ -11659,13 +12362,13 @@
         </w:pict>
       </w:r>
     </w:p>
-    <w:bookmarkStart w:id="172" w:name="about-the-_quarto.yaml-file"/>
+    <w:bookmarkStart w:id="180" w:name="about-the-_quarto.yaml-file"/>
     <w:p>
       <w:pPr>
         <w:pStyle w:val="Heading3"/>
       </w:pPr>
       <w:r>
-        <w:t xml:space="preserve">13.3.1 About the</w:t>
+        <w:t xml:space="preserve">14.3.1 About the</w:t>
       </w:r>
       <w:r>
         <w:t xml:space="preserve"> </w:t>
@@ -11765,7 +12468,7 @@
         <w:pStyle w:val="Compact"/>
         <w:numPr>
           <w:ilvl w:val="0"/>
-          <w:numId w:val="1038"/>
+          <w:numId w:val="1045"/>
         </w:numPr>
       </w:pPr>
       <w:r>
@@ -11777,7 +12480,7 @@
         <w:pStyle w:val="Compact"/>
         <w:numPr>
           <w:ilvl w:val="0"/>
-          <w:numId w:val="1038"/>
+          <w:numId w:val="1045"/>
         </w:numPr>
       </w:pPr>
       <w:r>
@@ -11789,7 +12492,7 @@
         <w:pStyle w:val="Compact"/>
         <w:numPr>
           <w:ilvl w:val="0"/>
-          <w:numId w:val="1038"/>
+          <w:numId w:val="1045"/>
         </w:numPr>
       </w:pPr>
       <w:r>
@@ -11804,14 +12507,14 @@
         <w:t xml:space="preserve">Unfortunately, this behavior isn’t clearly documented — but it can be confusing and frustrating.</w:t>
       </w:r>
     </w:p>
-    <w:bookmarkEnd w:id="172"/>
-    <w:bookmarkStart w:id="173" w:name="recommended-setup-for-efficient-editing"/>
+    <w:bookmarkEnd w:id="180"/>
+    <w:bookmarkStart w:id="181" w:name="recommended-setup-for-efficient-editing"/>
     <w:p>
       <w:pPr>
         <w:pStyle w:val="Heading3"/>
       </w:pPr>
       <w:r>
-        <w:t xml:space="preserve">13.3.2 Recommended Setup for Efficient Editing</w:t>
+        <w:t xml:space="preserve">14.3.2 Recommended Setup for Efficient Editing</w:t>
       </w:r>
     </w:p>
     <w:p>
@@ -11847,7 +12550,7 @@
         <w:pStyle w:val="Compact"/>
         <w:numPr>
           <w:ilvl w:val="0"/>
-          <w:numId w:val="1039"/>
+          <w:numId w:val="1046"/>
         </w:numPr>
       </w:pPr>
       <w:r>
@@ -11865,7 +12568,7 @@
         <w:pStyle w:val="Compact"/>
         <w:numPr>
           <w:ilvl w:val="0"/>
-          <w:numId w:val="1039"/>
+          <w:numId w:val="1046"/>
         </w:numPr>
       </w:pPr>
       <w:r>
@@ -11899,14 +12602,14 @@
         <w:t xml:space="preserve">)</w:t>
       </w:r>
     </w:p>
-    <w:bookmarkEnd w:id="173"/>
-    <w:bookmarkStart w:id="174" w:name="rendering-the-full-project"/>
+    <w:bookmarkEnd w:id="181"/>
+    <w:bookmarkStart w:id="182" w:name="rendering-the-full-project"/>
     <w:p>
       <w:pPr>
         <w:pStyle w:val="Heading3"/>
       </w:pPr>
       <w:r>
-        <w:t xml:space="preserve">13.3.3 Rendering the Full Project</w:t>
+        <w:t xml:space="preserve">14.3.3 Rendering the Full Project</w:t>
       </w:r>
     </w:p>
     <w:p>
@@ -11922,7 +12625,7 @@
         <w:pStyle w:val="Compact"/>
         <w:numPr>
           <w:ilvl w:val="0"/>
-          <w:numId w:val="1040"/>
+          <w:numId w:val="1047"/>
         </w:numPr>
       </w:pPr>
       <w:r>
@@ -11958,7 +12661,7 @@
         <w:pStyle w:val="Compact"/>
         <w:numPr>
           <w:ilvl w:val="0"/>
-          <w:numId w:val="1040"/>
+          <w:numId w:val="1047"/>
         </w:numPr>
       </w:pPr>
       <w:r>
@@ -12041,16 +12744,16 @@
         <w:t xml:space="preserve">, but it may lead to slower performance or outdated previews in the Viewer pane. For a smoother editing experience, keep it renamed by default.</w:t>
       </w:r>
     </w:p>
-    <w:bookmarkEnd w:id="174"/>
-    <w:bookmarkEnd w:id="175"/>
-    <w:bookmarkEnd w:id="176"/>
-    <w:bookmarkStart w:id="182" w:name="problems-and-solutions"/>
+    <w:bookmarkEnd w:id="182"/>
+    <w:bookmarkEnd w:id="183"/>
+    <w:bookmarkEnd w:id="184"/>
+    <w:bookmarkStart w:id="190" w:name="problems-and-solutions"/>
     <w:p>
       <w:pPr>
         <w:pStyle w:val="Heading1"/>
       </w:pPr>
       <w:r>
-        <w:t xml:space="preserve">14. Problems and Solutions</w:t>
+        <w:t xml:space="preserve">15. Problems and Solutions</w:t>
       </w:r>
     </w:p>
     <w:p>
@@ -12076,13 +12779,13 @@
         <w:t xml:space="preserve">files and rendering documentation — along with practical solutions and best practices. These issues are based on real experience working with the templates and rendering workflow.</w:t>
       </w:r>
     </w:p>
-    <w:bookmarkStart w:id="179" w:name="text-styling-in-docx"/>
+    <w:bookmarkStart w:id="187" w:name="text-styling-in-docx"/>
     <w:p>
       <w:pPr>
         <w:pStyle w:val="Heading2"/>
       </w:pPr>
       <w:r>
-        <w:t xml:space="preserve">14.1 Text Styling in DOCX</w:t>
+        <w:t xml:space="preserve">15.1 Text Styling in DOCX</w:t>
       </w:r>
     </w:p>
     <w:p>
@@ -12244,12 +12947,12 @@
                 <wp:inline>
                   <wp:extent cx="152400" cy="152400"/>
                   <wp:effectExtent b="0" l="0" r="0" t="0"/>
-                  <wp:docPr descr="" title="" id="177" name="Picture"/>
+                  <wp:docPr descr="" title="" id="185" name="Picture"/>
                   <a:graphic>
                     <a:graphicData uri="http://schemas.openxmlformats.org/drawingml/2006/picture">
                       <pic:pic>
                         <pic:nvPicPr>
-                          <pic:cNvPr descr="/opt/quarto/share/formats/docx/note.png" id="178" name="Picture"/>
+                          <pic:cNvPr descr="/opt/quarto/share/formats/docx/note.png" id="186" name="Picture"/>
                           <pic:cNvPicPr>
                             <a:picLocks noChangeArrowheads="1" noChangeAspect="1"/>
                           </pic:cNvPicPr>
@@ -12367,14 +13070,14 @@
         </w:tc>
       </w:tr>
     </w:tbl>
-    <w:bookmarkEnd w:id="179"/>
-    <w:bookmarkStart w:id="180" w:name="figure-and-image-numbering"/>
+    <w:bookmarkEnd w:id="187"/>
+    <w:bookmarkStart w:id="188" w:name="figure-and-image-numbering"/>
     <w:p>
       <w:pPr>
         <w:pStyle w:val="Heading2"/>
       </w:pPr>
       <w:r>
-        <w:t xml:space="preserve">14.2 Figure and Image Numbering</w:t>
+        <w:t xml:space="preserve">15.2 Figure and Image Numbering</w:t>
       </w:r>
     </w:p>
     <w:p>
@@ -12488,7 +13191,7 @@
         <w:pStyle w:val="Compact"/>
         <w:numPr>
           <w:ilvl w:val="0"/>
-          <w:numId w:val="1041"/>
+          <w:numId w:val="1048"/>
         </w:numPr>
       </w:pPr>
       <w:r>
@@ -12500,7 +13203,7 @@
         <w:pStyle w:val="Compact"/>
         <w:numPr>
           <w:ilvl w:val="0"/>
-          <w:numId w:val="1041"/>
+          <w:numId w:val="1048"/>
         </w:numPr>
       </w:pPr>
       <w:r>
@@ -12535,14 +13238,14 @@
         <w:t xml:space="preserve">**Figure 3.** Data processing flow chart.</w:t>
       </w:r>
     </w:p>
-    <w:bookmarkEnd w:id="180"/>
-    <w:bookmarkStart w:id="181" w:name="table-styling-and-formatting"/>
+    <w:bookmarkEnd w:id="188"/>
+    <w:bookmarkStart w:id="189" w:name="table-styling-and-formatting"/>
     <w:p>
       <w:pPr>
         <w:pStyle w:val="Heading2"/>
       </w:pPr>
       <w:r>
-        <w:t xml:space="preserve">14.3 Table Styling and Formatting</w:t>
+        <w:t xml:space="preserve">15.3 Table Styling and Formatting</w:t>
       </w:r>
     </w:p>
     <w:p>
@@ -12654,7 +13357,7 @@
         <w:pStyle w:val="Compact"/>
         <w:numPr>
           <w:ilvl w:val="0"/>
-          <w:numId w:val="1042"/>
+          <w:numId w:val="1049"/>
         </w:numPr>
       </w:pPr>
       <w:r>
@@ -12666,7 +13369,7 @@
         <w:pStyle w:val="Compact"/>
         <w:numPr>
           <w:ilvl w:val="0"/>
-          <w:numId w:val="1042"/>
+          <w:numId w:val="1049"/>
         </w:numPr>
       </w:pPr>
       <w:r>
@@ -12711,24 +13414,24 @@
         <w:t xml:space="preserve">More issues will be added here as the system and workflow evolve. If you encounter a formatting issue or rendering problem that isn’t listed, ask your team lead or check how other documents handled similar cases.</w:t>
       </w:r>
     </w:p>
-    <w:bookmarkEnd w:id="181"/>
-    <w:bookmarkEnd w:id="182"/>
-    <w:bookmarkStart w:id="190" w:name="document-review-and-git-workflow"/>
+    <w:bookmarkEnd w:id="189"/>
+    <w:bookmarkEnd w:id="190"/>
+    <w:bookmarkStart w:id="198" w:name="document-review-and-git-workflow"/>
     <w:p>
       <w:pPr>
         <w:pStyle w:val="Heading1"/>
       </w:pPr>
       <w:r>
-        <w:t xml:space="preserve">15. Document Review and Git Workflow</w:t>
-      </w:r>
-    </w:p>
-    <w:bookmarkStart w:id="184" w:name="pushing-changes-to-git"/>
+        <w:t xml:space="preserve">16. Document Review and Git Workflow</w:t>
+      </w:r>
+    </w:p>
+    <w:bookmarkStart w:id="192" w:name="pushing-changes-to-git"/>
     <w:p>
       <w:pPr>
         <w:pStyle w:val="Heading2"/>
       </w:pPr>
       <w:r>
-        <w:t xml:space="preserve">15.1 Pushing Changes to Git</w:t>
+        <w:t xml:space="preserve">16.1 Pushing Changes to Git</w:t>
       </w:r>
     </w:p>
     <w:p>
@@ -12801,7 +13504,7 @@
       <w:pPr>
         <w:numPr>
           <w:ilvl w:val="0"/>
-          <w:numId w:val="1043"/>
+          <w:numId w:val="1050"/>
         </w:numPr>
       </w:pPr>
       <w:r>
@@ -12866,7 +13569,7 @@
       <w:pPr>
         <w:numPr>
           <w:ilvl w:val="0"/>
-          <w:numId w:val="1043"/>
+          <w:numId w:val="1050"/>
         </w:numPr>
       </w:pPr>
       <w:r>
@@ -12898,7 +13601,7 @@
       <w:pPr>
         <w:numPr>
           <w:ilvl w:val="0"/>
-          <w:numId w:val="1043"/>
+          <w:numId w:val="1050"/>
         </w:numPr>
       </w:pPr>
       <w:r>
@@ -12924,7 +13627,7 @@
       <w:pPr>
         <w:numPr>
           <w:ilvl w:val="0"/>
-          <w:numId w:val="1043"/>
+          <w:numId w:val="1050"/>
         </w:numPr>
       </w:pPr>
       <w:r>
@@ -12933,7 +13636,7 @@
       <w:r>
         <w:t xml:space="preserve"> </w:t>
       </w:r>
-      <w:hyperlink r:id="rId183">
+      <w:hyperlink r:id="rId191">
         <w:r>
           <w:rPr>
             <w:rStyle w:val="Hyperlink"/>
@@ -12942,14 +13645,14 @@
         </w:r>
       </w:hyperlink>
     </w:p>
-    <w:bookmarkEnd w:id="184"/>
-    <w:bookmarkStart w:id="186" w:name="reviewing-documents"/>
+    <w:bookmarkEnd w:id="192"/>
+    <w:bookmarkStart w:id="194" w:name="reviewing-documents"/>
     <w:p>
       <w:pPr>
         <w:pStyle w:val="Heading2"/>
       </w:pPr>
       <w:r>
-        <w:t xml:space="preserve">15.2 Reviewing Documents</w:t>
+        <w:t xml:space="preserve">16.2 Reviewing Documents</w:t>
       </w:r>
     </w:p>
     <w:p>
@@ -12965,7 +13668,7 @@
         <w:pStyle w:val="Compact"/>
         <w:numPr>
           <w:ilvl w:val="0"/>
-          <w:numId w:val="1044"/>
+          <w:numId w:val="1051"/>
         </w:numPr>
       </w:pPr>
       <w:r>
@@ -13023,7 +13726,7 @@
         <w:pStyle w:val="Compact"/>
         <w:numPr>
           <w:ilvl w:val="0"/>
-          <w:numId w:val="1044"/>
+          <w:numId w:val="1051"/>
         </w:numPr>
       </w:pPr>
       <w:r>
@@ -13064,7 +13767,7 @@
         <w:pStyle w:val="Compact"/>
         <w:numPr>
           <w:ilvl w:val="0"/>
-          <w:numId w:val="1044"/>
+          <w:numId w:val="1051"/>
         </w:numPr>
       </w:pPr>
       <w:r>
@@ -13092,7 +13795,7 @@
         <w:pStyle w:val="Compact"/>
         <w:numPr>
           <w:ilvl w:val="0"/>
-          <w:numId w:val="1044"/>
+          <w:numId w:val="1051"/>
         </w:numPr>
       </w:pPr>
       <w:r>
@@ -13120,7 +13823,7 @@
         <w:pStyle w:val="Compact"/>
         <w:numPr>
           <w:ilvl w:val="0"/>
-          <w:numId w:val="1044"/>
+          <w:numId w:val="1051"/>
         </w:numPr>
       </w:pPr>
       <w:r>
@@ -13145,7 +13848,7 @@
         <w:pStyle w:val="Compact"/>
         <w:numPr>
           <w:ilvl w:val="0"/>
-          <w:numId w:val="1044"/>
+          <w:numId w:val="1051"/>
         </w:numPr>
       </w:pPr>
       <w:r>
@@ -13157,7 +13860,7 @@
         <w:pStyle w:val="Compact"/>
         <w:numPr>
           <w:ilvl w:val="1"/>
-          <w:numId w:val="1045"/>
+          <w:numId w:val="1052"/>
         </w:numPr>
       </w:pPr>
       <w:r>
@@ -13169,7 +13872,7 @@
         <w:pStyle w:val="Compact"/>
         <w:numPr>
           <w:ilvl w:val="1"/>
-          <w:numId w:val="1045"/>
+          <w:numId w:val="1052"/>
         </w:numPr>
       </w:pPr>
       <w:r>
@@ -13178,7 +13881,7 @@
       <w:r>
         <w:t xml:space="preserve"> </w:t>
       </w:r>
-      <w:hyperlink r:id="rId185">
+      <w:hyperlink r:id="rId193">
         <w:r>
           <w:rPr>
             <w:rStyle w:val="Hyperlink"/>
@@ -13187,14 +13890,14 @@
         </w:r>
       </w:hyperlink>
     </w:p>
-    <w:bookmarkEnd w:id="186"/>
-    <w:bookmarkStart w:id="189" w:name="releasing-official-documentation"/>
+    <w:bookmarkEnd w:id="194"/>
+    <w:bookmarkStart w:id="197" w:name="releasing-official-documentation"/>
     <w:p>
       <w:pPr>
         <w:pStyle w:val="Heading2"/>
       </w:pPr>
       <w:r>
-        <w:t xml:space="preserve">15.3 Releasing Official Documentation</w:t>
+        <w:t xml:space="preserve">16.3 Releasing Official Documentation</w:t>
       </w:r>
     </w:p>
     <w:p>
@@ -13210,7 +13913,7 @@
         <w:pStyle w:val="Compact"/>
         <w:numPr>
           <w:ilvl w:val="0"/>
-          <w:numId w:val="1046"/>
+          <w:numId w:val="1053"/>
         </w:numPr>
       </w:pPr>
       <w:r>
@@ -13279,7 +13982,7 @@
         <w:pStyle w:val="Compact"/>
         <w:numPr>
           <w:ilvl w:val="0"/>
-          <w:numId w:val="1046"/>
+          <w:numId w:val="1053"/>
         </w:numPr>
       </w:pPr>
       <w:r>
@@ -13304,7 +14007,7 @@
         <w:pStyle w:val="Compact"/>
         <w:numPr>
           <w:ilvl w:val="0"/>
-          <w:numId w:val="1046"/>
+          <w:numId w:val="1053"/>
         </w:numPr>
       </w:pPr>
       <w:r>
@@ -13316,7 +14019,7 @@
         <w:pStyle w:val="Compact"/>
         <w:numPr>
           <w:ilvl w:val="1"/>
-          <w:numId w:val="1047"/>
+          <w:numId w:val="1054"/>
         </w:numPr>
       </w:pPr>
       <w:r>
@@ -13328,7 +14031,7 @@
         <w:pStyle w:val="Compact"/>
         <w:numPr>
           <w:ilvl w:val="1"/>
-          <w:numId w:val="1047"/>
+          <w:numId w:val="1054"/>
         </w:numPr>
       </w:pPr>
       <w:r>
@@ -13337,22 +14040,22 @@
       <w:r>
         <w:t xml:space="preserve"> </w:t>
       </w:r>
-      <w:hyperlink r:id="rId187">
+      <w:hyperlink r:id="rId195">
         <w:r>
           <w:rPr>
             <w:rStyle w:val="Hyperlink"/>
           </w:rPr>
-          <w:t xml:space="preserve">https://library.land.copernicus.eu/</w:t>
+          <w:t xml:space="preserve">https://library.land.copernicus.eu</w:t>
         </w:r>
       </w:hyperlink>
     </w:p>
-    <w:bookmarkStart w:id="188" w:name="version-number-assignment"/>
+    <w:bookmarkStart w:id="196" w:name="version-number-assignment"/>
     <w:p>
       <w:pPr>
         <w:pStyle w:val="Heading3"/>
       </w:pPr>
       <w:r>
-        <w:t xml:space="preserve">15.3.1 Version Number Assignment</w:t>
+        <w:t xml:space="preserve">16.3.1 Version Number Assignment</w:t>
       </w:r>
     </w:p>
     <w:p>
@@ -13407,7 +14110,7 @@
         <w:pStyle w:val="Compact"/>
         <w:numPr>
           <w:ilvl w:val="0"/>
-          <w:numId w:val="1048"/>
+          <w:numId w:val="1055"/>
         </w:numPr>
       </w:pPr>
       <w:r>
@@ -13419,11 +14122,43 @@
         <w:pStyle w:val="Compact"/>
         <w:numPr>
           <w:ilvl w:val="0"/>
-          <w:numId w:val="1048"/>
+          <w:numId w:val="1055"/>
         </w:numPr>
       </w:pPr>
       <w:r>
-        <w:t xml:space="preserve">Based on the scope and nature of changes, it assigns the next appropriate version number</w:t>
+        <w:t xml:space="preserve">The AI determines whether to increment the</w:t>
+      </w:r>
+      <w:r>
+        <w:t xml:space="preserve"> </w:t>
+      </w:r>
+      <w:r>
+        <w:rPr>
+          <w:b/>
+          <w:bCs/>
+        </w:rPr>
+        <w:t xml:space="preserve">minor</w:t>
+      </w:r>
+      <w:r>
+        <w:t xml:space="preserve"> </w:t>
+      </w:r>
+      <w:r>
+        <w:t xml:space="preserve">or</w:t>
+      </w:r>
+      <w:r>
+        <w:t xml:space="preserve"> </w:t>
+      </w:r>
+      <w:r>
+        <w:rPr>
+          <w:b/>
+          <w:bCs/>
+        </w:rPr>
+        <w:t xml:space="preserve">patch</w:t>
+      </w:r>
+      <w:r>
+        <w:t xml:space="preserve"> </w:t>
+      </w:r>
+      <w:r>
+        <w:t xml:space="preserve">version based on the scope of changes</w:t>
       </w:r>
     </w:p>
     <w:p>
@@ -13431,11 +14166,11 @@
         <w:pStyle w:val="Compact"/>
         <w:numPr>
           <w:ilvl w:val="0"/>
-          <w:numId w:val="1048"/>
+          <w:numId w:val="1055"/>
         </w:numPr>
       </w:pPr>
       <w:r>
-        <w:t xml:space="preserve">Minor changes (typos, small clarifications) increment the patch version (e.g., 2.1.0 → 2.1.1)</w:t>
+        <w:t xml:space="preserve">Small fixes and corrections increment the patch version (e.g., 2.1.0 → 2.1.1)</w:t>
       </w:r>
     </w:p>
     <w:p>
@@ -13443,11 +14178,107 @@
         <w:pStyle w:val="Compact"/>
         <w:numPr>
           <w:ilvl w:val="0"/>
-          <w:numId w:val="1048"/>
+          <w:numId w:val="1055"/>
         </w:numPr>
       </w:pPr>
       <w:r>
-        <w:t xml:space="preserve">New content or features increment the minor version (e.g., 2.1.0 → 2.2.0)</w:t>
+        <w:t xml:space="preserve">New content, features, or improvements increment the minor version (e.g., 2.1.0 → 2.2.0)</w:t>
+      </w:r>
+    </w:p>
+    <w:p>
+      <w:pPr>
+        <w:pStyle w:val="FirstParagraph"/>
+      </w:pPr>
+      <w:r>
+        <w:t xml:space="preserve">The</w:t>
+      </w:r>
+      <w:r>
+        <w:t xml:space="preserve"> </w:t>
+      </w:r>
+      <w:r>
+        <w:rPr>
+          <w:b/>
+          <w:bCs/>
+        </w:rPr>
+        <w:t xml:space="preserve">major version</w:t>
+      </w:r>
+      <w:r>
+        <w:t xml:space="preserve"> </w:t>
+      </w:r>
+      <w:r>
+        <w:t xml:space="preserve">is controlled by the filename suffix (e.g.,</w:t>
+      </w:r>
+      <w:r>
+        <w:t xml:space="preserve"> </w:t>
+      </w:r>
+      <w:r>
+        <w:rPr>
+          <w:rStyle w:val="VerbatimChar"/>
+        </w:rPr>
+        <w:t xml:space="preserve">_v2</w:t>
+      </w:r>
+      <w:r>
+        <w:t xml:space="preserve"> </w:t>
+      </w:r>
+      <w:r>
+        <w:t xml:space="preserve">in</w:t>
+      </w:r>
+      <w:r>
+        <w:t xml:space="preserve"> </w:t>
+      </w:r>
+      <w:r>
+        <w:rPr>
+          <w:rStyle w:val="VerbatimChar"/>
+        </w:rPr>
+        <w:t xml:space="preserve">document_v2.qmd</w:t>
+      </w:r>
+      <w:r>
+        <w:t xml:space="preserve">). To create a new major version, you must create a new file with the updated suffix (see</w:t>
+      </w:r>
+      <w:r>
+        <w:t xml:space="preserve"> </w:t>
+      </w:r>
+      <w:r>
+        <w:t xml:space="preserve">“Creating Major Version Updates”</w:t>
+      </w:r>
+      <w:r>
+        <w:t xml:space="preserve"> </w:t>
+      </w:r>
+      <w:r>
+        <w:t xml:space="preserve">for details).</w:t>
+      </w:r>
+    </w:p>
+    <w:p>
+      <w:pPr>
+        <w:pStyle w:val="BodyText"/>
+      </w:pPr>
+      <w:r>
+        <w:rPr>
+          <w:b/>
+          <w:bCs/>
+        </w:rPr>
+        <w:t xml:space="preserve">Example:</w:t>
+      </w:r>
+      <w:r>
+        <w:t xml:space="preserve"> </w:t>
+      </w:r>
+      <w:r>
+        <w:t xml:space="preserve">If you have</w:t>
+      </w:r>
+      <w:r>
+        <w:t xml:space="preserve"> </w:t>
+      </w:r>
+      <w:r>
+        <w:rPr>
+          <w:rStyle w:val="VerbatimChar"/>
+        </w:rPr>
+        <w:t xml:space="preserve">CLMS_HRL-Forest_PUM_v2.qmd</w:t>
+      </w:r>
+      <w:r>
+        <w:t xml:space="preserve"> </w:t>
+      </w:r>
+      <w:r>
+        <w:t xml:space="preserve">currently at version 2.3.5:</w:t>
       </w:r>
     </w:p>
     <w:p>
@@ -13455,345 +14286,11 @@
         <w:pStyle w:val="Compact"/>
         <w:numPr>
           <w:ilvl w:val="0"/>
-          <w:numId w:val="1048"/>
+          <w:numId w:val="1056"/>
         </w:numPr>
       </w:pPr>
       <w:r>
-        <w:t xml:space="preserve">Breaking changes or major rewrites increment the major version (e.g., 2.1.0 → 3.0.0, which may also update the filename from v2 to v3)</w:t>
-      </w:r>
-    </w:p>
-    <w:p>
-      <w:pPr>
-        <w:pStyle w:val="FirstParagraph"/>
-      </w:pPr>
-      <w:r>
-        <w:t xml:space="preserve">The major version number in your document filename (e.g.,</w:t>
-      </w:r>
-      <w:r>
-        <w:t xml:space="preserve"> </w:t>
-      </w:r>
-      <w:r>
-        <w:rPr>
-          <w:rStyle w:val="VerbatimChar"/>
-        </w:rPr>
-        <w:t xml:space="preserve">document_name_v2.qmd</w:t>
-      </w:r>
-      <w:r>
-        <w:t xml:space="preserve">) represents the base major version. The complete version tracking is managed automatically by the Technical Library system.</w:t>
-      </w:r>
-    </w:p>
-    <w:bookmarkEnd w:id="188"/>
-    <w:bookmarkEnd w:id="189"/>
-    <w:bookmarkEnd w:id="190"/>
-    <w:bookmarkStart w:id="207" w:name="X44d7a9579115b9d20857913a8989ca18039626a"/>
-    <w:p>
-      <w:pPr>
-        <w:pStyle w:val="Heading1"/>
-      </w:pPr>
-      <w:r>
-        <w:t xml:space="preserve">16. Restoring Previous Documentation Versions</w:t>
-      </w:r>
-    </w:p>
-    <w:p>
-      <w:pPr>
-        <w:pStyle w:val="FirstParagraph"/>
-      </w:pPr>
-      <w:r>
-        <w:t xml:space="preserve">The restore feature lets you fetch any published version of a documentation file into your local project. This is useful when you need to recover deleted content, start from a previous version, or review what changed between releases.</w:t>
-      </w:r>
-    </w:p>
-    <w:bookmarkStart w:id="191" w:name="quick-reference"/>
-    <w:p>
-      <w:pPr>
-        <w:pStyle w:val="Heading2"/>
-      </w:pPr>
-      <w:r>
-        <w:t xml:space="preserve">16.1 Quick Reference</w:t>
-      </w:r>
-    </w:p>
-    <w:p>
-      <w:pPr>
-        <w:pStyle w:val="SourceCode"/>
-      </w:pPr>
-      <w:r>
-        <w:rPr>
-          <w:rStyle w:val="CommentTok"/>
-        </w:rPr>
-        <w:t xml:space="preserve"># List all published files and their versions</w:t>
-      </w:r>
-      <w:r>
-        <w:br/>
-      </w:r>
-      <w:r>
-        <w:rPr>
-          <w:rStyle w:val="FunctionTok"/>
-        </w:rPr>
-        <w:t xml:space="preserve">git</w:t>
-      </w:r>
-      <w:r>
-        <w:rPr>
-          <w:rStyle w:val="NormalTok"/>
-        </w:rPr>
-        <w:t xml:space="preserve"> docs-restore </w:t>
-      </w:r>
-      <w:r>
-        <w:rPr>
-          <w:rStyle w:val="AttributeTok"/>
-        </w:rPr>
-        <w:t xml:space="preserve">--list-all</w:t>
-      </w:r>
-      <w:r>
-        <w:br/>
-      </w:r>
-      <w:r>
-        <w:br/>
-      </w:r>
-      <w:r>
-        <w:rPr>
-          <w:rStyle w:val="CommentTok"/>
-        </w:rPr>
-        <w:t xml:space="preserve"># List all versions for a specific file</w:t>
-      </w:r>
-      <w:r>
-        <w:br/>
-      </w:r>
-      <w:r>
-        <w:rPr>
-          <w:rStyle w:val="FunctionTok"/>
-        </w:rPr>
-        <w:t xml:space="preserve">git</w:t>
-      </w:r>
-      <w:r>
-        <w:rPr>
-          <w:rStyle w:val="NormalTok"/>
-        </w:rPr>
-        <w:t xml:space="preserve"> docs-restore </w:t>
-      </w:r>
-      <w:r>
-        <w:rPr>
-          <w:rStyle w:val="AttributeTok"/>
-        </w:rPr>
-        <w:t xml:space="preserve">--list</w:t>
-      </w:r>
-      <w:r>
-        <w:rPr>
-          <w:rStyle w:val="NormalTok"/>
-        </w:rPr>
-        <w:t xml:space="preserve"> docs/CLMS_HRL-Forest_PUM_v2.qmd</w:t>
-      </w:r>
-      <w:r>
-        <w:br/>
-      </w:r>
-      <w:r>
-        <w:br/>
-      </w:r>
-      <w:r>
-        <w:rPr>
-          <w:rStyle w:val="CommentTok"/>
-        </w:rPr>
-        <w:t xml:space="preserve"># Restore a specific version</w:t>
-      </w:r>
-      <w:r>
-        <w:br/>
-      </w:r>
-      <w:r>
-        <w:rPr>
-          <w:rStyle w:val="FunctionTok"/>
-        </w:rPr>
-        <w:t xml:space="preserve">git</w:t>
-      </w:r>
-      <w:r>
-        <w:rPr>
-          <w:rStyle w:val="NormalTok"/>
-        </w:rPr>
-        <w:t xml:space="preserve"> docs-restore docs/CLMS_HRL-Forest_PUM_v2.qmd 2.0.0</w:t>
-      </w:r>
-      <w:r>
-        <w:br/>
-      </w:r>
-      <w:r>
-        <w:br/>
-      </w:r>
-      <w:r>
-        <w:rPr>
-          <w:rStyle w:val="CommentTok"/>
-        </w:rPr>
-        <w:t xml:space="preserve"># Restore the latest published version</w:t>
-      </w:r>
-      <w:r>
-        <w:br/>
-      </w:r>
-      <w:r>
-        <w:rPr>
-          <w:rStyle w:val="FunctionTok"/>
-        </w:rPr>
-        <w:t xml:space="preserve">git</w:t>
-      </w:r>
-      <w:r>
-        <w:rPr>
-          <w:rStyle w:val="NormalTok"/>
-        </w:rPr>
-        <w:t xml:space="preserve"> docs-restore </w:t>
-      </w:r>
-      <w:r>
-        <w:rPr>
-          <w:rStyle w:val="AttributeTok"/>
-        </w:rPr>
-        <w:t xml:space="preserve">--latest</w:t>
-      </w:r>
-      <w:r>
-        <w:rPr>
-          <w:rStyle w:val="NormalTok"/>
-        </w:rPr>
-        <w:t xml:space="preserve"> docs/CLMS_HRL-Forest_PUM_v2.qmd</w:t>
-      </w:r>
-    </w:p>
-    <w:bookmarkEnd w:id="191"/>
-    <w:bookmarkStart w:id="192" w:name="what-restore-means"/>
-    <w:p>
-      <w:pPr>
-        <w:pStyle w:val="Heading2"/>
-      </w:pPr>
-      <w:r>
-        <w:t xml:space="preserve">16.2 What</w:t>
-      </w:r>
-      <w:r>
-        <w:t xml:space="preserve"> </w:t>
-      </w:r>
-      <w:r>
-        <w:t xml:space="preserve">“Restore”</w:t>
-      </w:r>
-      <w:r>
-        <w:t xml:space="preserve"> </w:t>
-      </w:r>
-      <w:r>
-        <w:t xml:space="preserve">Means</w:t>
-      </w:r>
-    </w:p>
-    <w:p>
-      <w:pPr>
-        <w:pStyle w:val="FirstParagraph"/>
-      </w:pPr>
-      <w:r>
-        <w:rPr>
-          <w:b/>
-          <w:bCs/>
-        </w:rPr>
-        <w:t xml:space="preserve">Restore fetches a file to your local project</w:t>
-      </w:r>
-      <w:r>
-        <w:t xml:space="preserve"> </w:t>
-      </w:r>
-      <w:r>
-        <w:t xml:space="preserve">- it doesn’t roll back or change anything in the published Technical Library. You’re getting a copy of a previous version that you can work on, edit, and eventually publish as a new version.</w:t>
-      </w:r>
-    </w:p>
-    <w:p>
-      <w:pPr>
-        <w:pStyle w:val="BodyText"/>
-      </w:pPr>
-      <w:r>
-        <w:t xml:space="preserve">Think of it as</w:t>
-      </w:r>
-      <w:r>
-        <w:t xml:space="preserve"> </w:t>
-      </w:r>
-      <w:r>
-        <w:t xml:space="preserve">“start editing from version X”</w:t>
-      </w:r>
-      <w:r>
-        <w:t xml:space="preserve"> </w:t>
-      </w:r>
-      <w:r>
-        <w:t xml:space="preserve">rather than</w:t>
-      </w:r>
-      <w:r>
-        <w:t xml:space="preserve"> </w:t>
-      </w:r>
-      <w:r>
-        <w:t xml:space="preserve">“undo to version X in the library.”</w:t>
-      </w:r>
-    </w:p>
-    <w:bookmarkEnd w:id="192"/>
-    <w:bookmarkStart w:id="193" w:name="common-scenarios"/>
-    <w:p>
-      <w:pPr>
-        <w:pStyle w:val="Heading2"/>
-      </w:pPr>
-      <w:r>
-        <w:t xml:space="preserve">16.3 Common Scenarios</w:t>
-      </w:r>
-    </w:p>
-    <w:p>
-      <w:pPr>
-        <w:pStyle w:val="FirstParagraph"/>
-      </w:pPr>
-      <w:r>
-        <w:rPr>
-          <w:b/>
-          <w:bCs/>
-        </w:rPr>
-        <w:t xml:space="preserve">Recovering deleted content:</w:t>
-      </w:r>
-      <w:r>
-        <w:t xml:space="preserve"> </w:t>
-      </w:r>
-      <w:r>
-        <w:t xml:space="preserve">You accidentally removed an important section from your local file. Restore the latest published version to get it back, then continue editing.</w:t>
-      </w:r>
-    </w:p>
-    <w:p>
-      <w:pPr>
-        <w:pStyle w:val="BodyText"/>
-      </w:pPr>
-      <w:r>
-        <w:rPr>
-          <w:b/>
-          <w:bCs/>
-        </w:rPr>
-        <w:t xml:space="preserve">Starting from a previous version:</w:t>
-      </w:r>
-      <w:r>
-        <w:t xml:space="preserve"> </w:t>
-      </w:r>
-      <w:r>
-        <w:t xml:space="preserve">Version 2.2.0 introduced problems. Restore version 2.0.0, make corrections, and publish. When the library is released, your changes will be assigned a new version number based on their scope.</w:t>
-      </w:r>
-    </w:p>
-    <w:p>
-      <w:pPr>
-        <w:pStyle w:val="BodyText"/>
-      </w:pPr>
-      <w:r>
-        <w:rPr>
-          <w:b/>
-          <w:bCs/>
-        </w:rPr>
-        <w:t xml:space="preserve">Bringing back a deleted file:</w:t>
-      </w:r>
-      <w:r>
-        <w:t xml:space="preserve"> </w:t>
-      </w:r>
-      <w:r>
-        <w:t xml:space="preserve">A file was removed from your project but still exists in the Technical Library. Restore it to recreate the file locally, then you can update and republish it.</w:t>
-      </w:r>
-    </w:p>
-    <w:bookmarkEnd w:id="193"/>
-    <w:bookmarkStart w:id="194" w:name="the-workflow"/>
-    <w:p>
-      <w:pPr>
-        <w:pStyle w:val="Heading2"/>
-      </w:pPr>
-      <w:r>
-        <w:t xml:space="preserve">16.4 The Workflow</w:t>
-      </w:r>
-    </w:p>
-    <w:p>
-      <w:pPr>
-        <w:pStyle w:val="FirstParagraph"/>
-      </w:pPr>
-      <w:r>
-        <w:t xml:space="preserve">Here’s what happens when you restore and publish:</w:t>
+        <w:t xml:space="preserve">Minor changes → AI assigns 2.3.6 (patch++)</w:t>
       </w:r>
     </w:p>
     <w:p>
@@ -13801,36 +14298,11 @@
         <w:pStyle w:val="Compact"/>
         <w:numPr>
           <w:ilvl w:val="0"/>
-          <w:numId w:val="1049"/>
+          <w:numId w:val="1056"/>
         </w:numPr>
       </w:pPr>
       <w:r>
-        <w:rPr>
-          <w:b/>
-          <w:bCs/>
-        </w:rPr>
-        <w:t xml:space="preserve">Restore:</w:t>
-      </w:r>
-      <w:r>
-        <w:t xml:space="preserve"> </w:t>
-      </w:r>
-      <w:r>
-        <w:t xml:space="preserve">Fetch version 2.0.0 of</w:t>
-      </w:r>
-      <w:r>
-        <w:t xml:space="preserve"> </w:t>
-      </w:r>
-      <w:r>
-        <w:rPr>
-          <w:rStyle w:val="VerbatimChar"/>
-        </w:rPr>
-        <w:t xml:space="preserve">docs/CLMS_HRL-Forest_PUM_v2.qmd</w:t>
-      </w:r>
-      <w:r>
-        <w:t xml:space="preserve"> </w:t>
-      </w:r>
-      <w:r>
-        <w:t xml:space="preserve">to your project</w:t>
+        <w:t xml:space="preserve">New features → AI assigns 2.4.0 (minor++)</w:t>
       </w:r>
     </w:p>
     <w:p>
@@ -13838,33 +14310,337 @@
         <w:pStyle w:val="Compact"/>
         <w:numPr>
           <w:ilvl w:val="0"/>
-          <w:numId w:val="1049"/>
+          <w:numId w:val="1056"/>
         </w:numPr>
+      </w:pPr>
+      <w:r>
+        <w:t xml:space="preserve">Major rewrite → You create</w:t>
+      </w:r>
+      <w:r>
+        <w:t xml:space="preserve"> </w:t>
+      </w:r>
+      <w:r>
+        <w:rPr>
+          <w:rStyle w:val="VerbatimChar"/>
+        </w:rPr>
+        <w:t xml:space="preserve">CLMS_HRL-Forest_PUM_v3.qmd</w:t>
+      </w:r>
+      <w:r>
+        <w:t xml:space="preserve">, which starts at 3.0.0</w:t>
+      </w:r>
+    </w:p>
+    <w:bookmarkEnd w:id="196"/>
+    <w:bookmarkEnd w:id="197"/>
+    <w:bookmarkEnd w:id="198"/>
+    <w:bookmarkStart w:id="215" w:name="X44d7a9579115b9d20857913a8989ca18039626a"/>
+    <w:p>
+      <w:pPr>
+        <w:pStyle w:val="Heading1"/>
+      </w:pPr>
+      <w:r>
+        <w:t xml:space="preserve">17. Restoring Previous Documentation Versions</w:t>
+      </w:r>
+    </w:p>
+    <w:p>
+      <w:pPr>
+        <w:pStyle w:val="FirstParagraph"/>
+      </w:pPr>
+      <w:r>
+        <w:t xml:space="preserve">The restore feature lets you fetch any published version of a documentation file into your local project. This is useful when you need to recover deleted content, start from a previous version, or review what changed between releases.</w:t>
+      </w:r>
+    </w:p>
+    <w:bookmarkStart w:id="199" w:name="quick-reference"/>
+    <w:p>
+      <w:pPr>
+        <w:pStyle w:val="Heading2"/>
+      </w:pPr>
+      <w:r>
+        <w:t xml:space="preserve">17.1 Quick Reference</w:t>
+      </w:r>
+    </w:p>
+    <w:p>
+      <w:pPr>
+        <w:pStyle w:val="SourceCode"/>
+      </w:pPr>
+      <w:r>
+        <w:rPr>
+          <w:rStyle w:val="CommentTok"/>
+        </w:rPr>
+        <w:t xml:space="preserve"># List all published files and their versions</w:t>
+      </w:r>
+      <w:r>
+        <w:br/>
+      </w:r>
+      <w:r>
+        <w:rPr>
+          <w:rStyle w:val="FunctionTok"/>
+        </w:rPr>
+        <w:t xml:space="preserve">git</w:t>
+      </w:r>
+      <w:r>
+        <w:rPr>
+          <w:rStyle w:val="NormalTok"/>
+        </w:rPr>
+        <w:t xml:space="preserve"> docs-restore </w:t>
+      </w:r>
+      <w:r>
+        <w:rPr>
+          <w:rStyle w:val="AttributeTok"/>
+        </w:rPr>
+        <w:t xml:space="preserve">--list-all</w:t>
+      </w:r>
+      <w:r>
+        <w:br/>
+      </w:r>
+      <w:r>
+        <w:br/>
+      </w:r>
+      <w:r>
+        <w:rPr>
+          <w:rStyle w:val="CommentTok"/>
+        </w:rPr>
+        <w:t xml:space="preserve"># List all versions for a specific file</w:t>
+      </w:r>
+      <w:r>
+        <w:br/>
+      </w:r>
+      <w:r>
+        <w:rPr>
+          <w:rStyle w:val="FunctionTok"/>
+        </w:rPr>
+        <w:t xml:space="preserve">git</w:t>
+      </w:r>
+      <w:r>
+        <w:rPr>
+          <w:rStyle w:val="NormalTok"/>
+        </w:rPr>
+        <w:t xml:space="preserve"> docs-restore </w:t>
+      </w:r>
+      <w:r>
+        <w:rPr>
+          <w:rStyle w:val="AttributeTok"/>
+        </w:rPr>
+        <w:t xml:space="preserve">--list</w:t>
+      </w:r>
+      <w:r>
+        <w:rPr>
+          <w:rStyle w:val="NormalTok"/>
+        </w:rPr>
+        <w:t xml:space="preserve"> docs/CLMS_HRL-Forest_PUM_v2.qmd</w:t>
+      </w:r>
+      <w:r>
+        <w:br/>
+      </w:r>
+      <w:r>
+        <w:br/>
+      </w:r>
+      <w:r>
+        <w:rPr>
+          <w:rStyle w:val="CommentTok"/>
+        </w:rPr>
+        <w:t xml:space="preserve"># Restore a specific version</w:t>
+      </w:r>
+      <w:r>
+        <w:br/>
+      </w:r>
+      <w:r>
+        <w:rPr>
+          <w:rStyle w:val="FunctionTok"/>
+        </w:rPr>
+        <w:t xml:space="preserve">git</w:t>
+      </w:r>
+      <w:r>
+        <w:rPr>
+          <w:rStyle w:val="NormalTok"/>
+        </w:rPr>
+        <w:t xml:space="preserve"> docs-restore docs/CLMS_HRL-Forest_PUM_v2.qmd 2.0.0</w:t>
+      </w:r>
+      <w:r>
+        <w:br/>
+      </w:r>
+      <w:r>
+        <w:br/>
+      </w:r>
+      <w:r>
+        <w:rPr>
+          <w:rStyle w:val="CommentTok"/>
+        </w:rPr>
+        <w:t xml:space="preserve"># Restore the latest published version</w:t>
+      </w:r>
+      <w:r>
+        <w:br/>
+      </w:r>
+      <w:r>
+        <w:rPr>
+          <w:rStyle w:val="FunctionTok"/>
+        </w:rPr>
+        <w:t xml:space="preserve">git</w:t>
+      </w:r>
+      <w:r>
+        <w:rPr>
+          <w:rStyle w:val="NormalTok"/>
+        </w:rPr>
+        <w:t xml:space="preserve"> docs-restore </w:t>
+      </w:r>
+      <w:r>
+        <w:rPr>
+          <w:rStyle w:val="AttributeTok"/>
+        </w:rPr>
+        <w:t xml:space="preserve">--latest</w:t>
+      </w:r>
+      <w:r>
+        <w:rPr>
+          <w:rStyle w:val="NormalTok"/>
+        </w:rPr>
+        <w:t xml:space="preserve"> docs/CLMS_HRL-Forest_PUM_v2.qmd</w:t>
+      </w:r>
+    </w:p>
+    <w:bookmarkEnd w:id="199"/>
+    <w:bookmarkStart w:id="200" w:name="what-restore-means"/>
+    <w:p>
+      <w:pPr>
+        <w:pStyle w:val="Heading2"/>
+      </w:pPr>
+      <w:r>
+        <w:t xml:space="preserve">17.2 What</w:t>
+      </w:r>
+      <w:r>
+        <w:t xml:space="preserve"> </w:t>
+      </w:r>
+      <w:r>
+        <w:t xml:space="preserve">“Restore”</w:t>
+      </w:r>
+      <w:r>
+        <w:t xml:space="preserve"> </w:t>
+      </w:r>
+      <w:r>
+        <w:t xml:space="preserve">Means</w:t>
+      </w:r>
+    </w:p>
+    <w:p>
+      <w:pPr>
+        <w:pStyle w:val="FirstParagraph"/>
       </w:pPr>
       <w:r>
         <w:rPr>
           <w:b/>
           <w:bCs/>
         </w:rPr>
-        <w:t xml:space="preserve">Edit:</w:t>
-      </w:r>
-      <w:r>
-        <w:t xml:space="preserve"> </w:t>
-      </w:r>
-      <w:r>
-        <w:t xml:space="preserve">Make changes locally (file is still named</w:t>
-      </w:r>
-      <w:r>
-        <w:t xml:space="preserve"> </w:t>
-      </w:r>
-      <w:r>
-        <w:rPr>
-          <w:rStyle w:val="VerbatimChar"/>
-        </w:rPr>
-        <w:t xml:space="preserve">CLMS_HRL-Forest_PUM_v2.qmd</w:t>
-      </w:r>
-      <w:r>
-        <w:t xml:space="preserve">)</w:t>
+        <w:t xml:space="preserve">Restore fetches a file to your local project</w:t>
+      </w:r>
+      <w:r>
+        <w:t xml:space="preserve"> </w:t>
+      </w:r>
+      <w:r>
+        <w:t xml:space="preserve">- it doesn’t roll back or change anything in the published Technical Library. You’re getting a copy of a previous version that you can work on, edit, and eventually publish as a new version.</w:t>
+      </w:r>
+    </w:p>
+    <w:p>
+      <w:pPr>
+        <w:pStyle w:val="BodyText"/>
+      </w:pPr>
+      <w:r>
+        <w:t xml:space="preserve">Think of it as</w:t>
+      </w:r>
+      <w:r>
+        <w:t xml:space="preserve"> </w:t>
+      </w:r>
+      <w:r>
+        <w:t xml:space="preserve">“start editing from version X”</w:t>
+      </w:r>
+      <w:r>
+        <w:t xml:space="preserve"> </w:t>
+      </w:r>
+      <w:r>
+        <w:t xml:space="preserve">rather than</w:t>
+      </w:r>
+      <w:r>
+        <w:t xml:space="preserve"> </w:t>
+      </w:r>
+      <w:r>
+        <w:t xml:space="preserve">“undo to version X in the library.”</w:t>
+      </w:r>
+    </w:p>
+    <w:bookmarkEnd w:id="200"/>
+    <w:bookmarkStart w:id="201" w:name="common-scenarios"/>
+    <w:p>
+      <w:pPr>
+        <w:pStyle w:val="Heading2"/>
+      </w:pPr>
+      <w:r>
+        <w:t xml:space="preserve">17.3 Common Scenarios</w:t>
+      </w:r>
+    </w:p>
+    <w:p>
+      <w:pPr>
+        <w:pStyle w:val="FirstParagraph"/>
+      </w:pPr>
+      <w:r>
+        <w:rPr>
+          <w:b/>
+          <w:bCs/>
+        </w:rPr>
+        <w:t xml:space="preserve">Recovering deleted content:</w:t>
+      </w:r>
+      <w:r>
+        <w:t xml:space="preserve"> </w:t>
+      </w:r>
+      <w:r>
+        <w:t xml:space="preserve">You accidentally removed an important section from your local file. Restore the latest published version to get it back, then continue editing.</w:t>
+      </w:r>
+    </w:p>
+    <w:p>
+      <w:pPr>
+        <w:pStyle w:val="BodyText"/>
+      </w:pPr>
+      <w:r>
+        <w:rPr>
+          <w:b/>
+          <w:bCs/>
+        </w:rPr>
+        <w:t xml:space="preserve">Starting from a previous version:</w:t>
+      </w:r>
+      <w:r>
+        <w:t xml:space="preserve"> </w:t>
+      </w:r>
+      <w:r>
+        <w:t xml:space="preserve">Version 2.2.0 introduced problems. Restore version 2.0.0, make corrections, and publish. When the library is released, your changes will be assigned a new minor or patch version (like 2.3.0 or 2.2.1) based on their scope.</w:t>
+      </w:r>
+    </w:p>
+    <w:p>
+      <w:pPr>
+        <w:pStyle w:val="BodyText"/>
+      </w:pPr>
+      <w:r>
+        <w:rPr>
+          <w:b/>
+          <w:bCs/>
+        </w:rPr>
+        <w:t xml:space="preserve">Bringing back a deleted file:</w:t>
+      </w:r>
+      <w:r>
+        <w:t xml:space="preserve"> </w:t>
+      </w:r>
+      <w:r>
+        <w:t xml:space="preserve">A file was removed from your project but still exists in the Technical Library. Restore it to recreate the file locally, then you can update and republish it.</w:t>
+      </w:r>
+    </w:p>
+    <w:bookmarkEnd w:id="201"/>
+    <w:bookmarkStart w:id="202" w:name="the-workflow-1"/>
+    <w:p>
+      <w:pPr>
+        <w:pStyle w:val="Heading2"/>
+      </w:pPr>
+      <w:r>
+        <w:t xml:space="preserve">17.4 The Workflow</w:t>
+      </w:r>
+    </w:p>
+    <w:p>
+      <w:pPr>
+        <w:pStyle w:val="FirstParagraph"/>
+      </w:pPr>
+      <w:r>
+        <w:t xml:space="preserve">Here’s what happens when you restore and publish:</w:t>
       </w:r>
     </w:p>
     <w:p>
@@ -13872,7 +14648,7 @@
         <w:pStyle w:val="Compact"/>
         <w:numPr>
           <w:ilvl w:val="0"/>
-          <w:numId w:val="1049"/>
+          <w:numId w:val="1057"/>
         </w:numPr>
       </w:pPr>
       <w:r>
@@ -13880,13 +14656,13 @@
           <w:b/>
           <w:bCs/>
         </w:rPr>
-        <w:t xml:space="preserve">Publish to develop:</w:t>
-      </w:r>
-      <w:r>
-        <w:t xml:space="preserve"> </w:t>
-      </w:r>
-      <w:r>
-        <w:t xml:space="preserve">Push changes with</w:t>
+        <w:t xml:space="preserve">Restore:</w:t>
+      </w:r>
+      <w:r>
+        <w:t xml:space="preserve"> </w:t>
+      </w:r>
+      <w:r>
+        <w:t xml:space="preserve">Fetch version 2.0.0 of</w:t>
       </w:r>
       <w:r>
         <w:t xml:space="preserve"> </w:t>
@@ -13895,13 +14671,13 @@
         <w:rPr>
           <w:rStyle w:val="VerbatimChar"/>
         </w:rPr>
-        <w:t xml:space="preserve">git docs-publish</w:t>
-      </w:r>
-      <w:r>
-        <w:t xml:space="preserve"> </w:t>
-      </w:r>
-      <w:r>
-        <w:t xml:space="preserve">- your document appears in the develop environment for preview</w:t>
+        <w:t xml:space="preserve">docs/CLMS_HRL-Forest_PUM_v2.qmd</w:t>
+      </w:r>
+      <w:r>
+        <w:t xml:space="preserve"> </w:t>
+      </w:r>
+      <w:r>
+        <w:t xml:space="preserve">to your project</w:t>
       </w:r>
     </w:p>
     <w:p>
@@ -13909,7 +14685,7 @@
         <w:pStyle w:val="Compact"/>
         <w:numPr>
           <w:ilvl w:val="0"/>
-          <w:numId w:val="1049"/>
+          <w:numId w:val="1057"/>
         </w:numPr>
       </w:pPr>
       <w:r>
@@ -13917,13 +14693,43 @@
           <w:b/>
           <w:bCs/>
         </w:rPr>
-        <w:t xml:space="preserve">Release process:</w:t>
-      </w:r>
-      <w:r>
-        <w:t xml:space="preserve"> </w:t>
-      </w:r>
-      <w:r>
-        <w:t xml:space="preserve">When the Technical Library is released (develop → test → main), AI analyzes your changes and assigns the next version number</w:t>
+        <w:t xml:space="preserve">Edit:</w:t>
+      </w:r>
+      <w:r>
+        <w:t xml:space="preserve"> </w:t>
+      </w:r>
+      <w:r>
+        <w:t xml:space="preserve">Make changes locally (file is still named</w:t>
+      </w:r>
+      <w:r>
+        <w:t xml:space="preserve"> </w:t>
+      </w:r>
+      <w:r>
+        <w:rPr>
+          <w:rStyle w:val="VerbatimChar"/>
+        </w:rPr>
+        <w:t xml:space="preserve">CLMS_HRL-Forest_PUM_v2.qmd</w:t>
+      </w:r>
+      <w:r>
+        <w:t xml:space="preserve"> </w:t>
+      </w:r>
+      <w:r>
+        <w:t xml:space="preserve">with</w:t>
+      </w:r>
+      <w:r>
+        <w:t xml:space="preserve"> </w:t>
+      </w:r>
+      <w:r>
+        <w:rPr>
+          <w:rStyle w:val="VerbatimChar"/>
+        </w:rPr>
+        <w:t xml:space="preserve">_v2</w:t>
+      </w:r>
+      <w:r>
+        <w:t xml:space="preserve"> </w:t>
+      </w:r>
+      <w:r>
+        <w:t xml:space="preserve">suffix)</w:t>
       </w:r>
     </w:p>
     <w:p>
@@ -13931,7 +14737,7 @@
         <w:pStyle w:val="Compact"/>
         <w:numPr>
           <w:ilvl w:val="0"/>
-          <w:numId w:val="1049"/>
+          <w:numId w:val="1057"/>
         </w:numPr>
       </w:pPr>
       <w:r>
@@ -13939,471 +14745,28 @@
           <w:b/>
           <w:bCs/>
         </w:rPr>
-        <w:t xml:space="preserve">Result:</w:t>
-      </w:r>
-      <w:r>
-        <w:t xml:space="preserve"> </w:t>
-      </w:r>
-      <w:r>
-        <w:t xml:space="preserve">Your edited document appears in the Technical Library with a new version (e.g., 2.3.0 for new features, 2.2.1 for fixes, or 3.0.0 for breaking changes)</w:t>
-      </w:r>
-    </w:p>
-    <w:p>
-      <w:pPr>
-        <w:pStyle w:val="FirstParagraph"/>
-      </w:pPr>
-      <w:r>
-        <w:t xml:space="preserve">Note that version numbers are assigned only during the final release, not when you push to develop. See the</w:t>
-      </w:r>
-      <w:r>
-        <w:t xml:space="preserve"> </w:t>
-      </w:r>
-      <w:r>
-        <w:t xml:space="preserve">“Releasing Official Documentation”</w:t>
-      </w:r>
-      <w:r>
-        <w:t xml:space="preserve"> </w:t>
-      </w:r>
-      <w:r>
-        <w:t xml:space="preserve">section for details on how versioning works.</w:t>
-      </w:r>
-    </w:p>
-    <w:bookmarkEnd w:id="194"/>
-    <w:bookmarkStart w:id="197" w:name="checking-available-versions"/>
-    <w:p>
-      <w:pPr>
-        <w:pStyle w:val="Heading2"/>
-      </w:pPr>
-      <w:r>
-        <w:t xml:space="preserve">16.5 Checking Available Versions</w:t>
-      </w:r>
-    </w:p>
-    <w:bookmarkStart w:id="195" w:name="list-all-published-files"/>
-    <w:p>
-      <w:pPr>
-        <w:pStyle w:val="Heading3"/>
-      </w:pPr>
-      <w:r>
-        <w:t xml:space="preserve">16.5.1 List All Published Files</w:t>
-      </w:r>
-    </w:p>
-    <w:p>
-      <w:pPr>
-        <w:pStyle w:val="FirstParagraph"/>
-      </w:pPr>
-      <w:r>
-        <w:t xml:space="preserve">To see every documentation file with published versions:</w:t>
-      </w:r>
-    </w:p>
-    <w:p>
-      <w:pPr>
-        <w:pStyle w:val="SourceCode"/>
-      </w:pPr>
-      <w:r>
-        <w:rPr>
-          <w:rStyle w:val="FunctionTok"/>
-        </w:rPr>
-        <w:t xml:space="preserve">git</w:t>
-      </w:r>
-      <w:r>
-        <w:rPr>
-          <w:rStyle w:val="NormalTok"/>
-        </w:rPr>
-        <w:t xml:space="preserve"> docs-restore </w:t>
-      </w:r>
-      <w:r>
-        <w:rPr>
-          <w:rStyle w:val="AttributeTok"/>
-        </w:rPr>
-        <w:t xml:space="preserve">--list-all</w:t>
-      </w:r>
-    </w:p>
-    <w:p>
-      <w:pPr>
-        <w:pStyle w:val="FirstParagraph"/>
-      </w:pPr>
-      <w:r>
-        <w:t xml:space="preserve">Output shows the latest version, release date, and current status:</w:t>
-      </w:r>
-    </w:p>
-    <w:p>
-      <w:pPr>
-        <w:pStyle w:val="SourceCode"/>
-      </w:pPr>
+        <w:t xml:space="preserve">Publish to develop:</w:t>
+      </w:r>
+      <w:r>
+        <w:t xml:space="preserve"> </w:t>
+      </w:r>
+      <w:r>
+        <w:t xml:space="preserve">Push changes with</w:t>
+      </w:r>
+      <w:r>
+        <w:t xml:space="preserve"> </w:t>
+      </w:r>
       <w:r>
         <w:rPr>
           <w:rStyle w:val="VerbatimChar"/>
         </w:rPr>
-        <w:t xml:space="preserve">Published files for MyProject:</w:t>
-      </w:r>
-      <w:r>
-        <w:br/>
-      </w:r>
-      <w:r>
-        <w:br/>
-      </w:r>
-      <w:r>
-        <w:rPr>
-          <w:rStyle w:val="VerbatimChar"/>
-        </w:rPr>
-        <w:t xml:space="preserve">docs/CLMS_HRL-Forest_PUM_v2.qmd</w:t>
-      </w:r>
-      <w:r>
-        <w:br/>
-      </w:r>
-      <w:r>
-        <w:rPr>
-          <w:rStyle w:val="VerbatimChar"/>
-        </w:rPr>
-        <w:t xml:space="preserve">  latest: 2.2.0 (released: 2025-12-01)</w:t>
-      </w:r>
-      <w:r>
-        <w:br/>
-      </w:r>
-      <w:r>
-        <w:rPr>
-          <w:rStyle w:val="VerbatimChar"/>
-        </w:rPr>
-        <w:t xml:space="preserve">  status: active</w:t>
-      </w:r>
-      <w:r>
-        <w:br/>
-      </w:r>
-      <w:r>
-        <w:br/>
-      </w:r>
-      <w:r>
-        <w:rPr>
-          <w:rStyle w:val="VerbatimChar"/>
-        </w:rPr>
-        <w:t xml:space="preserve">docs/CLMS_Water-Bodies_ATBD_v1.qmd</w:t>
-      </w:r>
-      <w:r>
-        <w:br/>
-      </w:r>
-      <w:r>
-        <w:rPr>
-          <w:rStyle w:val="VerbatimChar"/>
-        </w:rPr>
-        <w:t xml:space="preserve">  latest: 1.5.0 (released: 2024-06-15)</w:t>
-      </w:r>
-      <w:r>
-        <w:br/>
-      </w:r>
-      <w:r>
-        <w:rPr>
-          <w:rStyle w:val="VerbatimChar"/>
-        </w:rPr>
-        <w:t xml:space="preserve">  status: deleted (deleted: 2025-01-10)</w:t>
-      </w:r>
-    </w:p>
-    <w:p>
-      <w:pPr>
-        <w:pStyle w:val="FirstParagraph"/>
-      </w:pPr>
-      <w:r>
-        <w:t xml:space="preserve">Files marked</w:t>
-      </w:r>
-      <w:r>
-        <w:t xml:space="preserve"> </w:t>
-      </w:r>
-      <w:r>
-        <w:t xml:space="preserve">“deleted”</w:t>
-      </w:r>
-      <w:r>
-        <w:t xml:space="preserve"> </w:t>
-      </w:r>
-      <w:r>
-        <w:t xml:space="preserve">were removed from your project but still exist in the Technical Library - you can restore any of their versions.</w:t>
-      </w:r>
-    </w:p>
-    <w:bookmarkEnd w:id="195"/>
-    <w:bookmarkStart w:id="196" w:name="list-versions-for-a-specific-file"/>
-    <w:p>
-      <w:pPr>
-        <w:pStyle w:val="Heading3"/>
-      </w:pPr>
-      <w:r>
-        <w:t xml:space="preserve">16.5.2 List Versions for a Specific File</w:t>
-      </w:r>
-    </w:p>
-    <w:p>
-      <w:pPr>
-        <w:pStyle w:val="FirstParagraph"/>
-      </w:pPr>
-      <w:r>
-        <w:t xml:space="preserve">To see the complete version history of a file:</w:t>
-      </w:r>
-    </w:p>
-    <w:p>
-      <w:pPr>
-        <w:pStyle w:val="SourceCode"/>
-      </w:pPr>
-      <w:r>
-        <w:rPr>
-          <w:rStyle w:val="FunctionTok"/>
-        </w:rPr>
-        <w:t xml:space="preserve">git</w:t>
-      </w:r>
-      <w:r>
-        <w:rPr>
-          <w:rStyle w:val="NormalTok"/>
-        </w:rPr>
-        <w:t xml:space="preserve"> docs-restore </w:t>
-      </w:r>
-      <w:r>
-        <w:rPr>
-          <w:rStyle w:val="AttributeTok"/>
-        </w:rPr>
-        <w:t xml:space="preserve">--list</w:t>
-      </w:r>
-      <w:r>
-        <w:rPr>
-          <w:rStyle w:val="NormalTok"/>
-        </w:rPr>
-        <w:t xml:space="preserve"> docs/CLMS_HRL-Forest_PUM_v2.qmd</w:t>
-      </w:r>
-    </w:p>
-    <w:p>
-      <w:pPr>
-        <w:pStyle w:val="FirstParagraph"/>
-      </w:pPr>
-      <w:r>
-        <w:t xml:space="preserve">You’ll get a timeline of all published releases:</w:t>
-      </w:r>
-    </w:p>
-    <w:p>
-      <w:pPr>
-        <w:pStyle w:val="SourceCode"/>
-      </w:pPr>
-      <w:r>
-        <w:rPr>
-          <w:rStyle w:val="VerbatimChar"/>
-        </w:rPr>
-        <w:t xml:space="preserve">Available versions for docs/CLMS_HRL-Forest_PUM_v2.qmd:</w:t>
-      </w:r>
-      <w:r>
-        <w:br/>
-      </w:r>
-      <w:r>
-        <w:br/>
-      </w:r>
-      <w:r>
-        <w:rPr>
-          <w:rStyle w:val="VerbatimChar"/>
-        </w:rPr>
-        <w:t xml:space="preserve">2.2.0 (released: 2025-12-01) [latest]</w:t>
-      </w:r>
-      <w:r>
-        <w:br/>
-      </w:r>
-      <w:r>
-        <w:rPr>
-          <w:rStyle w:val="VerbatimChar"/>
-        </w:rPr>
-        <w:t xml:space="preserve">2.1.0 (released: 2025-09-15)</w:t>
-      </w:r>
-      <w:r>
-        <w:br/>
-      </w:r>
-      <w:r>
-        <w:rPr>
-          <w:rStyle w:val="VerbatimChar"/>
-        </w:rPr>
-        <w:t xml:space="preserve">2.0.0 (released: 2025-06-10)</w:t>
-      </w:r>
-    </w:p>
-    <w:bookmarkEnd w:id="196"/>
-    <w:bookmarkEnd w:id="197"/>
-    <w:bookmarkStart w:id="201" w:name="restoring-files"/>
-    <w:p>
-      <w:pPr>
-        <w:pStyle w:val="Heading2"/>
-      </w:pPr>
-      <w:r>
-        <w:t xml:space="preserve">16.6 Restoring Files</w:t>
-      </w:r>
-    </w:p>
-    <w:bookmarkStart w:id="198" w:name="restore-a-specific-version"/>
-    <w:p>
-      <w:pPr>
-        <w:pStyle w:val="Heading3"/>
-      </w:pPr>
-      <w:r>
-        <w:t xml:space="preserve">16.6.1 Restore a Specific Version</w:t>
-      </w:r>
-    </w:p>
-    <w:p>
-      <w:pPr>
-        <w:pStyle w:val="FirstParagraph"/>
-      </w:pPr>
-      <w:r>
-        <w:t xml:space="preserve">Choose any published version and fetch it to your project:</w:t>
-      </w:r>
-    </w:p>
-    <w:p>
-      <w:pPr>
-        <w:pStyle w:val="SourceCode"/>
-      </w:pPr>
-      <w:r>
-        <w:rPr>
-          <w:rStyle w:val="FunctionTok"/>
-        </w:rPr>
-        <w:t xml:space="preserve">git</w:t>
-      </w:r>
-      <w:r>
-        <w:rPr>
-          <w:rStyle w:val="NormalTok"/>
-        </w:rPr>
-        <w:t xml:space="preserve"> docs-restore docs/CLMS_HRL-Forest_PUM_v2.qmd 2.0.0</w:t>
-      </w:r>
-    </w:p>
-    <w:p>
-      <w:pPr>
-        <w:pStyle w:val="FirstParagraph"/>
-      </w:pPr>
-      <w:r>
-        <w:t xml:space="preserve">If you have uncommitted changes to that file, you’ll need to commit or stash them first. The command won’t overwrite your work without warning.</w:t>
-      </w:r>
-    </w:p>
-    <w:p>
-      <w:pPr>
-        <w:pStyle w:val="BodyText"/>
-      </w:pPr>
-      <w:r>
-        <w:t xml:space="preserve">The file is replaced with the requested version and ready for you to edit.</w:t>
-      </w:r>
-    </w:p>
-    <w:bookmarkEnd w:id="198"/>
-    <w:bookmarkStart w:id="199" w:name="restore-the-latest-published-version"/>
-    <w:p>
-      <w:pPr>
-        <w:pStyle w:val="Heading3"/>
-      </w:pPr>
-      <w:r>
-        <w:t xml:space="preserve">16.6.2 Restore the Latest Published Version</w:t>
-      </w:r>
-    </w:p>
-    <w:p>
-      <w:pPr>
-        <w:pStyle w:val="FirstParagraph"/>
-      </w:pPr>
-      <w:r>
-        <w:t xml:space="preserve">To get the most recent released version:</w:t>
-      </w:r>
-    </w:p>
-    <w:p>
-      <w:pPr>
-        <w:pStyle w:val="SourceCode"/>
-      </w:pPr>
-      <w:r>
-        <w:rPr>
-          <w:rStyle w:val="FunctionTok"/>
-        </w:rPr>
-        <w:t xml:space="preserve">git</w:t>
-      </w:r>
-      <w:r>
-        <w:rPr>
-          <w:rStyle w:val="NormalTok"/>
-        </w:rPr>
-        <w:t xml:space="preserve"> docs-restore </w:t>
-      </w:r>
-      <w:r>
-        <w:rPr>
-          <w:rStyle w:val="AttributeTok"/>
-        </w:rPr>
-        <w:t xml:space="preserve">--latest</w:t>
-      </w:r>
-      <w:r>
-        <w:rPr>
-          <w:rStyle w:val="NormalTok"/>
-        </w:rPr>
-        <w:t xml:space="preserve"> docs/CLMS_HRL-Forest_PUM_v2.qmd</w:t>
-      </w:r>
-    </w:p>
-    <w:p>
-      <w:pPr>
-        <w:pStyle w:val="FirstParagraph"/>
-      </w:pPr>
-      <w:r>
-        <w:t xml:space="preserve">This is useful after experimenting with changes you want to discard - just fetch the latest published version and start fresh.</w:t>
-      </w:r>
-    </w:p>
-    <w:bookmarkEnd w:id="199"/>
-    <w:bookmarkStart w:id="200" w:name="restore-a-deleted-file"/>
-    <w:p>
-      <w:pPr>
-        <w:pStyle w:val="Heading3"/>
-      </w:pPr>
-      <w:r>
-        <w:t xml:space="preserve">16.6.3 Restore a Deleted File</w:t>
-      </w:r>
-    </w:p>
-    <w:p>
-      <w:pPr>
-        <w:pStyle w:val="FirstParagraph"/>
-      </w:pPr>
-      <w:r>
-        <w:t xml:space="preserve">If a file shows</w:t>
-      </w:r>
-      <w:r>
-        <w:t xml:space="preserve"> </w:t>
-      </w:r>
-      <w:r>
-        <w:rPr>
-          <w:rStyle w:val="VerbatimChar"/>
-        </w:rPr>
-        <w:t xml:space="preserve">status: deleted</w:t>
-      </w:r>
-      <w:r>
-        <w:t xml:space="preserve"> </w:t>
-      </w:r>
-      <w:r>
-        <w:t xml:space="preserve">in the list, you can still restore it:</w:t>
-      </w:r>
-    </w:p>
-    <w:p>
-      <w:pPr>
-        <w:pStyle w:val="SourceCode"/>
-      </w:pPr>
-      <w:r>
-        <w:rPr>
-          <w:rStyle w:val="FunctionTok"/>
-        </w:rPr>
-        <w:t xml:space="preserve">git</w:t>
-      </w:r>
-      <w:r>
-        <w:rPr>
-          <w:rStyle w:val="NormalTok"/>
-        </w:rPr>
-        <w:t xml:space="preserve"> docs-restore docs/CLMS_Water-Bodies_ATBD_v1.qmd 1.5.0</w:t>
-      </w:r>
-    </w:p>
-    <w:p>
-      <w:pPr>
-        <w:pStyle w:val="FirstParagraph"/>
-      </w:pPr>
-      <w:r>
-        <w:t xml:space="preserve">This recreates the file in your project at the specified version. From there, you can update it and publish as usual.</w:t>
-      </w:r>
-    </w:p>
-    <w:bookmarkEnd w:id="200"/>
-    <w:bookmarkEnd w:id="201"/>
-    <w:bookmarkStart w:id="206" w:name="after-restoring"/>
-    <w:p>
-      <w:pPr>
-        <w:pStyle w:val="Heading2"/>
-      </w:pPr>
-      <w:r>
-        <w:t xml:space="preserve">16.7 After Restoring</w:t>
-      </w:r>
-    </w:p>
-    <w:p>
-      <w:pPr>
-        <w:pStyle w:val="FirstParagraph"/>
-      </w:pPr>
-      <w:r>
-        <w:t xml:space="preserve">Once you’ve restored a file to your local project:</w:t>
+        <w:t xml:space="preserve">git docs-publish</w:t>
+      </w:r>
+      <w:r>
+        <w:t xml:space="preserve"> </w:t>
+      </w:r>
+      <w:r>
+        <w:t xml:space="preserve">- your document appears in the develop environment for preview</w:t>
       </w:r>
     </w:p>
     <w:p>
@@ -14411,7 +14774,7 @@
         <w:pStyle w:val="Compact"/>
         <w:numPr>
           <w:ilvl w:val="0"/>
-          <w:numId w:val="1050"/>
+          <w:numId w:val="1057"/>
         </w:numPr>
       </w:pPr>
       <w:r>
@@ -14419,13 +14782,13 @@
           <w:b/>
           <w:bCs/>
         </w:rPr>
-        <w:t xml:space="preserve">Review the content</w:t>
-      </w:r>
-      <w:r>
-        <w:t xml:space="preserve"> </w:t>
-      </w:r>
-      <w:r>
-        <w:t xml:space="preserve">- Open it in RStudio or your editor to see what you’re working with</w:t>
+        <w:t xml:space="preserve">Release process:</w:t>
+      </w:r>
+      <w:r>
+        <w:t xml:space="preserve"> </w:t>
+      </w:r>
+      <w:r>
+        <w:t xml:space="preserve">When the Technical Library is released (develop → test → main), AI analyzes your changes and assigns the next minor or patch version</w:t>
       </w:r>
     </w:p>
     <w:p>
@@ -14433,7 +14796,7 @@
         <w:pStyle w:val="Compact"/>
         <w:numPr>
           <w:ilvl w:val="0"/>
-          <w:numId w:val="1050"/>
+          <w:numId w:val="1057"/>
         </w:numPr>
       </w:pPr>
       <w:r>
@@ -14441,13 +14804,480 @@
           <w:b/>
           <w:bCs/>
         </w:rPr>
-        <w:t xml:space="preserve">Make your edits</w:t>
-      </w:r>
-      <w:r>
-        <w:t xml:space="preserve"> </w:t>
-      </w:r>
-      <w:r>
-        <w:t xml:space="preserve">- Treat it like any other working file</w:t>
+        <w:t xml:space="preserve">Result:</w:t>
+      </w:r>
+      <w:r>
+        <w:t xml:space="preserve"> </w:t>
+      </w:r>
+      <w:r>
+        <w:t xml:space="preserve">Your edited document appears in the Technical Library with a new version (e.g., 2.3.0 for new features, 2.2.1 for fixes)</w:t>
+      </w:r>
+    </w:p>
+    <w:p>
+      <w:pPr>
+        <w:pStyle w:val="FirstParagraph"/>
+      </w:pPr>
+      <w:r>
+        <w:t xml:space="preserve">Note that version numbers are assigned only during the final release, not when you push to develop. The AI only controls minor and patch versions - if you need a major version change (v2 → v3), you must create a new file (see</w:t>
+      </w:r>
+      <w:r>
+        <w:t xml:space="preserve"> </w:t>
+      </w:r>
+      <w:r>
+        <w:t xml:space="preserve">“Creating Major Version Updates”</w:t>
+      </w:r>
+      <w:r>
+        <w:t xml:space="preserve">). See the</w:t>
+      </w:r>
+      <w:r>
+        <w:t xml:space="preserve"> </w:t>
+      </w:r>
+      <w:r>
+        <w:t xml:space="preserve">“Releasing Official Documentation”</w:t>
+      </w:r>
+      <w:r>
+        <w:t xml:space="preserve"> </w:t>
+      </w:r>
+      <w:r>
+        <w:t xml:space="preserve">section for details on how versioning works.</w:t>
+      </w:r>
+    </w:p>
+    <w:bookmarkEnd w:id="202"/>
+    <w:bookmarkStart w:id="205" w:name="checking-available-versions"/>
+    <w:p>
+      <w:pPr>
+        <w:pStyle w:val="Heading2"/>
+      </w:pPr>
+      <w:r>
+        <w:t xml:space="preserve">17.5 Checking Available Versions</w:t>
+      </w:r>
+    </w:p>
+    <w:bookmarkStart w:id="203" w:name="list-all-published-files"/>
+    <w:p>
+      <w:pPr>
+        <w:pStyle w:val="Heading3"/>
+      </w:pPr>
+      <w:r>
+        <w:t xml:space="preserve">17.5.1 List All Published Files</w:t>
+      </w:r>
+    </w:p>
+    <w:p>
+      <w:pPr>
+        <w:pStyle w:val="FirstParagraph"/>
+      </w:pPr>
+      <w:r>
+        <w:t xml:space="preserve">To see every documentation file with published versions:</w:t>
+      </w:r>
+    </w:p>
+    <w:p>
+      <w:pPr>
+        <w:pStyle w:val="SourceCode"/>
+      </w:pPr>
+      <w:r>
+        <w:rPr>
+          <w:rStyle w:val="FunctionTok"/>
+        </w:rPr>
+        <w:t xml:space="preserve">git</w:t>
+      </w:r>
+      <w:r>
+        <w:rPr>
+          <w:rStyle w:val="NormalTok"/>
+        </w:rPr>
+        <w:t xml:space="preserve"> docs-restore </w:t>
+      </w:r>
+      <w:r>
+        <w:rPr>
+          <w:rStyle w:val="AttributeTok"/>
+        </w:rPr>
+        <w:t xml:space="preserve">--list-all</w:t>
+      </w:r>
+    </w:p>
+    <w:p>
+      <w:pPr>
+        <w:pStyle w:val="FirstParagraph"/>
+      </w:pPr>
+      <w:r>
+        <w:t xml:space="preserve">Output shows the latest version, release date, and current status:</w:t>
+      </w:r>
+    </w:p>
+    <w:p>
+      <w:pPr>
+        <w:pStyle w:val="SourceCode"/>
+      </w:pPr>
+      <w:r>
+        <w:rPr>
+          <w:rStyle w:val="VerbatimChar"/>
+        </w:rPr>
+        <w:t xml:space="preserve">Published files for MyProject:</w:t>
+      </w:r>
+      <w:r>
+        <w:br/>
+      </w:r>
+      <w:r>
+        <w:br/>
+      </w:r>
+      <w:r>
+        <w:rPr>
+          <w:rStyle w:val="VerbatimChar"/>
+        </w:rPr>
+        <w:t xml:space="preserve">docs/CLMS_HRL-Forest_PUM_v2.qmd</w:t>
+      </w:r>
+      <w:r>
+        <w:br/>
+      </w:r>
+      <w:r>
+        <w:rPr>
+          <w:rStyle w:val="VerbatimChar"/>
+        </w:rPr>
+        <w:t xml:space="preserve">  latest: 2.2.0 (released: 2025-12-01)</w:t>
+      </w:r>
+      <w:r>
+        <w:br/>
+      </w:r>
+      <w:r>
+        <w:rPr>
+          <w:rStyle w:val="VerbatimChar"/>
+        </w:rPr>
+        <w:t xml:space="preserve">  status: active</w:t>
+      </w:r>
+      <w:r>
+        <w:br/>
+      </w:r>
+      <w:r>
+        <w:br/>
+      </w:r>
+      <w:r>
+        <w:rPr>
+          <w:rStyle w:val="VerbatimChar"/>
+        </w:rPr>
+        <w:t xml:space="preserve">docs/CLMS_Water-Bodies_ATBD_v1.qmd</w:t>
+      </w:r>
+      <w:r>
+        <w:br/>
+      </w:r>
+      <w:r>
+        <w:rPr>
+          <w:rStyle w:val="VerbatimChar"/>
+        </w:rPr>
+        <w:t xml:space="preserve">  latest: 1.5.0 (released: 2024-06-15)</w:t>
+      </w:r>
+      <w:r>
+        <w:br/>
+      </w:r>
+      <w:r>
+        <w:rPr>
+          <w:rStyle w:val="VerbatimChar"/>
+        </w:rPr>
+        <w:t xml:space="preserve">  status: deleted (deleted: 2025-01-10)</w:t>
+      </w:r>
+    </w:p>
+    <w:p>
+      <w:pPr>
+        <w:pStyle w:val="FirstParagraph"/>
+      </w:pPr>
+      <w:r>
+        <w:t xml:space="preserve">Files marked</w:t>
+      </w:r>
+      <w:r>
+        <w:t xml:space="preserve"> </w:t>
+      </w:r>
+      <w:r>
+        <w:t xml:space="preserve">“deleted”</w:t>
+      </w:r>
+      <w:r>
+        <w:t xml:space="preserve"> </w:t>
+      </w:r>
+      <w:r>
+        <w:t xml:space="preserve">were removed from your project but still exist in the Technical Library - you can restore any of their versions.</w:t>
+      </w:r>
+    </w:p>
+    <w:bookmarkEnd w:id="203"/>
+    <w:bookmarkStart w:id="204" w:name="list-versions-for-a-specific-file"/>
+    <w:p>
+      <w:pPr>
+        <w:pStyle w:val="Heading3"/>
+      </w:pPr>
+      <w:r>
+        <w:t xml:space="preserve">17.5.2 List Versions for a Specific File</w:t>
+      </w:r>
+    </w:p>
+    <w:p>
+      <w:pPr>
+        <w:pStyle w:val="FirstParagraph"/>
+      </w:pPr>
+      <w:r>
+        <w:t xml:space="preserve">To see the complete version history of a file:</w:t>
+      </w:r>
+    </w:p>
+    <w:p>
+      <w:pPr>
+        <w:pStyle w:val="SourceCode"/>
+      </w:pPr>
+      <w:r>
+        <w:rPr>
+          <w:rStyle w:val="FunctionTok"/>
+        </w:rPr>
+        <w:t xml:space="preserve">git</w:t>
+      </w:r>
+      <w:r>
+        <w:rPr>
+          <w:rStyle w:val="NormalTok"/>
+        </w:rPr>
+        <w:t xml:space="preserve"> docs-restore </w:t>
+      </w:r>
+      <w:r>
+        <w:rPr>
+          <w:rStyle w:val="AttributeTok"/>
+        </w:rPr>
+        <w:t xml:space="preserve">--list</w:t>
+      </w:r>
+      <w:r>
+        <w:rPr>
+          <w:rStyle w:val="NormalTok"/>
+        </w:rPr>
+        <w:t xml:space="preserve"> docs/CLMS_HRL-Forest_PUM_v2.qmd</w:t>
+      </w:r>
+    </w:p>
+    <w:p>
+      <w:pPr>
+        <w:pStyle w:val="FirstParagraph"/>
+      </w:pPr>
+      <w:r>
+        <w:t xml:space="preserve">You’ll get a timeline of all published releases:</w:t>
+      </w:r>
+    </w:p>
+    <w:p>
+      <w:pPr>
+        <w:pStyle w:val="SourceCode"/>
+      </w:pPr>
+      <w:r>
+        <w:rPr>
+          <w:rStyle w:val="VerbatimChar"/>
+        </w:rPr>
+        <w:t xml:space="preserve">Available versions for docs/CLMS_HRL-Forest_PUM_v2.qmd:</w:t>
+      </w:r>
+      <w:r>
+        <w:br/>
+      </w:r>
+      <w:r>
+        <w:br/>
+      </w:r>
+      <w:r>
+        <w:rPr>
+          <w:rStyle w:val="VerbatimChar"/>
+        </w:rPr>
+        <w:t xml:space="preserve">2.2.0 (released: 2025-12-01) [latest]</w:t>
+      </w:r>
+      <w:r>
+        <w:br/>
+      </w:r>
+      <w:r>
+        <w:rPr>
+          <w:rStyle w:val="VerbatimChar"/>
+        </w:rPr>
+        <w:t xml:space="preserve">2.1.0 (released: 2025-09-15)</w:t>
+      </w:r>
+      <w:r>
+        <w:br/>
+      </w:r>
+      <w:r>
+        <w:rPr>
+          <w:rStyle w:val="VerbatimChar"/>
+        </w:rPr>
+        <w:t xml:space="preserve">2.0.0 (released: 2025-06-10)</w:t>
+      </w:r>
+    </w:p>
+    <w:bookmarkEnd w:id="204"/>
+    <w:bookmarkEnd w:id="205"/>
+    <w:bookmarkStart w:id="209" w:name="restoring-files"/>
+    <w:p>
+      <w:pPr>
+        <w:pStyle w:val="Heading2"/>
+      </w:pPr>
+      <w:r>
+        <w:t xml:space="preserve">17.6 Restoring Files</w:t>
+      </w:r>
+    </w:p>
+    <w:bookmarkStart w:id="206" w:name="restore-a-specific-version"/>
+    <w:p>
+      <w:pPr>
+        <w:pStyle w:val="Heading3"/>
+      </w:pPr>
+      <w:r>
+        <w:t xml:space="preserve">17.6.1 Restore a Specific Version</w:t>
+      </w:r>
+    </w:p>
+    <w:p>
+      <w:pPr>
+        <w:pStyle w:val="FirstParagraph"/>
+      </w:pPr>
+      <w:r>
+        <w:t xml:space="preserve">Choose any published version and fetch it to your project:</w:t>
+      </w:r>
+    </w:p>
+    <w:p>
+      <w:pPr>
+        <w:pStyle w:val="SourceCode"/>
+      </w:pPr>
+      <w:r>
+        <w:rPr>
+          <w:rStyle w:val="FunctionTok"/>
+        </w:rPr>
+        <w:t xml:space="preserve">git</w:t>
+      </w:r>
+      <w:r>
+        <w:rPr>
+          <w:rStyle w:val="NormalTok"/>
+        </w:rPr>
+        <w:t xml:space="preserve"> docs-restore docs/CLMS_HRL-Forest_PUM_v2.qmd 2.0.0</w:t>
+      </w:r>
+    </w:p>
+    <w:p>
+      <w:pPr>
+        <w:pStyle w:val="FirstParagraph"/>
+      </w:pPr>
+      <w:r>
+        <w:t xml:space="preserve">If you have uncommitted changes to that file, you’ll need to commit or stash them first. The command won’t overwrite your work without warning.</w:t>
+      </w:r>
+    </w:p>
+    <w:p>
+      <w:pPr>
+        <w:pStyle w:val="BodyText"/>
+      </w:pPr>
+      <w:r>
+        <w:t xml:space="preserve">The file is replaced with the requested version and ready for you to edit.</w:t>
+      </w:r>
+    </w:p>
+    <w:bookmarkEnd w:id="206"/>
+    <w:bookmarkStart w:id="207" w:name="restore-the-latest-published-version"/>
+    <w:p>
+      <w:pPr>
+        <w:pStyle w:val="Heading3"/>
+      </w:pPr>
+      <w:r>
+        <w:t xml:space="preserve">17.6.2 Restore the Latest Published Version</w:t>
+      </w:r>
+    </w:p>
+    <w:p>
+      <w:pPr>
+        <w:pStyle w:val="FirstParagraph"/>
+      </w:pPr>
+      <w:r>
+        <w:t xml:space="preserve">To get the most recent released version:</w:t>
+      </w:r>
+    </w:p>
+    <w:p>
+      <w:pPr>
+        <w:pStyle w:val="SourceCode"/>
+      </w:pPr>
+      <w:r>
+        <w:rPr>
+          <w:rStyle w:val="FunctionTok"/>
+        </w:rPr>
+        <w:t xml:space="preserve">git</w:t>
+      </w:r>
+      <w:r>
+        <w:rPr>
+          <w:rStyle w:val="NormalTok"/>
+        </w:rPr>
+        <w:t xml:space="preserve"> docs-restore </w:t>
+      </w:r>
+      <w:r>
+        <w:rPr>
+          <w:rStyle w:val="AttributeTok"/>
+        </w:rPr>
+        <w:t xml:space="preserve">--latest</w:t>
+      </w:r>
+      <w:r>
+        <w:rPr>
+          <w:rStyle w:val="NormalTok"/>
+        </w:rPr>
+        <w:t xml:space="preserve"> docs/CLMS_HRL-Forest_PUM_v2.qmd</w:t>
+      </w:r>
+    </w:p>
+    <w:p>
+      <w:pPr>
+        <w:pStyle w:val="FirstParagraph"/>
+      </w:pPr>
+      <w:r>
+        <w:t xml:space="preserve">This is useful after experimenting with changes you want to discard - just fetch the latest published version and start fresh.</w:t>
+      </w:r>
+    </w:p>
+    <w:bookmarkEnd w:id="207"/>
+    <w:bookmarkStart w:id="208" w:name="restore-a-deleted-file"/>
+    <w:p>
+      <w:pPr>
+        <w:pStyle w:val="Heading3"/>
+      </w:pPr>
+      <w:r>
+        <w:t xml:space="preserve">17.6.3 Restore a Deleted File</w:t>
+      </w:r>
+    </w:p>
+    <w:p>
+      <w:pPr>
+        <w:pStyle w:val="FirstParagraph"/>
+      </w:pPr>
+      <w:r>
+        <w:t xml:space="preserve">If a file shows</w:t>
+      </w:r>
+      <w:r>
+        <w:t xml:space="preserve"> </w:t>
+      </w:r>
+      <w:r>
+        <w:rPr>
+          <w:rStyle w:val="VerbatimChar"/>
+        </w:rPr>
+        <w:t xml:space="preserve">status: deleted</w:t>
+      </w:r>
+      <w:r>
+        <w:t xml:space="preserve"> </w:t>
+      </w:r>
+      <w:r>
+        <w:t xml:space="preserve">in the list, you can still restore it:</w:t>
+      </w:r>
+    </w:p>
+    <w:p>
+      <w:pPr>
+        <w:pStyle w:val="SourceCode"/>
+      </w:pPr>
+      <w:r>
+        <w:rPr>
+          <w:rStyle w:val="FunctionTok"/>
+        </w:rPr>
+        <w:t xml:space="preserve">git</w:t>
+      </w:r>
+      <w:r>
+        <w:rPr>
+          <w:rStyle w:val="NormalTok"/>
+        </w:rPr>
+        <w:t xml:space="preserve"> docs-restore docs/CLMS_Water-Bodies_ATBD_v1.qmd 1.5.0</w:t>
+      </w:r>
+    </w:p>
+    <w:p>
+      <w:pPr>
+        <w:pStyle w:val="FirstParagraph"/>
+      </w:pPr>
+      <w:r>
+        <w:t xml:space="preserve">This recreates the file in your project at the specified version. From there, you can update it and publish as usual.</w:t>
+      </w:r>
+    </w:p>
+    <w:bookmarkEnd w:id="208"/>
+    <w:bookmarkEnd w:id="209"/>
+    <w:bookmarkStart w:id="214" w:name="after-restoring"/>
+    <w:p>
+      <w:pPr>
+        <w:pStyle w:val="Heading2"/>
+      </w:pPr>
+      <w:r>
+        <w:t xml:space="preserve">17.7 After Restoring</w:t>
+      </w:r>
+    </w:p>
+    <w:p>
+      <w:pPr>
+        <w:pStyle w:val="FirstParagraph"/>
+      </w:pPr>
+      <w:r>
+        <w:t xml:space="preserve">Once you’ve restored a file to your local project:</w:t>
       </w:r>
     </w:p>
     <w:p>
@@ -14455,7 +15285,7 @@
         <w:pStyle w:val="Compact"/>
         <w:numPr>
           <w:ilvl w:val="0"/>
-          <w:numId w:val="1050"/>
+          <w:numId w:val="1058"/>
         </w:numPr>
       </w:pPr>
       <w:r>
@@ -14463,13 +15293,13 @@
           <w:b/>
           <w:bCs/>
         </w:rPr>
-        <w:t xml:space="preserve">Test rendering</w:t>
-      </w:r>
-      <w:r>
-        <w:t xml:space="preserve"> </w:t>
-      </w:r>
-      <w:r>
-        <w:t xml:space="preserve">- Make sure it builds correctly</w:t>
+        <w:t xml:space="preserve">Review the content</w:t>
+      </w:r>
+      <w:r>
+        <w:t xml:space="preserve"> </w:t>
+      </w:r>
+      <w:r>
+        <w:t xml:space="preserve">- Open it in RStudio or your editor to see what you’re working with</w:t>
       </w:r>
     </w:p>
     <w:p>
@@ -14477,7 +15307,51 @@
         <w:pStyle w:val="Compact"/>
         <w:numPr>
           <w:ilvl w:val="0"/>
-          <w:numId w:val="1050"/>
+          <w:numId w:val="1058"/>
+        </w:numPr>
+      </w:pPr>
+      <w:r>
+        <w:rPr>
+          <w:b/>
+          <w:bCs/>
+        </w:rPr>
+        <w:t xml:space="preserve">Make your edits</w:t>
+      </w:r>
+      <w:r>
+        <w:t xml:space="preserve"> </w:t>
+      </w:r>
+      <w:r>
+        <w:t xml:space="preserve">- Treat it like any other working file</w:t>
+      </w:r>
+    </w:p>
+    <w:p>
+      <w:pPr>
+        <w:pStyle w:val="Compact"/>
+        <w:numPr>
+          <w:ilvl w:val="0"/>
+          <w:numId w:val="1058"/>
+        </w:numPr>
+      </w:pPr>
+      <w:r>
+        <w:rPr>
+          <w:b/>
+          <w:bCs/>
+        </w:rPr>
+        <w:t xml:space="preserve">Test rendering</w:t>
+      </w:r>
+      <w:r>
+        <w:t xml:space="preserve"> </w:t>
+      </w:r>
+      <w:r>
+        <w:t xml:space="preserve">- Make sure it builds correctly</w:t>
+      </w:r>
+    </w:p>
+    <w:p>
+      <w:pPr>
+        <w:pStyle w:val="Compact"/>
+        <w:numPr>
+          <w:ilvl w:val="0"/>
+          <w:numId w:val="1058"/>
         </w:numPr>
       </w:pPr>
       <w:r>
@@ -14565,12 +15439,12 @@
                 <wp:inline>
                   <wp:extent cx="152400" cy="152400"/>
                   <wp:effectExtent b="0" l="0" r="0" t="0"/>
-                  <wp:docPr descr="" title="" id="202" name="Picture"/>
+                  <wp:docPr descr="" title="" id="210" name="Picture"/>
                   <a:graphic>
                     <a:graphicData uri="http://schemas.openxmlformats.org/drawingml/2006/picture">
                       <pic:pic>
                         <pic:nvPicPr>
-                          <pic:cNvPr descr="/opt/quarto/share/formats/docx/important.png" id="203" name="Picture"/>
+                          <pic:cNvPr descr="/opt/quarto/share/formats/docx/important.png" id="211" name="Picture"/>
                           <pic:cNvPicPr>
                             <a:picLocks noChangeArrowheads="1" noChangeAspect="1"/>
                           </pic:cNvPicPr>
@@ -14689,12 +15563,12 @@
                 <wp:inline>
                   <wp:extent cx="152400" cy="152400"/>
                   <wp:effectExtent b="0" l="0" r="0" t="0"/>
-                  <wp:docPr descr="" title="" id="204" name="Picture"/>
+                  <wp:docPr descr="" title="" id="212" name="Picture"/>
                   <a:graphic>
                     <a:graphicData uri="http://schemas.openxmlformats.org/drawingml/2006/picture">
                       <pic:pic>
                         <pic:nvPicPr>
-                          <pic:cNvPr descr="/opt/quarto/share/formats/docx/tip.png" id="205" name="Picture"/>
+                          <pic:cNvPr descr="/opt/quarto/share/formats/docx/tip.png" id="213" name="Picture"/>
                           <pic:cNvPicPr>
                             <a:picLocks noChangeArrowheads="1" noChangeAspect="1"/>
                           </pic:cNvPicPr>
@@ -14778,15 +15652,15 @@
         </w:tc>
       </w:tr>
     </w:tbl>
-    <w:bookmarkEnd w:id="206"/>
-    <w:bookmarkEnd w:id="207"/>
-    <w:bookmarkStart w:id="208" w:name="change-log"/>
+    <w:bookmarkEnd w:id="214"/>
+    <w:bookmarkEnd w:id="215"/>
+    <w:bookmarkStart w:id="216" w:name="change-log"/>
     <w:p>
       <w:pPr>
         <w:pStyle w:val="Heading1"/>
       </w:pPr>
       <w:r>
-        <w:t xml:space="preserve">17. Change Log</w:t>
+        <w:t xml:space="preserve">18. Change Log</w:t>
       </w:r>
     </w:p>
     <w:tbl>
@@ -14874,7 +15748,7 @@
         </w:tc>
       </w:tr>
     </w:tbl>
-    <w:bookmarkEnd w:id="208"/>
+    <w:bookmarkEnd w:id="216"/>
     <w:sectPr>
       <w:headerReference r:id="rId9" w:type="default"/>
       <w:footerReference r:id="rId12" w:type="even"/>
@@ -16412,15 +17286,6 @@
     <w:abstractNumId w:val="991"/>
   </w:num>
   <w:num w:numId="1022">
-    <w:abstractNumId w:val="991"/>
-  </w:num>
-  <w:num w:numId="1023">
-    <w:abstractNumId w:val="991"/>
-  </w:num>
-  <w:num w:numId="1024">
-    <w:abstractNumId w:val="991"/>
-  </w:num>
-  <w:num w:numId="1025">
     <w:abstractNumId w:val="99411"/>
     <w:lvlOverride w:ilvl="0">
       <w:startOverride w:val="1"/>
@@ -16450,6 +17315,15 @@
       <w:startOverride w:val="1"/>
     </w:lvlOverride>
   </w:num>
+  <w:num w:numId="1023">
+    <w:abstractNumId w:val="991"/>
+  </w:num>
+  <w:num w:numId="1024">
+    <w:abstractNumId w:val="991"/>
+  </w:num>
+  <w:num w:numId="1025">
+    <w:abstractNumId w:val="991"/>
+  </w:num>
   <w:num w:numId="1026">
     <w:abstractNumId w:val="991"/>
   </w:num>
@@ -16466,6 +17340,9 @@
     <w:abstractNumId w:val="991"/>
   </w:num>
   <w:num w:numId="1031">
+    <w:abstractNumId w:val="991"/>
+  </w:num>
+  <w:num w:numId="1032">
     <w:abstractNumId w:val="99411"/>
     <w:lvlOverride w:ilvl="0">
       <w:startOverride w:val="1"/>
@@ -16495,9 +17372,6 @@
       <w:startOverride w:val="1"/>
     </w:lvlOverride>
   </w:num>
-  <w:num w:numId="1032">
-    <w:abstractNumId w:val="991"/>
-  </w:num>
   <w:num w:numId="1033">
     <w:abstractNumId w:val="991"/>
   </w:num>
@@ -16505,6 +17379,15 @@
     <w:abstractNumId w:val="991"/>
   </w:num>
   <w:num w:numId="1035">
+    <w:abstractNumId w:val="991"/>
+  </w:num>
+  <w:num w:numId="1036">
+    <w:abstractNumId w:val="991"/>
+  </w:num>
+  <w:num w:numId="1037">
+    <w:abstractNumId w:val="991"/>
+  </w:num>
+  <w:num w:numId="1038">
     <w:abstractNumId w:val="99411"/>
     <w:lvlOverride w:ilvl="0">
       <w:startOverride w:val="1"/>
@@ -16534,7 +17417,16 @@
       <w:startOverride w:val="1"/>
     </w:lvlOverride>
   </w:num>
-  <w:num w:numId="1036">
+  <w:num w:numId="1039">
+    <w:abstractNumId w:val="991"/>
+  </w:num>
+  <w:num w:numId="1040">
+    <w:abstractNumId w:val="991"/>
+  </w:num>
+  <w:num w:numId="1041">
+    <w:abstractNumId w:val="991"/>
+  </w:num>
+  <w:num w:numId="1042">
     <w:abstractNumId w:val="99411"/>
     <w:lvlOverride w:ilvl="0">
       <w:startOverride w:val="1"/>
@@ -16563,51 +17455,6 @@
     <w:lvlOverride w:ilvl="8">
       <w:startOverride w:val="1"/>
     </w:lvlOverride>
-  </w:num>
-  <w:num w:numId="1037">
-    <w:abstractNumId w:val="991"/>
-  </w:num>
-  <w:num w:numId="1038">
-    <w:abstractNumId w:val="991"/>
-  </w:num>
-  <w:num w:numId="1039">
-    <w:abstractNumId w:val="991"/>
-  </w:num>
-  <w:num w:numId="1040">
-    <w:abstractNumId w:val="99411"/>
-    <w:lvlOverride w:ilvl="0">
-      <w:startOverride w:val="1"/>
-    </w:lvlOverride>
-    <w:lvlOverride w:ilvl="1">
-      <w:startOverride w:val="1"/>
-    </w:lvlOverride>
-    <w:lvlOverride w:ilvl="2">
-      <w:startOverride w:val="1"/>
-    </w:lvlOverride>
-    <w:lvlOverride w:ilvl="3">
-      <w:startOverride w:val="1"/>
-    </w:lvlOverride>
-    <w:lvlOverride w:ilvl="4">
-      <w:startOverride w:val="1"/>
-    </w:lvlOverride>
-    <w:lvlOverride w:ilvl="5">
-      <w:startOverride w:val="1"/>
-    </w:lvlOverride>
-    <w:lvlOverride w:ilvl="6">
-      <w:startOverride w:val="1"/>
-    </w:lvlOverride>
-    <w:lvlOverride w:ilvl="7">
-      <w:startOverride w:val="1"/>
-    </w:lvlOverride>
-    <w:lvlOverride w:ilvl="8">
-      <w:startOverride w:val="1"/>
-    </w:lvlOverride>
-  </w:num>
-  <w:num w:numId="1041">
-    <w:abstractNumId w:val="991"/>
-  </w:num>
-  <w:num w:numId="1042">
-    <w:abstractNumId w:val="991"/>
   </w:num>
   <w:num w:numId="1043">
     <w:abstractNumId w:val="99411"/>
@@ -16640,6 +17487,15 @@
     </w:lvlOverride>
   </w:num>
   <w:num w:numId="1044">
+    <w:abstractNumId w:val="991"/>
+  </w:num>
+  <w:num w:numId="1045">
+    <w:abstractNumId w:val="991"/>
+  </w:num>
+  <w:num w:numId="1046">
+    <w:abstractNumId w:val="991"/>
+  </w:num>
+  <w:num w:numId="1047">
     <w:abstractNumId w:val="99411"/>
     <w:lvlOverride w:ilvl="0">
       <w:startOverride w:val="1"/>
@@ -16669,10 +17525,13 @@
       <w:startOverride w:val="1"/>
     </w:lvlOverride>
   </w:num>
-  <w:num w:numId="1045">
+  <w:num w:numId="1048">
     <w:abstractNumId w:val="991"/>
   </w:num>
-  <w:num w:numId="1046">
+  <w:num w:numId="1049">
+    <w:abstractNumId w:val="991"/>
+  </w:num>
+  <w:num w:numId="1050">
     <w:abstractNumId w:val="99411"/>
     <w:lvlOverride w:ilvl="0">
       <w:startOverride w:val="1"/>
@@ -16702,13 +17561,7 @@
       <w:startOverride w:val="1"/>
     </w:lvlOverride>
   </w:num>
-  <w:num w:numId="1047">
-    <w:abstractNumId w:val="991"/>
-  </w:num>
-  <w:num w:numId="1048">
-    <w:abstractNumId w:val="991"/>
-  </w:num>
-  <w:num w:numId="1049">
+  <w:num w:numId="1051">
     <w:abstractNumId w:val="99411"/>
     <w:lvlOverride w:ilvl="0">
       <w:startOverride w:val="1"/>
@@ -16738,7 +17591,79 @@
       <w:startOverride w:val="1"/>
     </w:lvlOverride>
   </w:num>
-  <w:num w:numId="1050">
+  <w:num w:numId="1052">
+    <w:abstractNumId w:val="991"/>
+  </w:num>
+  <w:num w:numId="1053">
+    <w:abstractNumId w:val="99411"/>
+    <w:lvlOverride w:ilvl="0">
+      <w:startOverride w:val="1"/>
+    </w:lvlOverride>
+    <w:lvlOverride w:ilvl="1">
+      <w:startOverride w:val="1"/>
+    </w:lvlOverride>
+    <w:lvlOverride w:ilvl="2">
+      <w:startOverride w:val="1"/>
+    </w:lvlOverride>
+    <w:lvlOverride w:ilvl="3">
+      <w:startOverride w:val="1"/>
+    </w:lvlOverride>
+    <w:lvlOverride w:ilvl="4">
+      <w:startOverride w:val="1"/>
+    </w:lvlOverride>
+    <w:lvlOverride w:ilvl="5">
+      <w:startOverride w:val="1"/>
+    </w:lvlOverride>
+    <w:lvlOverride w:ilvl="6">
+      <w:startOverride w:val="1"/>
+    </w:lvlOverride>
+    <w:lvlOverride w:ilvl="7">
+      <w:startOverride w:val="1"/>
+    </w:lvlOverride>
+    <w:lvlOverride w:ilvl="8">
+      <w:startOverride w:val="1"/>
+    </w:lvlOverride>
+  </w:num>
+  <w:num w:numId="1054">
+    <w:abstractNumId w:val="991"/>
+  </w:num>
+  <w:num w:numId="1055">
+    <w:abstractNumId w:val="991"/>
+  </w:num>
+  <w:num w:numId="1056">
+    <w:abstractNumId w:val="991"/>
+  </w:num>
+  <w:num w:numId="1057">
+    <w:abstractNumId w:val="99411"/>
+    <w:lvlOverride w:ilvl="0">
+      <w:startOverride w:val="1"/>
+    </w:lvlOverride>
+    <w:lvlOverride w:ilvl="1">
+      <w:startOverride w:val="1"/>
+    </w:lvlOverride>
+    <w:lvlOverride w:ilvl="2">
+      <w:startOverride w:val="1"/>
+    </w:lvlOverride>
+    <w:lvlOverride w:ilvl="3">
+      <w:startOverride w:val="1"/>
+    </w:lvlOverride>
+    <w:lvlOverride w:ilvl="4">
+      <w:startOverride w:val="1"/>
+    </w:lvlOverride>
+    <w:lvlOverride w:ilvl="5">
+      <w:startOverride w:val="1"/>
+    </w:lvlOverride>
+    <w:lvlOverride w:ilvl="6">
+      <w:startOverride w:val="1"/>
+    </w:lvlOverride>
+    <w:lvlOverride w:ilvl="7">
+      <w:startOverride w:val="1"/>
+    </w:lvlOverride>
+    <w:lvlOverride w:ilvl="8">
+      <w:startOverride w:val="1"/>
+    </w:lvlOverride>
+  </w:num>
+  <w:num w:numId="1058">
     <w:abstractNumId w:val="99411"/>
     <w:lvlOverride w:ilvl="0">
       <w:startOverride w:val="1"/>
